--- a/LAB3/Lap3_1150080156_NguyenHoTruongTam_11CNPM2.docx
+++ b/LAB3/Lap3_1150080156_NguyenHoTruongTam_11CNPM2.docx
@@ -66,6 +66,59 @@
         </w:rPr>
         <w:t>THREATS AND SECURITY MONITORING</w:t>
       </w:r>
+    </w:p>
+    <w:p>
+      <w:pPr>
+        <w:rPr>
+          <w:rFonts w:ascii="Times New Roman" w:hAnsi="Times New Roman" w:cs="Times New Roman"/>
+          <w:b/>
+          <w:bCs/>
+          <w:color w:val="EE0000"/>
+          <w:lang w:val="vi-VN"/>
+        </w:rPr>
+      </w:pPr>
+      <w:r>
+        <w:rPr>
+          <w:rFonts w:ascii="Times New Roman" w:hAnsi="Times New Roman" w:cs="Times New Roman"/>
+          <w:b/>
+          <w:bCs/>
+          <w:color w:val="EE0000"/>
+          <w:lang w:val="vi-VN"/>
+        </w:rPr>
+        <w:t>Link:</w:t>
+      </w:r>
+      <w:r>
+        <w:t xml:space="preserve"> </w:t>
+      </w:r>
+      <w:hyperlink r:id="rId6" w:history="1">
+        <w:r>
+          <w:rPr>
+            <w:rStyle w:val="Hyperlink"/>
+            <w:rFonts w:ascii="Times New Roman" w:hAnsi="Times New Roman" w:cs="Times New Roman"/>
+            <w:color w:val="9ABFCA" w:themeColor="hyperlink" w:themeTint="80"/>
+            <w:lang w:val="vi-VN"/>
+          </w:rPr>
+          <w:t>https://www.youtube.com/watch?si=3b0qqAq2hH3k6</w:t>
+        </w:r>
+        <w:r>
+          <w:rPr>
+            <w:rStyle w:val="Hyperlink"/>
+            <w:rFonts w:ascii="Times New Roman" w:hAnsi="Times New Roman" w:cs="Times New Roman"/>
+            <w:color w:val="9ABFCA" w:themeColor="hyperlink" w:themeTint="80"/>
+            <w:lang w:val="vi-VN"/>
+          </w:rPr>
+          <w:t>D</w:t>
+        </w:r>
+        <w:r>
+          <w:rPr>
+            <w:rStyle w:val="Hyperlink"/>
+            <w:rFonts w:ascii="Times New Roman" w:hAnsi="Times New Roman" w:cs="Times New Roman"/>
+            <w:color w:val="9ABFCA" w:themeColor="hyperlink" w:themeTint="80"/>
+            <w:lang w:val="vi-VN"/>
+          </w:rPr>
+          <w:t>I8&amp;v=AQ3xHYH9CA4&amp;feature=youtu.be</w:t>
+        </w:r>
+      </w:hyperlink>
     </w:p>
     <w:p>
       <w:pPr>
@@ -212,9 +265,9 @@
         <w:tblLook w:val="04A0" w:firstRow="1" w:lastRow="0" w:firstColumn="1" w:lastColumn="0" w:noHBand="0" w:noVBand="1"/>
       </w:tblPr>
       <w:tblGrid>
-        <w:gridCol w:w="3123"/>
-        <w:gridCol w:w="3118"/>
-        <w:gridCol w:w="3109"/>
+        <w:gridCol w:w="3132"/>
+        <w:gridCol w:w="3108"/>
+        <w:gridCol w:w="3110"/>
       </w:tblGrid>
       <w:tr>
         <w:trPr>
@@ -642,7 +695,7 @@
               <w:rPr>
                 <w:rFonts w:ascii="Times New Roman" w:hAnsi="Times New Roman" w:cs="Times New Roman"/>
               </w:rPr>
-              <w:t>[XÁC NHẬN TRƯỚC KHI LÀM]</w:t>
+              <w:t>Đã xác nhận</w:t>
             </w:r>
           </w:p>
         </w:tc>
@@ -746,7 +799,7 @@
               <w:rPr>
                 <w:rFonts w:ascii="Times New Roman" w:hAnsi="Times New Roman" w:cs="Times New Roman"/>
               </w:rPr>
-              <w:t>[ĐIỀN TRẠNG THÁI]</w:t>
+              <w:t>Đang hoạt động</w:t>
             </w:r>
           </w:p>
         </w:tc>
@@ -817,7 +870,7 @@
               <w:rPr>
                 <w:rFonts w:ascii="Times New Roman" w:hAnsi="Times New Roman" w:cs="Times New Roman"/>
               </w:rPr>
-              <w:t>[ĐIỀN VERSION]</w:t>
+              <w:t>3.14.7</w:t>
             </w:r>
           </w:p>
         </w:tc>
@@ -921,40 +974,40 @@
               <w:rPr>
                 <w:rFonts w:ascii="Times New Roman" w:hAnsi="Times New Roman" w:cs="Times New Roman"/>
               </w:rPr>
-              <w:t>[ĐIỀN VERSION]</w:t>
-            </w:r>
-          </w:p>
-        </w:tc>
-        <w:tc>
-          <w:tcPr>
-            <w:tcW w:w="3312" w:type="dxa"/>
-            <w:tcBorders>
-              <w:top w:val="single" w:sz="4" w:space="0" w:color="auto"/>
-              <w:left w:val="single" w:sz="4" w:space="0" w:color="auto"/>
-              <w:bottom w:val="single" w:sz="4" w:space="0" w:color="auto"/>
-              <w:right w:val="single" w:sz="4" w:space="0" w:color="auto"/>
-            </w:tcBorders>
-            <w:tcMar>
-              <w:top w:w="100" w:type="dxa"/>
-              <w:left w:w="120" w:type="dxa"/>
-              <w:bottom w:w="100" w:type="dxa"/>
-              <w:right w:w="120" w:type="dxa"/>
-            </w:tcMar>
-            <w:vAlign w:val="center"/>
-            <w:hideMark/>
-          </w:tcPr>
-          <w:p>
-            <w:pPr>
-              <w:spacing w:after="160" w:line="278" w:lineRule="auto"/>
-              <w:rPr>
-                <w:rFonts w:ascii="Times New Roman" w:hAnsi="Times New Roman" w:cs="Times New Roman"/>
-              </w:rPr>
-            </w:pPr>
-            <w:r>
-              <w:rPr>
-                <w:rFonts w:ascii="Times New Roman" w:hAnsi="Times New Roman" w:cs="Times New Roman"/>
-              </w:rPr>
-              <w:t>[ĐIỀN NẾU ĐÃ CÀI]</w:t>
+              <w:t>4.6.9</w:t>
+            </w:r>
+          </w:p>
+        </w:tc>
+        <w:tc>
+          <w:tcPr>
+            <w:tcW w:w="3312" w:type="dxa"/>
+            <w:tcBorders>
+              <w:top w:val="single" w:sz="4" w:space="0" w:color="auto"/>
+              <w:left w:val="single" w:sz="4" w:space="0" w:color="auto"/>
+              <w:bottom w:val="single" w:sz="4" w:space="0" w:color="auto"/>
+              <w:right w:val="single" w:sz="4" w:space="0" w:color="auto"/>
+            </w:tcBorders>
+            <w:tcMar>
+              <w:top w:w="100" w:type="dxa"/>
+              <w:left w:w="120" w:type="dxa"/>
+              <w:bottom w:w="100" w:type="dxa"/>
+              <w:right w:w="120" w:type="dxa"/>
+            </w:tcMar>
+            <w:vAlign w:val="center"/>
+            <w:hideMark/>
+          </w:tcPr>
+          <w:p>
+            <w:pPr>
+              <w:spacing w:after="160" w:line="278" w:lineRule="auto"/>
+              <w:rPr>
+                <w:rFonts w:ascii="Times New Roman" w:hAnsi="Times New Roman" w:cs="Times New Roman"/>
+              </w:rPr>
+            </w:pPr>
+            <w:r>
+              <w:rPr>
+                <w:rFonts w:ascii="Times New Roman" w:hAnsi="Times New Roman" w:cs="Times New Roman"/>
+              </w:rPr>
+              <w:t>Đã cài đặt</w:t>
             </w:r>
           </w:p>
         </w:tc>
@@ -992,6 +1045,7 @@
               <w:rPr>
                 <w:rFonts w:ascii="Times New Roman" w:hAnsi="Times New Roman" w:cs="Times New Roman"/>
               </w:rPr>
+              <w:lastRenderedPageBreak/>
               <w:t>Sysmon</w:t>
             </w:r>
           </w:p>
@@ -1025,40 +1079,40 @@
               <w:rPr>
                 <w:rFonts w:ascii="Times New Roman" w:hAnsi="Times New Roman" w:cs="Times New Roman"/>
               </w:rPr>
-              <w:t>[ĐIỀN VERSION]</w:t>
-            </w:r>
-          </w:p>
-        </w:tc>
-        <w:tc>
-          <w:tcPr>
-            <w:tcW w:w="3312" w:type="dxa"/>
-            <w:tcBorders>
-              <w:top w:val="single" w:sz="4" w:space="0" w:color="auto"/>
-              <w:left w:val="single" w:sz="4" w:space="0" w:color="auto"/>
-              <w:bottom w:val="single" w:sz="4" w:space="0" w:color="auto"/>
-              <w:right w:val="single" w:sz="4" w:space="0" w:color="auto"/>
-            </w:tcBorders>
-            <w:tcMar>
-              <w:top w:w="100" w:type="dxa"/>
-              <w:left w:w="120" w:type="dxa"/>
-              <w:bottom w:w="100" w:type="dxa"/>
-              <w:right w:w="120" w:type="dxa"/>
-            </w:tcMar>
-            <w:vAlign w:val="center"/>
-            <w:hideMark/>
-          </w:tcPr>
-          <w:p>
-            <w:pPr>
-              <w:spacing w:after="160" w:line="278" w:lineRule="auto"/>
-              <w:rPr>
-                <w:rFonts w:ascii="Times New Roman" w:hAnsi="Times New Roman" w:cs="Times New Roman"/>
-              </w:rPr>
-            </w:pPr>
-            <w:r>
-              <w:rPr>
-                <w:rFonts w:ascii="Times New Roman" w:hAnsi="Times New Roman" w:cs="Times New Roman"/>
-              </w:rPr>
-              <w:t>[ĐIỀN NẾU ĐÃ CÀI]</w:t>
+              <w:t>15.22</w:t>
+            </w:r>
+          </w:p>
+        </w:tc>
+        <w:tc>
+          <w:tcPr>
+            <w:tcW w:w="3312" w:type="dxa"/>
+            <w:tcBorders>
+              <w:top w:val="single" w:sz="4" w:space="0" w:color="auto"/>
+              <w:left w:val="single" w:sz="4" w:space="0" w:color="auto"/>
+              <w:bottom w:val="single" w:sz="4" w:space="0" w:color="auto"/>
+              <w:right w:val="single" w:sz="4" w:space="0" w:color="auto"/>
+            </w:tcBorders>
+            <w:tcMar>
+              <w:top w:w="100" w:type="dxa"/>
+              <w:left w:w="120" w:type="dxa"/>
+              <w:bottom w:w="100" w:type="dxa"/>
+              <w:right w:w="120" w:type="dxa"/>
+            </w:tcMar>
+            <w:vAlign w:val="center"/>
+            <w:hideMark/>
+          </w:tcPr>
+          <w:p>
+            <w:pPr>
+              <w:spacing w:after="160" w:line="278" w:lineRule="auto"/>
+              <w:rPr>
+                <w:rFonts w:ascii="Times New Roman" w:hAnsi="Times New Roman" w:cs="Times New Roman"/>
+              </w:rPr>
+            </w:pPr>
+            <w:r>
+              <w:rPr>
+                <w:rFonts w:ascii="Times New Roman" w:hAnsi="Times New Roman" w:cs="Times New Roman"/>
+              </w:rPr>
+              <w:t>Đã cài đặt</w:t>
             </w:r>
           </w:p>
         </w:tc>
@@ -1096,7 +1150,6 @@
               <w:rPr>
                 <w:rFonts w:ascii="Times New Roman" w:hAnsi="Times New Roman" w:cs="Times New Roman"/>
               </w:rPr>
-              <w:lastRenderedPageBreak/>
               <w:t>Sysinternals</w:t>
             </w:r>
           </w:p>
@@ -1130,40 +1183,40 @@
               <w:rPr>
                 <w:rFonts w:ascii="Times New Roman" w:hAnsi="Times New Roman" w:cs="Times New Roman"/>
               </w:rPr>
-              <w:t>[ĐIỀN VERSION]</w:t>
-            </w:r>
-          </w:p>
-        </w:tc>
-        <w:tc>
-          <w:tcPr>
-            <w:tcW w:w="3312" w:type="dxa"/>
-            <w:tcBorders>
-              <w:top w:val="single" w:sz="4" w:space="0" w:color="auto"/>
-              <w:left w:val="single" w:sz="4" w:space="0" w:color="auto"/>
-              <w:bottom w:val="single" w:sz="4" w:space="0" w:color="auto"/>
-              <w:right w:val="single" w:sz="4" w:space="0" w:color="auto"/>
-            </w:tcBorders>
-            <w:tcMar>
-              <w:top w:w="100" w:type="dxa"/>
-              <w:left w:w="120" w:type="dxa"/>
-              <w:bottom w:w="100" w:type="dxa"/>
-              <w:right w:w="120" w:type="dxa"/>
-            </w:tcMar>
-            <w:vAlign w:val="center"/>
-            <w:hideMark/>
-          </w:tcPr>
-          <w:p>
-            <w:pPr>
-              <w:spacing w:after="160" w:line="278" w:lineRule="auto"/>
-              <w:rPr>
-                <w:rFonts w:ascii="Times New Roman" w:hAnsi="Times New Roman" w:cs="Times New Roman"/>
-              </w:rPr>
-            </w:pPr>
-            <w:r>
-              <w:rPr>
-                <w:rFonts w:ascii="Times New Roman" w:hAnsi="Times New Roman" w:cs="Times New Roman"/>
-              </w:rPr>
-              <w:t>Không đưa executable lên GitHub</w:t>
+              <w:t>Autoruns 14.3</w:t>
+            </w:r>
+          </w:p>
+        </w:tc>
+        <w:tc>
+          <w:tcPr>
+            <w:tcW w:w="3312" w:type="dxa"/>
+            <w:tcBorders>
+              <w:top w:val="single" w:sz="4" w:space="0" w:color="auto"/>
+              <w:left w:val="single" w:sz="4" w:space="0" w:color="auto"/>
+              <w:bottom w:val="single" w:sz="4" w:space="0" w:color="auto"/>
+              <w:right w:val="single" w:sz="4" w:space="0" w:color="auto"/>
+            </w:tcBorders>
+            <w:tcMar>
+              <w:top w:w="100" w:type="dxa"/>
+              <w:left w:w="120" w:type="dxa"/>
+              <w:bottom w:w="100" w:type="dxa"/>
+              <w:right w:w="120" w:type="dxa"/>
+            </w:tcMar>
+            <w:vAlign w:val="center"/>
+            <w:hideMark/>
+          </w:tcPr>
+          <w:p>
+            <w:pPr>
+              <w:spacing w:after="160" w:line="278" w:lineRule="auto"/>
+              <w:rPr>
+                <w:rFonts w:ascii="Times New Roman" w:hAnsi="Times New Roman" w:cs="Times New Roman"/>
+              </w:rPr>
+            </w:pPr>
+            <w:r>
+              <w:rPr>
+                <w:rFonts w:ascii="Times New Roman" w:hAnsi="Times New Roman" w:cs="Times New Roman"/>
+              </w:rPr>
+              <w:t>Process Explorer 17.14</w:t>
             </w:r>
           </w:p>
         </w:tc>
@@ -1183,17 +1236,62 @@
         <w:jc w:val="center"/>
         <w:rPr>
           <w:rFonts w:ascii="Times New Roman" w:hAnsi="Times New Roman" w:cs="Times New Roman"/>
-          <w:b/>
-          <w:bCs/>
-        </w:rPr>
-      </w:pPr>
-      <w:r>
-        <w:rPr>
-          <w:rFonts w:ascii="Times New Roman" w:hAnsi="Times New Roman" w:cs="Times New Roman"/>
-          <w:b/>
-          <w:bCs/>
-        </w:rPr>
-        <w:t>[CHÈN ẢNH H1_VM_WindowsVersion.png TẠI ĐÂY]</w:t>
+        </w:rPr>
+      </w:pPr>
+      <w:r>
+        <w:rPr>
+          <w:rFonts w:ascii="Times New Roman" w:hAnsi="Times New Roman" w:cs="Times New Roman"/>
+          <w:i/>
+          <w:noProof/>
+        </w:rPr>
+        <w:drawing>
+          <wp:inline distT="0" distB="0" distL="0" distR="0" wp14:anchorId="32105170" wp14:editId="08EB12DE">
+            <wp:extent cx="5943600" cy="3343275"/>
+            <wp:effectExtent l="0" t="0" r="0" b="9525"/>
+            <wp:docPr id="894730034" name="Picture 12" descr="A computer screen shot of a computer&#10;&#10;AI-generated content may be incorrect."/>
+            <wp:cNvGraphicFramePr>
+              <a:graphicFrameLocks xmlns:a="http://schemas.openxmlformats.org/drawingml/2006/main" noChangeAspect="1"/>
+            </wp:cNvGraphicFramePr>
+            <a:graphic xmlns:a="http://schemas.openxmlformats.org/drawingml/2006/main">
+              <a:graphicData uri="http://schemas.openxmlformats.org/drawingml/2006/picture">
+                <pic:pic xmlns:pic="http://schemas.openxmlformats.org/drawingml/2006/picture">
+                  <pic:nvPicPr>
+                    <pic:cNvPr id="894730034" name="Picture 12" descr="A computer screen shot of a computer&#10;&#10;AI-generated content may be incorrect."/>
+                    <pic:cNvPicPr/>
+                  </pic:nvPicPr>
+                  <pic:blipFill>
+                    <a:blip r:embed="rId7" cstate="print">
+                      <a:extLst>
+                        <a:ext uri="{28A0092B-C50C-407E-A947-70E740481C1C}">
+                          <a14:useLocalDpi xmlns:a14="http://schemas.microsoft.com/office/drawing/2010/main" val="0"/>
+                        </a:ext>
+                      </a:extLst>
+                    </a:blip>
+                    <a:stretch>
+                      <a:fillRect/>
+                    </a:stretch>
+                  </pic:blipFill>
+                  <pic:spPr>
+                    <a:xfrm>
+                      <a:off x="0" y="0"/>
+                      <a:ext cx="5943600" cy="3343275"/>
+                    </a:xfrm>
+                    <a:prstGeom prst="rect">
+                      <a:avLst/>
+                    </a:prstGeom>
+                  </pic:spPr>
+                </pic:pic>
+              </a:graphicData>
+            </a:graphic>
+          </wp:inline>
+        </w:drawing>
+      </w:r>
+      <w:r>
+        <w:rPr>
+          <w:rFonts w:ascii="Times New Roman" w:hAnsi="Times New Roman" w:cs="Times New Roman"/>
+          <w:i/>
+        </w:rPr>
+        <w:t>Hình H1_VM_WindowsVersion.png: VMware, cấu hình VM và phiên bản Windows (winver).</w:t>
       </w:r>
     </w:p>
     <w:p>
@@ -1201,43 +1299,59 @@
         <w:jc w:val="center"/>
         <w:rPr>
           <w:rFonts w:ascii="Times New Roman" w:hAnsi="Times New Roman" w:cs="Times New Roman"/>
-        </w:rPr>
-      </w:pPr>
-      <w:r>
-        <w:rPr>
-          <w:rFonts w:ascii="Times New Roman" w:hAnsi="Times New Roman" w:cs="Times New Roman"/>
-          <w:i/>
-        </w:rPr>
-        <w:t>Hình H1_VM_WindowsVersion.png: VMware, cấu hình VM và phiên bản Windows (winver).</w:t>
-      </w:r>
-    </w:p>
-    <w:p>
-      <w:pPr>
-        <w:jc w:val="center"/>
-        <w:rPr>
-          <w:rFonts w:ascii="Times New Roman" w:hAnsi="Times New Roman" w:cs="Times New Roman"/>
-          <w:b/>
-          <w:bCs/>
-        </w:rPr>
-      </w:pPr>
-      <w:r>
-        <w:rPr>
-          <w:rFonts w:ascii="Times New Roman" w:hAnsi="Times New Roman" w:cs="Times New Roman"/>
-          <w:b/>
-          <w:bCs/>
-        </w:rPr>
-        <w:t>[CHÈN ẢNH H2_Tools.png TẠI ĐÂY]</w:t>
-      </w:r>
-    </w:p>
-    <w:p>
-      <w:pPr>
-        <w:jc w:val="center"/>
-        <w:rPr>
-          <w:rFonts w:ascii="Times New Roman" w:hAnsi="Times New Roman" w:cs="Times New Roman"/>
           <w:i/>
           <w:lang w:val="vi-VN"/>
         </w:rPr>
       </w:pPr>
+      <w:r>
+        <w:rPr>
+          <w:rFonts w:ascii="Times New Roman" w:hAnsi="Times New Roman" w:cs="Times New Roman"/>
+          <w:i/>
+          <w:noProof/>
+        </w:rPr>
+        <w:lastRenderedPageBreak/>
+        <w:drawing>
+          <wp:inline distT="0" distB="0" distL="0" distR="0" wp14:anchorId="7104C6AC" wp14:editId="639A0D4D">
+            <wp:extent cx="5943600" cy="3163570"/>
+            <wp:effectExtent l="0" t="0" r="0" b="0"/>
+            <wp:docPr id="943101060" name="Picture 13" descr="A computer screen shot of a blue screen&#10;&#10;AI-generated content may be incorrect."/>
+            <wp:cNvGraphicFramePr>
+              <a:graphicFrameLocks xmlns:a="http://schemas.openxmlformats.org/drawingml/2006/main" noChangeAspect="1"/>
+            </wp:cNvGraphicFramePr>
+            <a:graphic xmlns:a="http://schemas.openxmlformats.org/drawingml/2006/main">
+              <a:graphicData uri="http://schemas.openxmlformats.org/drawingml/2006/picture">
+                <pic:pic xmlns:pic="http://schemas.openxmlformats.org/drawingml/2006/picture">
+                  <pic:nvPicPr>
+                    <pic:cNvPr id="943101060" name="Picture 13" descr="A computer screen shot of a blue screen&#10;&#10;AI-generated content may be incorrect."/>
+                    <pic:cNvPicPr/>
+                  </pic:nvPicPr>
+                  <pic:blipFill>
+                    <a:blip r:embed="rId8" cstate="print">
+                      <a:extLst>
+                        <a:ext uri="{28A0092B-C50C-407E-A947-70E740481C1C}">
+                          <a14:useLocalDpi xmlns:a14="http://schemas.microsoft.com/office/drawing/2010/main" val="0"/>
+                        </a:ext>
+                      </a:extLst>
+                    </a:blip>
+                    <a:stretch>
+                      <a:fillRect/>
+                    </a:stretch>
+                  </pic:blipFill>
+                  <pic:spPr>
+                    <a:xfrm>
+                      <a:off x="0" y="0"/>
+                      <a:ext cx="5943600" cy="3163570"/>
+                    </a:xfrm>
+                    <a:prstGeom prst="rect">
+                      <a:avLst/>
+                    </a:prstGeom>
+                  </pic:spPr>
+                </pic:pic>
+              </a:graphicData>
+            </a:graphic>
+          </wp:inline>
+        </w:drawing>
+      </w:r>
       <w:r>
         <w:rPr>
           <w:rFonts w:ascii="Times New Roman" w:hAnsi="Times New Roman" w:cs="Times New Roman"/>
@@ -1453,9 +1567,9 @@
         <w:tblLook w:val="04A0" w:firstRow="1" w:lastRow="0" w:firstColumn="1" w:lastColumn="0" w:noHBand="0" w:noVBand="1"/>
       </w:tblPr>
       <w:tblGrid>
-        <w:gridCol w:w="3100"/>
-        <w:gridCol w:w="3084"/>
-        <w:gridCol w:w="3166"/>
+        <w:gridCol w:w="3042"/>
+        <w:gridCol w:w="3183"/>
+        <w:gridCol w:w="3125"/>
       </w:tblGrid>
       <w:tr>
         <w:trPr>
@@ -1633,7 +1747,7 @@
               <w:rPr>
                 <w:rFonts w:ascii="Times New Roman" w:hAnsi="Times New Roman" w:cs="Times New Roman"/>
               </w:rPr>
-              <w:t>[ĐIỀN]</w:t>
+              <w:t>Windows 10 Version 22H2 (OS Build 19045.3803)</w:t>
             </w:r>
           </w:p>
         </w:tc>
@@ -1704,6 +1818,7 @@
               <w:rPr>
                 <w:rFonts w:ascii="Times New Roman" w:hAnsi="Times New Roman" w:cs="Times New Roman"/>
               </w:rPr>
+              <w:lastRenderedPageBreak/>
               <w:t>Defender</w:t>
             </w:r>
           </w:p>
@@ -1737,7 +1852,7 @@
               <w:rPr>
                 <w:rFonts w:ascii="Times New Roman" w:hAnsi="Times New Roman" w:cs="Times New Roman"/>
               </w:rPr>
-              <w:t>[ĐIỀN]</w:t>
+              <w:t>Đang chạy (AMServiceEnabled: True, AntivirusEnabled: True)</w:t>
             </w:r>
           </w:p>
         </w:tc>
@@ -1841,7 +1956,7 @@
               <w:rPr>
                 <w:rFonts w:ascii="Times New Roman" w:hAnsi="Times New Roman" w:cs="Times New Roman"/>
               </w:rPr>
-              <w:t>[ĐIỀN]</w:t>
+              <w:t>Đang bật</w:t>
             </w:r>
           </w:p>
         </w:tc>
@@ -1945,7 +2060,7 @@
               <w:rPr>
                 <w:rFonts w:ascii="Times New Roman" w:hAnsi="Times New Roman" w:cs="Times New Roman"/>
               </w:rPr>
-              <w:t>[ĐIỀN]</w:t>
+              <w:t>Đã cấu hình Host-only</w:t>
             </w:r>
           </w:p>
         </w:tc>
@@ -2016,7 +2131,6 @@
               <w:rPr>
                 <w:rFonts w:ascii="Times New Roman" w:hAnsi="Times New Roman" w:cs="Times New Roman"/>
               </w:rPr>
-              <w:lastRenderedPageBreak/>
               <w:t>Process baseline</w:t>
             </w:r>
           </w:p>
@@ -2050,7 +2164,7 @@
               <w:rPr>
                 <w:rFonts w:ascii="Times New Roman" w:hAnsi="Times New Roman" w:cs="Times New Roman"/>
               </w:rPr>
-              <w:t>[ĐIỀN]</w:t>
+              <w:t>Đã ghi nhận các tiến trình mặc định</w:t>
             </w:r>
           </w:p>
         </w:tc>
@@ -2098,24 +2212,59 @@
     </w:p>
     <w:p>
       <w:pPr>
-        <w:rPr>
-          <w:rFonts w:ascii="Times New Roman" w:hAnsi="Times New Roman" w:cs="Times New Roman"/>
-        </w:rPr>
-      </w:pPr>
-      <w:r>
-        <w:rPr>
-          <w:rFonts w:ascii="Times New Roman" w:hAnsi="Times New Roman" w:cs="Times New Roman"/>
-          <w:b/>
-        </w:rPr>
-        <w:t>[CHÈN ẢNH H3_Baseline.png TẠI ĐÂY]</w:t>
-      </w:r>
-    </w:p>
-    <w:p>
-      <w:pPr>
-        <w:rPr>
-          <w:rFonts w:ascii="Times New Roman" w:hAnsi="Times New Roman" w:cs="Times New Roman"/>
-        </w:rPr>
-      </w:pPr>
+        <w:jc w:val="center"/>
+        <w:rPr>
+          <w:rFonts w:ascii="Times New Roman" w:hAnsi="Times New Roman" w:cs="Times New Roman"/>
+        </w:rPr>
+      </w:pPr>
+      <w:r>
+        <w:rPr>
+          <w:rFonts w:ascii="Times New Roman" w:hAnsi="Times New Roman" w:cs="Times New Roman"/>
+          <w:i/>
+          <w:noProof/>
+        </w:rPr>
+        <w:drawing>
+          <wp:inline distT="0" distB="0" distL="0" distR="0" wp14:anchorId="6BD2EFAF" wp14:editId="2AC1B06D">
+            <wp:extent cx="5943600" cy="3337560"/>
+            <wp:effectExtent l="0" t="0" r="0" b="0"/>
+            <wp:docPr id="1138067617" name="Picture 11" descr="A computer screen shot of a blue screen&#10;&#10;AI-generated content may be incorrect."/>
+            <wp:cNvGraphicFramePr>
+              <a:graphicFrameLocks xmlns:a="http://schemas.openxmlformats.org/drawingml/2006/main" noChangeAspect="1"/>
+            </wp:cNvGraphicFramePr>
+            <a:graphic xmlns:a="http://schemas.openxmlformats.org/drawingml/2006/main">
+              <a:graphicData uri="http://schemas.openxmlformats.org/drawingml/2006/picture">
+                <pic:pic xmlns:pic="http://schemas.openxmlformats.org/drawingml/2006/picture">
+                  <pic:nvPicPr>
+                    <pic:cNvPr id="1138067617" name="Picture 11" descr="A computer screen shot of a blue screen&#10;&#10;AI-generated content may be incorrect."/>
+                    <pic:cNvPicPr/>
+                  </pic:nvPicPr>
+                  <pic:blipFill>
+                    <a:blip r:embed="rId9" cstate="print">
+                      <a:extLst>
+                        <a:ext uri="{28A0092B-C50C-407E-A947-70E740481C1C}">
+                          <a14:useLocalDpi xmlns:a14="http://schemas.microsoft.com/office/drawing/2010/main" val="0"/>
+                        </a:ext>
+                      </a:extLst>
+                    </a:blip>
+                    <a:stretch>
+                      <a:fillRect/>
+                    </a:stretch>
+                  </pic:blipFill>
+                  <pic:spPr>
+                    <a:xfrm>
+                      <a:off x="0" y="0"/>
+                      <a:ext cx="5943600" cy="3337560"/>
+                    </a:xfrm>
+                    <a:prstGeom prst="rect">
+                      <a:avLst/>
+                    </a:prstGeom>
+                  </pic:spPr>
+                </pic:pic>
+              </a:graphicData>
+            </a:graphic>
+          </wp:inline>
+        </w:drawing>
+      </w:r>
       <w:r>
         <w:rPr>
           <w:rFonts w:ascii="Times New Roman" w:hAnsi="Times New Roman" w:cs="Times New Roman"/>
@@ -2408,7 +2557,7 @@
               <w:rPr>
                 <w:rFonts w:ascii="Times New Roman" w:hAnsi="Times New Roman" w:cs="Times New Roman"/>
               </w:rPr>
-              <w:t>[XÁC NHẬN THEO ĐỀ]</w:t>
+              <w:t>Đã xác nhận</w:t>
             </w:r>
           </w:p>
         </w:tc>
@@ -2446,6 +2595,7 @@
               <w:rPr>
                 <w:rFonts w:ascii="Times New Roman" w:hAnsi="Times New Roman" w:cs="Times New Roman"/>
               </w:rPr>
+              <w:lastRenderedPageBreak/>
               <w:t>Người có ác ý cài phần mềm thu thập dữ liệu</w:t>
             </w:r>
           </w:p>
@@ -2512,7 +2662,7 @@
               <w:rPr>
                 <w:rFonts w:ascii="Times New Roman" w:hAnsi="Times New Roman" w:cs="Times New Roman"/>
               </w:rPr>
-              <w:t>[XÁC NHẬN THEO ĐỀ]</w:t>
+              <w:t>Đã xác nhận</w:t>
             </w:r>
           </w:p>
         </w:tc>
@@ -2616,7 +2766,7 @@
               <w:rPr>
                 <w:rFonts w:ascii="Times New Roman" w:hAnsi="Times New Roman" w:cs="Times New Roman"/>
               </w:rPr>
-              <w:t>[XÁC NHẬN THEO ĐỀ]</w:t>
+              <w:t>Đã xác nhận</w:t>
             </w:r>
           </w:p>
         </w:tc>
@@ -2720,7 +2870,7 @@
               <w:rPr>
                 <w:rFonts w:ascii="Times New Roman" w:hAnsi="Times New Roman" w:cs="Times New Roman"/>
               </w:rPr>
-              <w:t>[XÁC NHẬN THEO ĐỀ]</w:t>
+              <w:t>Đã xác nhận</w:t>
             </w:r>
           </w:p>
         </w:tc>
@@ -2824,7 +2974,7 @@
               <w:rPr>
                 <w:rFonts w:ascii="Times New Roman" w:hAnsi="Times New Roman" w:cs="Times New Roman"/>
               </w:rPr>
-              <w:t>[XÁC NHẬN THEO ĐỀ]</w:t>
+              <w:t>Đã xác nhận</w:t>
             </w:r>
           </w:p>
         </w:tc>
@@ -2866,13 +3016,27 @@
       <w:pPr>
         <w:rPr>
           <w:rFonts w:ascii="Times New Roman" w:hAnsi="Times New Roman" w:cs="Times New Roman"/>
-        </w:rPr>
-      </w:pPr>
-      <w:r>
-        <w:rPr>
-          <w:rFonts w:ascii="Times New Roman" w:hAnsi="Times New Roman" w:cs="Times New Roman"/>
-        </w:rPr>
-        <w:t>Trạng thái: [PASS / FAIL / NOT COMPLETED]</w:t>
+          <w:lang w:val="vi-VN"/>
+        </w:rPr>
+      </w:pPr>
+      <w:r>
+        <w:rPr>
+          <w:rFonts w:ascii="Times New Roman" w:hAnsi="Times New Roman" w:cs="Times New Roman"/>
+        </w:rPr>
+        <w:t>Trạng thái:</w:t>
+      </w:r>
+      <w:r>
+        <w:rPr>
+          <w:rFonts w:ascii="Times New Roman" w:hAnsi="Times New Roman" w:cs="Times New Roman"/>
+          <w:lang w:val="vi-VN"/>
+        </w:rPr>
+        <w:t xml:space="preserve"> </w:t>
+      </w:r>
+      <w:r>
+        <w:rPr>
+          <w:rFonts w:ascii="Times New Roman" w:hAnsi="Times New Roman" w:cs="Times New Roman"/>
+        </w:rPr>
+        <w:t xml:space="preserve">PASS </w:t>
       </w:r>
     </w:p>
     <w:p>
@@ -2999,7 +3163,6 @@
         <w:rPr>
           <w:rFonts w:ascii="Times New Roman" w:hAnsi="Times New Roman" w:cs="Times New Roman"/>
         </w:rPr>
-        <w:lastRenderedPageBreak/>
         <w:t>Quan sát thông báo phát hiện và Protection History.</w:t>
       </w:r>
     </w:p>
@@ -3236,46 +3399,49 @@
               <w:spacing w:after="160" w:line="278" w:lineRule="auto"/>
               <w:rPr>
                 <w:rFonts w:ascii="Times New Roman" w:hAnsi="Times New Roman" w:cs="Times New Roman"/>
-              </w:rPr>
-            </w:pPr>
-            <w:r>
-              <w:rPr>
-                <w:rFonts w:ascii="Times New Roman" w:hAnsi="Times New Roman" w:cs="Times New Roman"/>
-              </w:rPr>
-              <w:t>[YES/NO]</w:t>
-            </w:r>
-          </w:p>
-        </w:tc>
-        <w:tc>
-          <w:tcPr>
-            <w:tcW w:w="3312" w:type="dxa"/>
-            <w:tcBorders>
-              <w:top w:val="single" w:sz="4" w:space="0" w:color="auto"/>
-              <w:left w:val="single" w:sz="4" w:space="0" w:color="auto"/>
-              <w:bottom w:val="single" w:sz="4" w:space="0" w:color="auto"/>
-              <w:right w:val="single" w:sz="4" w:space="0" w:color="auto"/>
-            </w:tcBorders>
-            <w:tcMar>
-              <w:top w:w="100" w:type="dxa"/>
-              <w:left w:w="120" w:type="dxa"/>
-              <w:bottom w:w="100" w:type="dxa"/>
-              <w:right w:w="120" w:type="dxa"/>
-            </w:tcMar>
-            <w:vAlign w:val="center"/>
-            <w:hideMark/>
-          </w:tcPr>
-          <w:p>
-            <w:pPr>
-              <w:spacing w:after="160" w:line="278" w:lineRule="auto"/>
-              <w:rPr>
-                <w:rFonts w:ascii="Times New Roman" w:hAnsi="Times New Roman" w:cs="Times New Roman"/>
-              </w:rPr>
-            </w:pPr>
-            <w:r>
-              <w:rPr>
-                <w:rFonts w:ascii="Times New Roman" w:hAnsi="Times New Roman" w:cs="Times New Roman"/>
-              </w:rPr>
-              <w:t>[ĐIỀN]</w:t>
+                <w:lang w:val="vi-VN"/>
+              </w:rPr>
+            </w:pPr>
+            <w:r>
+              <w:rPr>
+                <w:rFonts w:ascii="Times New Roman" w:hAnsi="Times New Roman" w:cs="Times New Roman"/>
+              </w:rPr>
+              <w:t>YES</w:t>
+            </w:r>
+          </w:p>
+        </w:tc>
+        <w:tc>
+          <w:tcPr>
+            <w:tcW w:w="3312" w:type="dxa"/>
+            <w:tcBorders>
+              <w:top w:val="single" w:sz="4" w:space="0" w:color="auto"/>
+              <w:left w:val="single" w:sz="4" w:space="0" w:color="auto"/>
+              <w:bottom w:val="single" w:sz="4" w:space="0" w:color="auto"/>
+              <w:right w:val="single" w:sz="4" w:space="0" w:color="auto"/>
+            </w:tcBorders>
+            <w:tcMar>
+              <w:top w:w="100" w:type="dxa"/>
+              <w:left w:w="120" w:type="dxa"/>
+              <w:bottom w:w="100" w:type="dxa"/>
+              <w:right w:w="120" w:type="dxa"/>
+            </w:tcMar>
+            <w:vAlign w:val="center"/>
+            <w:hideMark/>
+          </w:tcPr>
+          <w:p>
+            <w:pPr>
+              <w:spacing w:after="160" w:line="278" w:lineRule="auto"/>
+              <w:rPr>
+                <w:rFonts w:ascii="Times New Roman" w:hAnsi="Times New Roman" w:cs="Times New Roman"/>
+                <w:lang w:val="vi-VN"/>
+              </w:rPr>
+            </w:pPr>
+            <w:r>
+              <w:rPr>
+                <w:rFonts w:ascii="Times New Roman" w:hAnsi="Times New Roman" w:cs="Times New Roman"/>
+                <w:lang w:val="vi-VN"/>
+              </w:rPr>
+              <w:t>Đã phát hiện và ngăn chặn</w:t>
             </w:r>
           </w:p>
         </w:tc>
@@ -3340,13 +3506,14 @@
               <w:spacing w:after="160" w:line="278" w:lineRule="auto"/>
               <w:rPr>
                 <w:rFonts w:ascii="Times New Roman" w:hAnsi="Times New Roman" w:cs="Times New Roman"/>
-              </w:rPr>
-            </w:pPr>
-            <w:r>
-              <w:rPr>
-                <w:rFonts w:ascii="Times New Roman" w:hAnsi="Times New Roman" w:cs="Times New Roman"/>
-              </w:rPr>
-              <w:t>[ĐIỀN]</w:t>
+                <w:lang w:val="vi-VN"/>
+              </w:rPr>
+            </w:pPr>
+            <w:r>
+              <w:rPr>
+                <w:rFonts w:ascii="Times New Roman" w:hAnsi="Times New Roman" w:cs="Times New Roman"/>
+              </w:rPr>
+              <w:t>Threat quarantined / Threat blocked</w:t>
             </w:r>
           </w:p>
         </w:tc>
@@ -3417,6 +3584,7 @@
               <w:rPr>
                 <w:rFonts w:ascii="Times New Roman" w:hAnsi="Times New Roman" w:cs="Times New Roman"/>
               </w:rPr>
+              <w:lastRenderedPageBreak/>
               <w:t>Log</w:t>
             </w:r>
           </w:p>
@@ -3491,31 +3659,59 @@
     </w:tbl>
     <w:p>
       <w:pPr>
-        <w:rPr>
-          <w:rFonts w:ascii="Times New Roman" w:hAnsi="Times New Roman" w:cs="Times New Roman"/>
-        </w:rPr>
-      </w:pPr>
-    </w:p>
-    <w:p>
-      <w:pPr>
-        <w:rPr>
-          <w:rFonts w:ascii="Times New Roman" w:hAnsi="Times New Roman" w:cs="Times New Roman"/>
-        </w:rPr>
-      </w:pPr>
-      <w:r>
-        <w:rPr>
-          <w:rFonts w:ascii="Times New Roman" w:hAnsi="Times New Roman" w:cs="Times New Roman"/>
-          <w:b/>
-        </w:rPr>
-        <w:t>[CHÈN ẢNH H4_Defender_EICAR.png TẠI ĐÂY]</w:t>
-      </w:r>
-    </w:p>
-    <w:p>
-      <w:pPr>
-        <w:rPr>
-          <w:rFonts w:ascii="Times New Roman" w:hAnsi="Times New Roman" w:cs="Times New Roman"/>
-        </w:rPr>
-      </w:pPr>
+        <w:jc w:val="center"/>
+        <w:rPr>
+          <w:rFonts w:ascii="Times New Roman" w:hAnsi="Times New Roman" w:cs="Times New Roman"/>
+        </w:rPr>
+      </w:pPr>
+      <w:r>
+        <w:rPr>
+          <w:rFonts w:ascii="Times New Roman" w:hAnsi="Times New Roman" w:cs="Times New Roman"/>
+          <w:i/>
+          <w:noProof/>
+        </w:rPr>
+        <w:drawing>
+          <wp:inline distT="0" distB="0" distL="0" distR="0" wp14:anchorId="11ED0181" wp14:editId="2C97F92E">
+            <wp:extent cx="5943600" cy="3163570"/>
+            <wp:effectExtent l="0" t="0" r="0" b="0"/>
+            <wp:docPr id="1207362529" name="Picture 10" descr="A screenshot of a computer&#10;&#10;AI-generated content may be incorrect."/>
+            <wp:cNvGraphicFramePr>
+              <a:graphicFrameLocks xmlns:a="http://schemas.openxmlformats.org/drawingml/2006/main" noChangeAspect="1"/>
+            </wp:cNvGraphicFramePr>
+            <a:graphic xmlns:a="http://schemas.openxmlformats.org/drawingml/2006/main">
+              <a:graphicData uri="http://schemas.openxmlformats.org/drawingml/2006/picture">
+                <pic:pic xmlns:pic="http://schemas.openxmlformats.org/drawingml/2006/picture">
+                  <pic:nvPicPr>
+                    <pic:cNvPr id="1207362529" name="Picture 10" descr="A screenshot of a computer&#10;&#10;AI-generated content may be incorrect."/>
+                    <pic:cNvPicPr/>
+                  </pic:nvPicPr>
+                  <pic:blipFill>
+                    <a:blip r:embed="rId10" cstate="print">
+                      <a:extLst>
+                        <a:ext uri="{28A0092B-C50C-407E-A947-70E740481C1C}">
+                          <a14:useLocalDpi xmlns:a14="http://schemas.microsoft.com/office/drawing/2010/main" val="0"/>
+                        </a:ext>
+                      </a:extLst>
+                    </a:blip>
+                    <a:stretch>
+                      <a:fillRect/>
+                    </a:stretch>
+                  </pic:blipFill>
+                  <pic:spPr>
+                    <a:xfrm>
+                      <a:off x="0" y="0"/>
+                      <a:ext cx="5943600" cy="3163570"/>
+                    </a:xfrm>
+                    <a:prstGeom prst="rect">
+                      <a:avLst/>
+                    </a:prstGeom>
+                  </pic:spPr>
+                </pic:pic>
+              </a:graphicData>
+            </a:graphic>
+          </wp:inline>
+        </w:drawing>
+      </w:r>
       <w:r>
         <w:rPr>
           <w:rFonts w:ascii="Times New Roman" w:hAnsi="Times New Roman" w:cs="Times New Roman"/>
@@ -3852,7 +4048,7 @@
               <w:rPr>
                 <w:rFonts w:ascii="Times New Roman" w:hAnsi="Times New Roman" w:cs="Times New Roman"/>
               </w:rPr>
-              <w:t>[CÓ/KHÔNG]</w:t>
+              <w:t>CÓ</w:t>
             </w:r>
           </w:p>
         </w:tc>
@@ -3956,7 +4152,7 @@
               <w:rPr>
                 <w:rFonts w:ascii="Times New Roman" w:hAnsi="Times New Roman" w:cs="Times New Roman"/>
               </w:rPr>
-              <w:t>[CÓ/KHÔNG]</w:t>
+              <w:t>CÓ</w:t>
             </w:r>
           </w:p>
         </w:tc>
@@ -4060,7 +4256,7 @@
               <w:rPr>
                 <w:rFonts w:ascii="Times New Roman" w:hAnsi="Times New Roman" w:cs="Times New Roman"/>
               </w:rPr>
-              <w:t>[CÓ/KHÔNG]</w:t>
+              <w:t>KHÔNG</w:t>
             </w:r>
           </w:p>
         </w:tc>
@@ -4206,31 +4402,59 @@
     </w:tbl>
     <w:p>
       <w:pPr>
-        <w:rPr>
-          <w:rFonts w:ascii="Times New Roman" w:hAnsi="Times New Roman" w:cs="Times New Roman"/>
-        </w:rPr>
-      </w:pPr>
-    </w:p>
-    <w:p>
-      <w:pPr>
-        <w:rPr>
-          <w:rFonts w:ascii="Times New Roman" w:hAnsi="Times New Roman" w:cs="Times New Roman"/>
-        </w:rPr>
-      </w:pPr>
-      <w:r>
-        <w:rPr>
-          <w:rFonts w:ascii="Times New Roman" w:hAnsi="Times New Roman" w:cs="Times New Roman"/>
-          <w:b/>
-        </w:rPr>
-        <w:t>[CHÈN ẢNH H5_LoginEvents.png TẠI ĐÂY]</w:t>
-      </w:r>
-    </w:p>
-    <w:p>
-      <w:pPr>
-        <w:rPr>
-          <w:rFonts w:ascii="Times New Roman" w:hAnsi="Times New Roman" w:cs="Times New Roman"/>
-        </w:rPr>
-      </w:pPr>
+        <w:jc w:val="center"/>
+        <w:rPr>
+          <w:rFonts w:ascii="Times New Roman" w:hAnsi="Times New Roman" w:cs="Times New Roman"/>
+        </w:rPr>
+      </w:pPr>
+      <w:r>
+        <w:rPr>
+          <w:rFonts w:ascii="Times New Roman" w:hAnsi="Times New Roman" w:cs="Times New Roman"/>
+          <w:i/>
+          <w:noProof/>
+        </w:rPr>
+        <w:drawing>
+          <wp:inline distT="0" distB="0" distL="0" distR="0" wp14:anchorId="502E0C2B" wp14:editId="46A7C0B0">
+            <wp:extent cx="5943600" cy="3163570"/>
+            <wp:effectExtent l="0" t="0" r="0" b="0"/>
+            <wp:docPr id="1227657879" name="Picture 9" descr="A screenshot of a computer&#10;&#10;AI-generated content may be incorrect."/>
+            <wp:cNvGraphicFramePr>
+              <a:graphicFrameLocks xmlns:a="http://schemas.openxmlformats.org/drawingml/2006/main" noChangeAspect="1"/>
+            </wp:cNvGraphicFramePr>
+            <a:graphic xmlns:a="http://schemas.openxmlformats.org/drawingml/2006/main">
+              <a:graphicData uri="http://schemas.openxmlformats.org/drawingml/2006/picture">
+                <pic:pic xmlns:pic="http://schemas.openxmlformats.org/drawingml/2006/picture">
+                  <pic:nvPicPr>
+                    <pic:cNvPr id="1227657879" name="Picture 9" descr="A screenshot of a computer&#10;&#10;AI-generated content may be incorrect."/>
+                    <pic:cNvPicPr/>
+                  </pic:nvPicPr>
+                  <pic:blipFill>
+                    <a:blip r:embed="rId11" cstate="print">
+                      <a:extLst>
+                        <a:ext uri="{28A0092B-C50C-407E-A947-70E740481C1C}">
+                          <a14:useLocalDpi xmlns:a14="http://schemas.microsoft.com/office/drawing/2010/main" val="0"/>
+                        </a:ext>
+                      </a:extLst>
+                    </a:blip>
+                    <a:stretch>
+                      <a:fillRect/>
+                    </a:stretch>
+                  </pic:blipFill>
+                  <pic:spPr>
+                    <a:xfrm>
+                      <a:off x="0" y="0"/>
+                      <a:ext cx="5943600" cy="3163570"/>
+                    </a:xfrm>
+                    <a:prstGeom prst="rect">
+                      <a:avLst/>
+                    </a:prstGeom>
+                  </pic:spPr>
+                </pic:pic>
+              </a:graphicData>
+            </a:graphic>
+          </wp:inline>
+        </w:drawing>
+      </w:r>
       <w:r>
         <w:rPr>
           <w:rFonts w:ascii="Times New Roman" w:hAnsi="Times New Roman" w:cs="Times New Roman"/>
@@ -4580,40 +4804,40 @@
               <w:rPr>
                 <w:rFonts w:ascii="Times New Roman" w:hAnsi="Times New Roman" w:cs="Times New Roman"/>
               </w:rPr>
-              <w:t>[ĐIỀN]</w:t>
-            </w:r>
-          </w:p>
-        </w:tc>
-        <w:tc>
-          <w:tcPr>
-            <w:tcW w:w="3312" w:type="dxa"/>
-            <w:tcBorders>
-              <w:top w:val="single" w:sz="4" w:space="0" w:color="auto"/>
-              <w:left w:val="single" w:sz="4" w:space="0" w:color="auto"/>
-              <w:bottom w:val="single" w:sz="4" w:space="0" w:color="auto"/>
-              <w:right w:val="single" w:sz="4" w:space="0" w:color="auto"/>
-            </w:tcBorders>
-            <w:tcMar>
-              <w:top w:w="100" w:type="dxa"/>
-              <w:left w:w="120" w:type="dxa"/>
-              <w:bottom w:w="100" w:type="dxa"/>
-              <w:right w:w="120" w:type="dxa"/>
-            </w:tcMar>
-            <w:vAlign w:val="center"/>
-            <w:hideMark/>
-          </w:tcPr>
-          <w:p>
-            <w:pPr>
-              <w:spacing w:after="160" w:line="278" w:lineRule="auto"/>
-              <w:rPr>
-                <w:rFonts w:ascii="Times New Roman" w:hAnsi="Times New Roman" w:cs="Times New Roman"/>
-              </w:rPr>
-            </w:pPr>
-            <w:r>
-              <w:rPr>
-                <w:rFonts w:ascii="Times New Roman" w:hAnsi="Times New Roman" w:cs="Times New Roman"/>
-              </w:rPr>
-              <w:t>[PASS/FAIL]</w:t>
+              <w:t>Đang hoạt động (Running)</w:t>
+            </w:r>
+          </w:p>
+        </w:tc>
+        <w:tc>
+          <w:tcPr>
+            <w:tcW w:w="3312" w:type="dxa"/>
+            <w:tcBorders>
+              <w:top w:val="single" w:sz="4" w:space="0" w:color="auto"/>
+              <w:left w:val="single" w:sz="4" w:space="0" w:color="auto"/>
+              <w:bottom w:val="single" w:sz="4" w:space="0" w:color="auto"/>
+              <w:right w:val="single" w:sz="4" w:space="0" w:color="auto"/>
+            </w:tcBorders>
+            <w:tcMar>
+              <w:top w:w="100" w:type="dxa"/>
+              <w:left w:w="120" w:type="dxa"/>
+              <w:bottom w:w="100" w:type="dxa"/>
+              <w:right w:w="120" w:type="dxa"/>
+            </w:tcMar>
+            <w:vAlign w:val="center"/>
+            <w:hideMark/>
+          </w:tcPr>
+          <w:p>
+            <w:pPr>
+              <w:spacing w:after="160" w:line="278" w:lineRule="auto"/>
+              <w:rPr>
+                <w:rFonts w:ascii="Times New Roman" w:hAnsi="Times New Roman" w:cs="Times New Roman"/>
+              </w:rPr>
+            </w:pPr>
+            <w:r>
+              <w:rPr>
+                <w:rFonts w:ascii="Times New Roman" w:hAnsi="Times New Roman" w:cs="Times New Roman"/>
+              </w:rPr>
+              <w:t>PASS</w:t>
             </w:r>
           </w:p>
         </w:tc>
@@ -4684,40 +4908,40 @@
               <w:rPr>
                 <w:rFonts w:ascii="Times New Roman" w:hAnsi="Times New Roman" w:cs="Times New Roman"/>
               </w:rPr>
-              <w:t>[ĐIỀN]</w:t>
-            </w:r>
-          </w:p>
-        </w:tc>
-        <w:tc>
-          <w:tcPr>
-            <w:tcW w:w="3312" w:type="dxa"/>
-            <w:tcBorders>
-              <w:top w:val="single" w:sz="4" w:space="0" w:color="auto"/>
-              <w:left w:val="single" w:sz="4" w:space="0" w:color="auto"/>
-              <w:bottom w:val="single" w:sz="4" w:space="0" w:color="auto"/>
-              <w:right w:val="single" w:sz="4" w:space="0" w:color="auto"/>
-            </w:tcBorders>
-            <w:tcMar>
-              <w:top w:w="100" w:type="dxa"/>
-              <w:left w:w="120" w:type="dxa"/>
-              <w:bottom w:w="100" w:type="dxa"/>
-              <w:right w:w="120" w:type="dxa"/>
-            </w:tcMar>
-            <w:vAlign w:val="center"/>
-            <w:hideMark/>
-          </w:tcPr>
-          <w:p>
-            <w:pPr>
-              <w:spacing w:after="160" w:line="278" w:lineRule="auto"/>
-              <w:rPr>
-                <w:rFonts w:ascii="Times New Roman" w:hAnsi="Times New Roman" w:cs="Times New Roman"/>
-              </w:rPr>
-            </w:pPr>
-            <w:r>
-              <w:rPr>
-                <w:rFonts w:ascii="Times New Roman" w:hAnsi="Times New Roman" w:cs="Times New Roman"/>
-              </w:rPr>
-              <w:t>[Event ID]</w:t>
+              <w:t>Đã ghi nhận (Process Create)</w:t>
+            </w:r>
+          </w:p>
+        </w:tc>
+        <w:tc>
+          <w:tcPr>
+            <w:tcW w:w="3312" w:type="dxa"/>
+            <w:tcBorders>
+              <w:top w:val="single" w:sz="4" w:space="0" w:color="auto"/>
+              <w:left w:val="single" w:sz="4" w:space="0" w:color="auto"/>
+              <w:bottom w:val="single" w:sz="4" w:space="0" w:color="auto"/>
+              <w:right w:val="single" w:sz="4" w:space="0" w:color="auto"/>
+            </w:tcBorders>
+            <w:tcMar>
+              <w:top w:w="100" w:type="dxa"/>
+              <w:left w:w="120" w:type="dxa"/>
+              <w:bottom w:w="100" w:type="dxa"/>
+              <w:right w:w="120" w:type="dxa"/>
+            </w:tcMar>
+            <w:vAlign w:val="center"/>
+            <w:hideMark/>
+          </w:tcPr>
+          <w:p>
+            <w:pPr>
+              <w:spacing w:after="160" w:line="278" w:lineRule="auto"/>
+              <w:rPr>
+                <w:rFonts w:ascii="Times New Roman" w:hAnsi="Times New Roman" w:cs="Times New Roman"/>
+              </w:rPr>
+            </w:pPr>
+            <w:r>
+              <w:rPr>
+                <w:rFonts w:ascii="Times New Roman" w:hAnsi="Times New Roman" w:cs="Times New Roman"/>
+              </w:rPr>
+              <w:t>Ghi chú: Event ID 1</w:t>
             </w:r>
           </w:p>
         </w:tc>
@@ -4755,6 +4979,7 @@
               <w:rPr>
                 <w:rFonts w:ascii="Times New Roman" w:hAnsi="Times New Roman" w:cs="Times New Roman"/>
               </w:rPr>
+              <w:lastRenderedPageBreak/>
               <w:t>Registry event</w:t>
             </w:r>
           </w:p>
@@ -4788,40 +5013,46 @@
               <w:rPr>
                 <w:rFonts w:ascii="Times New Roman" w:hAnsi="Times New Roman" w:cs="Times New Roman"/>
               </w:rPr>
-              <w:t>[ĐIỀN]</w:t>
-            </w:r>
-          </w:p>
-        </w:tc>
-        <w:tc>
-          <w:tcPr>
-            <w:tcW w:w="3312" w:type="dxa"/>
-            <w:tcBorders>
-              <w:top w:val="single" w:sz="4" w:space="0" w:color="auto"/>
-              <w:left w:val="single" w:sz="4" w:space="0" w:color="auto"/>
-              <w:bottom w:val="single" w:sz="4" w:space="0" w:color="auto"/>
-              <w:right w:val="single" w:sz="4" w:space="0" w:color="auto"/>
-            </w:tcBorders>
-            <w:tcMar>
-              <w:top w:w="100" w:type="dxa"/>
-              <w:left w:w="120" w:type="dxa"/>
-              <w:bottom w:w="100" w:type="dxa"/>
-              <w:right w:w="120" w:type="dxa"/>
-            </w:tcMar>
-            <w:vAlign w:val="center"/>
-            <w:hideMark/>
-          </w:tcPr>
-          <w:p>
-            <w:pPr>
-              <w:spacing w:after="160" w:line="278" w:lineRule="auto"/>
-              <w:rPr>
-                <w:rFonts w:ascii="Times New Roman" w:hAnsi="Times New Roman" w:cs="Times New Roman"/>
-              </w:rPr>
-            </w:pPr>
-            <w:r>
-              <w:rPr>
-                <w:rFonts w:ascii="Times New Roman" w:hAnsi="Times New Roman" w:cs="Times New Roman"/>
-              </w:rPr>
-              <w:t>[Event ID]</w:t>
+              <w:t>Đ</w:t>
+            </w:r>
+            <w:r>
+              <w:rPr>
+                <w:rFonts w:ascii="Times New Roman" w:hAnsi="Times New Roman" w:cs="Times New Roman"/>
+              </w:rPr>
+              <w:t>ã ghi nhận (Registry Run Key)</w:t>
+            </w:r>
+          </w:p>
+        </w:tc>
+        <w:tc>
+          <w:tcPr>
+            <w:tcW w:w="3312" w:type="dxa"/>
+            <w:tcBorders>
+              <w:top w:val="single" w:sz="4" w:space="0" w:color="auto"/>
+              <w:left w:val="single" w:sz="4" w:space="0" w:color="auto"/>
+              <w:bottom w:val="single" w:sz="4" w:space="0" w:color="auto"/>
+              <w:right w:val="single" w:sz="4" w:space="0" w:color="auto"/>
+            </w:tcBorders>
+            <w:tcMar>
+              <w:top w:w="100" w:type="dxa"/>
+              <w:left w:w="120" w:type="dxa"/>
+              <w:bottom w:w="100" w:type="dxa"/>
+              <w:right w:w="120" w:type="dxa"/>
+            </w:tcMar>
+            <w:vAlign w:val="center"/>
+            <w:hideMark/>
+          </w:tcPr>
+          <w:p>
+            <w:pPr>
+              <w:spacing w:after="160" w:line="278" w:lineRule="auto"/>
+              <w:rPr>
+                <w:rFonts w:ascii="Times New Roman" w:hAnsi="Times New Roman" w:cs="Times New Roman"/>
+              </w:rPr>
+            </w:pPr>
+            <w:r>
+              <w:rPr>
+                <w:rFonts w:ascii="Times New Roman" w:hAnsi="Times New Roman" w:cs="Times New Roman"/>
+              </w:rPr>
+              <w:t>Event ID 12/13</w:t>
             </w:r>
           </w:p>
         </w:tc>
@@ -4892,40 +5123,40 @@
               <w:rPr>
                 <w:rFonts w:ascii="Times New Roman" w:hAnsi="Times New Roman" w:cs="Times New Roman"/>
               </w:rPr>
-              <w:t>[ĐIỀN]</w:t>
-            </w:r>
-          </w:p>
-        </w:tc>
-        <w:tc>
-          <w:tcPr>
-            <w:tcW w:w="3312" w:type="dxa"/>
-            <w:tcBorders>
-              <w:top w:val="single" w:sz="4" w:space="0" w:color="auto"/>
-              <w:left w:val="single" w:sz="4" w:space="0" w:color="auto"/>
-              <w:bottom w:val="single" w:sz="4" w:space="0" w:color="auto"/>
-              <w:right w:val="single" w:sz="4" w:space="0" w:color="auto"/>
-            </w:tcBorders>
-            <w:tcMar>
-              <w:top w:w="100" w:type="dxa"/>
-              <w:left w:w="120" w:type="dxa"/>
-              <w:bottom w:w="100" w:type="dxa"/>
-              <w:right w:w="120" w:type="dxa"/>
-            </w:tcMar>
-            <w:vAlign w:val="center"/>
-            <w:hideMark/>
-          </w:tcPr>
-          <w:p>
-            <w:pPr>
-              <w:spacing w:after="160" w:line="278" w:lineRule="auto"/>
-              <w:rPr>
-                <w:rFonts w:ascii="Times New Roman" w:hAnsi="Times New Roman" w:cs="Times New Roman"/>
-              </w:rPr>
-            </w:pPr>
-            <w:r>
-              <w:rPr>
-                <w:rFonts w:ascii="Times New Roman" w:hAnsi="Times New Roman" w:cs="Times New Roman"/>
-              </w:rPr>
-              <w:t>[Event ID]</w:t>
+              <w:t>Đã ghi nhận</w:t>
+            </w:r>
+          </w:p>
+        </w:tc>
+        <w:tc>
+          <w:tcPr>
+            <w:tcW w:w="3312" w:type="dxa"/>
+            <w:tcBorders>
+              <w:top w:val="single" w:sz="4" w:space="0" w:color="auto"/>
+              <w:left w:val="single" w:sz="4" w:space="0" w:color="auto"/>
+              <w:bottom w:val="single" w:sz="4" w:space="0" w:color="auto"/>
+              <w:right w:val="single" w:sz="4" w:space="0" w:color="auto"/>
+            </w:tcBorders>
+            <w:tcMar>
+              <w:top w:w="100" w:type="dxa"/>
+              <w:left w:w="120" w:type="dxa"/>
+              <w:bottom w:w="100" w:type="dxa"/>
+              <w:right w:w="120" w:type="dxa"/>
+            </w:tcMar>
+            <w:vAlign w:val="center"/>
+            <w:hideMark/>
+          </w:tcPr>
+          <w:p>
+            <w:pPr>
+              <w:spacing w:after="160" w:line="278" w:lineRule="auto"/>
+              <w:rPr>
+                <w:rFonts w:ascii="Times New Roman" w:hAnsi="Times New Roman" w:cs="Times New Roman"/>
+              </w:rPr>
+            </w:pPr>
+            <w:r>
+              <w:rPr>
+                <w:rFonts w:ascii="Times New Roman" w:hAnsi="Times New Roman" w:cs="Times New Roman"/>
+              </w:rPr>
+              <w:t>Event ID 3</w:t>
             </w:r>
           </w:p>
         </w:tc>
@@ -5044,20 +5275,70 @@
     </w:p>
     <w:p>
       <w:pPr>
-        <w:rPr>
-          <w:rFonts w:ascii="Times New Roman" w:hAnsi="Times New Roman" w:cs="Times New Roman"/>
-        </w:rPr>
-      </w:pPr>
-      <w:r>
-        <w:rPr>
-          <w:rFonts w:ascii="Times New Roman" w:hAnsi="Times New Roman" w:cs="Times New Roman"/>
-          <w:b/>
-        </w:rPr>
-        <w:t>[CHÈN ẢNH H6_Sysmon.png TẠI ĐÂY]</w:t>
+        <w:jc w:val="center"/>
+        <w:rPr>
+          <w:rFonts w:ascii="Times New Roman" w:hAnsi="Times New Roman" w:cs="Times New Roman"/>
+        </w:rPr>
+      </w:pPr>
+      <w:r>
+        <w:rPr>
+          <w:rFonts w:ascii="Times New Roman" w:hAnsi="Times New Roman" w:cs="Times New Roman"/>
+          <w:i/>
+          <w:noProof/>
+        </w:rPr>
+        <w:drawing>
+          <wp:inline distT="0" distB="0" distL="0" distR="0" wp14:anchorId="3F973009" wp14:editId="70A36006">
+            <wp:extent cx="5943600" cy="3343275"/>
+            <wp:effectExtent l="0" t="0" r="0" b="9525"/>
+            <wp:docPr id="559064832" name="Picture 8" descr="A screenshot of a computer&#10;&#10;AI-generated content may be incorrect."/>
+            <wp:cNvGraphicFramePr>
+              <a:graphicFrameLocks xmlns:a="http://schemas.openxmlformats.org/drawingml/2006/main" noChangeAspect="1"/>
+            </wp:cNvGraphicFramePr>
+            <a:graphic xmlns:a="http://schemas.openxmlformats.org/drawingml/2006/main">
+              <a:graphicData uri="http://schemas.openxmlformats.org/drawingml/2006/picture">
+                <pic:pic xmlns:pic="http://schemas.openxmlformats.org/drawingml/2006/picture">
+                  <pic:nvPicPr>
+                    <pic:cNvPr id="559064832" name="Picture 8" descr="A screenshot of a computer&#10;&#10;AI-generated content may be incorrect."/>
+                    <pic:cNvPicPr/>
+                  </pic:nvPicPr>
+                  <pic:blipFill>
+                    <a:blip r:embed="rId12" cstate="print">
+                      <a:extLst>
+                        <a:ext uri="{28A0092B-C50C-407E-A947-70E740481C1C}">
+                          <a14:useLocalDpi xmlns:a14="http://schemas.microsoft.com/office/drawing/2010/main" val="0"/>
+                        </a:ext>
+                      </a:extLst>
+                    </a:blip>
+                    <a:stretch>
+                      <a:fillRect/>
+                    </a:stretch>
+                  </pic:blipFill>
+                  <pic:spPr>
+                    <a:xfrm>
+                      <a:off x="0" y="0"/>
+                      <a:ext cx="5943600" cy="3343275"/>
+                    </a:xfrm>
+                    <a:prstGeom prst="rect">
+                      <a:avLst/>
+                    </a:prstGeom>
+                  </pic:spPr>
+                </pic:pic>
+              </a:graphicData>
+            </a:graphic>
+          </wp:inline>
+        </w:drawing>
+      </w:r>
+      <w:r>
+        <w:rPr>
+          <w:rFonts w:ascii="Times New Roman" w:hAnsi="Times New Roman" w:cs="Times New Roman"/>
+          <w:i/>
+        </w:rPr>
+        <w:t>Hình H6_Sysmon.png: Sysmon đang hoạt động và Event Viewer hiển thị log Sysmon.</w:t>
       </w:r>
     </w:p>
     <w:p>
       <w:pPr>
+        <w:jc w:val="center"/>
         <w:rPr>
           <w:rFonts w:ascii="Times New Roman" w:hAnsi="Times New Roman" w:cs="Times New Roman"/>
         </w:rPr>
@@ -5066,51 +5347,170 @@
         <w:rPr>
           <w:rFonts w:ascii="Times New Roman" w:hAnsi="Times New Roman" w:cs="Times New Roman"/>
           <w:i/>
-        </w:rPr>
-        <w:t>Hình H6_Sysmon.png: Sysmon đang hoạt động và Event Viewer hiển thị log Sysmon.</w:t>
+          <w:noProof/>
+        </w:rPr>
+        <w:lastRenderedPageBreak/>
+        <w:drawing>
+          <wp:inline distT="0" distB="0" distL="0" distR="0" wp14:anchorId="7A6A7101" wp14:editId="7932BE76">
+            <wp:extent cx="5943600" cy="3163570"/>
+            <wp:effectExtent l="0" t="0" r="0" b="0"/>
+            <wp:docPr id="1506092967" name="Picture 7" descr="A computer screen shot of a computer&#10;&#10;AI-generated content may be incorrect."/>
+            <wp:cNvGraphicFramePr>
+              <a:graphicFrameLocks xmlns:a="http://schemas.openxmlformats.org/drawingml/2006/main" noChangeAspect="1"/>
+            </wp:cNvGraphicFramePr>
+            <a:graphic xmlns:a="http://schemas.openxmlformats.org/drawingml/2006/main">
+              <a:graphicData uri="http://schemas.openxmlformats.org/drawingml/2006/picture">
+                <pic:pic xmlns:pic="http://schemas.openxmlformats.org/drawingml/2006/picture">
+                  <pic:nvPicPr>
+                    <pic:cNvPr id="1506092967" name="Picture 7" descr="A computer screen shot of a computer&#10;&#10;AI-generated content may be incorrect."/>
+                    <pic:cNvPicPr/>
+                  </pic:nvPicPr>
+                  <pic:blipFill>
+                    <a:blip r:embed="rId13" cstate="print">
+                      <a:extLst>
+                        <a:ext uri="{28A0092B-C50C-407E-A947-70E740481C1C}">
+                          <a14:useLocalDpi xmlns:a14="http://schemas.microsoft.com/office/drawing/2010/main" val="0"/>
+                        </a:ext>
+                      </a:extLst>
+                    </a:blip>
+                    <a:stretch>
+                      <a:fillRect/>
+                    </a:stretch>
+                  </pic:blipFill>
+                  <pic:spPr>
+                    <a:xfrm>
+                      <a:off x="0" y="0"/>
+                      <a:ext cx="5943600" cy="3163570"/>
+                    </a:xfrm>
+                    <a:prstGeom prst="rect">
+                      <a:avLst/>
+                    </a:prstGeom>
+                  </pic:spPr>
+                </pic:pic>
+              </a:graphicData>
+            </a:graphic>
+          </wp:inline>
+        </w:drawing>
+      </w:r>
+      <w:r>
+        <w:rPr>
+          <w:rFonts w:ascii="Times New Roman" w:hAnsi="Times New Roman" w:cs="Times New Roman"/>
+          <w:i/>
+        </w:rPr>
+        <w:t>Hình H7_Persistence.png: Evidence của persistence lành tính trong VM.</w:t>
       </w:r>
     </w:p>
     <w:p>
       <w:pPr>
-        <w:rPr>
-          <w:rFonts w:ascii="Times New Roman" w:hAnsi="Times New Roman" w:cs="Times New Roman"/>
-        </w:rPr>
-      </w:pPr>
-      <w:r>
-        <w:rPr>
-          <w:rFonts w:ascii="Times New Roman" w:hAnsi="Times New Roman" w:cs="Times New Roman"/>
-          <w:b/>
-        </w:rPr>
-        <w:t>[CHÈN ẢNH H7_Persistence.png TẠI ĐÂY]</w:t>
+        <w:jc w:val="center"/>
+        <w:rPr>
+          <w:rFonts w:ascii="Times New Roman" w:hAnsi="Times New Roman" w:cs="Times New Roman"/>
+        </w:rPr>
+      </w:pPr>
+      <w:r>
+        <w:rPr>
+          <w:rFonts w:ascii="Times New Roman" w:hAnsi="Times New Roman" w:cs="Times New Roman"/>
+          <w:i/>
+          <w:noProof/>
+        </w:rPr>
+        <w:drawing>
+          <wp:inline distT="0" distB="0" distL="0" distR="0" wp14:anchorId="40C76579" wp14:editId="201868EC">
+            <wp:extent cx="5943600" cy="3159125"/>
+            <wp:effectExtent l="0" t="0" r="0" b="3175"/>
+            <wp:docPr id="1219493709" name="Picture 6" descr="A screenshot of a computer&#10;&#10;AI-generated content may be incorrect."/>
+            <wp:cNvGraphicFramePr>
+              <a:graphicFrameLocks xmlns:a="http://schemas.openxmlformats.org/drawingml/2006/main" noChangeAspect="1"/>
+            </wp:cNvGraphicFramePr>
+            <a:graphic xmlns:a="http://schemas.openxmlformats.org/drawingml/2006/main">
+              <a:graphicData uri="http://schemas.openxmlformats.org/drawingml/2006/picture">
+                <pic:pic xmlns:pic="http://schemas.openxmlformats.org/drawingml/2006/picture">
+                  <pic:nvPicPr>
+                    <pic:cNvPr id="1219493709" name="Picture 6" descr="A screenshot of a computer&#10;&#10;AI-generated content may be incorrect."/>
+                    <pic:cNvPicPr/>
+                  </pic:nvPicPr>
+                  <pic:blipFill>
+                    <a:blip r:embed="rId14" cstate="print">
+                      <a:extLst>
+                        <a:ext uri="{28A0092B-C50C-407E-A947-70E740481C1C}">
+                          <a14:useLocalDpi xmlns:a14="http://schemas.microsoft.com/office/drawing/2010/main" val="0"/>
+                        </a:ext>
+                      </a:extLst>
+                    </a:blip>
+                    <a:stretch>
+                      <a:fillRect/>
+                    </a:stretch>
+                  </pic:blipFill>
+                  <pic:spPr>
+                    <a:xfrm>
+                      <a:off x="0" y="0"/>
+                      <a:ext cx="5943600" cy="3159125"/>
+                    </a:xfrm>
+                    <a:prstGeom prst="rect">
+                      <a:avLst/>
+                    </a:prstGeom>
+                  </pic:spPr>
+                </pic:pic>
+              </a:graphicData>
+            </a:graphic>
+          </wp:inline>
+        </w:drawing>
+      </w:r>
+      <w:r>
+        <w:rPr>
+          <w:rFonts w:ascii="Times New Roman" w:hAnsi="Times New Roman" w:cs="Times New Roman"/>
+          <w:i/>
+        </w:rPr>
+        <w:t>Hình H8_Localhost.png: Kết nối/hoạt động localhost liên quan tình huống Sysmon.</w:t>
       </w:r>
     </w:p>
     <w:p>
       <w:pPr>
         <w:rPr>
           <w:rFonts w:ascii="Times New Roman" w:hAnsi="Times New Roman" w:cs="Times New Roman"/>
-        </w:rPr>
-      </w:pPr>
-      <w:r>
-        <w:rPr>
-          <w:rFonts w:ascii="Times New Roman" w:hAnsi="Times New Roman" w:cs="Times New Roman"/>
-          <w:i/>
-        </w:rPr>
-        <w:t>Hình H7_Persistence.png: Evidence của persistence lành tính trong VM.</w:t>
+          <w:b/>
+          <w:bCs/>
+        </w:rPr>
+      </w:pPr>
+      <w:r>
+        <w:rPr>
+          <w:rFonts w:ascii="Times New Roman" w:hAnsi="Times New Roman" w:cs="Times New Roman"/>
+          <w:b/>
+          <w:bCs/>
+        </w:rPr>
+        <w:t>8</w:t>
+      </w:r>
+      <w:r>
+        <w:rPr>
+          <w:rFonts w:ascii="Times New Roman" w:hAnsi="Times New Roman" w:cs="Times New Roman"/>
+          <w:b/>
+          <w:bCs/>
+        </w:rPr>
+        <w:t>. Tình huống 5 - HTTP plaintext và HTTPS/TLS</w:t>
       </w:r>
     </w:p>
     <w:p>
       <w:pPr>
         <w:rPr>
           <w:rFonts w:ascii="Times New Roman" w:hAnsi="Times New Roman" w:cs="Times New Roman"/>
-        </w:rPr>
-      </w:pPr>
-      <w:r>
-        <w:rPr>
-          <w:rFonts w:ascii="Times New Roman" w:hAnsi="Times New Roman" w:cs="Times New Roman"/>
           <w:b/>
-        </w:rPr>
-        <w:lastRenderedPageBreak/>
-        <w:t>[CHÈN ẢNH H8_Localhost.png TẠI ĐÂY]</w:t>
+          <w:bCs/>
+        </w:rPr>
+      </w:pPr>
+      <w:r>
+        <w:rPr>
+          <w:rFonts w:ascii="Times New Roman" w:hAnsi="Times New Roman" w:cs="Times New Roman"/>
+          <w:b/>
+          <w:bCs/>
+        </w:rPr>
+        <w:t>8</w:t>
+      </w:r>
+      <w:r>
+        <w:rPr>
+          <w:rFonts w:ascii="Times New Roman" w:hAnsi="Times New Roman" w:cs="Times New Roman"/>
+          <w:b/>
+          <w:bCs/>
+        </w:rPr>
+        <w:t>.1. Cách thực hiện</w:t>
       </w:r>
     </w:p>
     <w:p>
@@ -5122,97 +5522,34 @@
       <w:r>
         <w:rPr>
           <w:rFonts w:ascii="Times New Roman" w:hAnsi="Times New Roman" w:cs="Times New Roman"/>
-          <w:i/>
-        </w:rPr>
-        <w:t>Hình H8_Localhost.png: Kết nối/hoạt động localhost liên quan tình huống Sysmon.</w:t>
+        </w:rPr>
+        <w:t>Khởi động Wireshark trên interface của VM.</w:t>
       </w:r>
     </w:p>
     <w:p>
       <w:pPr>
         <w:rPr>
           <w:rFonts w:ascii="Times New Roman" w:hAnsi="Times New Roman" w:cs="Times New Roman"/>
-          <w:b/>
-          <w:bCs/>
-        </w:rPr>
-      </w:pPr>
-      <w:r>
-        <w:rPr>
-          <w:rFonts w:ascii="Times New Roman" w:hAnsi="Times New Roman" w:cs="Times New Roman"/>
-          <w:b/>
-          <w:bCs/>
-        </w:rPr>
-        <w:t>8</w:t>
-      </w:r>
-      <w:r>
-        <w:rPr>
-          <w:rFonts w:ascii="Times New Roman" w:hAnsi="Times New Roman" w:cs="Times New Roman"/>
-          <w:b/>
-          <w:bCs/>
-        </w:rPr>
-        <w:t>. Tình huống 5 - HTTP plaintext và HTTPS/TLS</w:t>
+        </w:rPr>
+      </w:pPr>
+      <w:r>
+        <w:rPr>
+          <w:rFonts w:ascii="Times New Roman" w:hAnsi="Times New Roman" w:cs="Times New Roman"/>
+        </w:rPr>
+        <w:t>Capture lưu lượng HTTP theo hướng dẫn lab và lọc gói tin HTTP.</w:t>
       </w:r>
     </w:p>
     <w:p>
       <w:pPr>
         <w:rPr>
           <w:rFonts w:ascii="Times New Roman" w:hAnsi="Times New Roman" w:cs="Times New Roman"/>
-          <w:b/>
-          <w:bCs/>
-        </w:rPr>
-      </w:pPr>
-      <w:r>
-        <w:rPr>
-          <w:rFonts w:ascii="Times New Roman" w:hAnsi="Times New Roman" w:cs="Times New Roman"/>
-          <w:b/>
-          <w:bCs/>
-        </w:rPr>
-        <w:t>8</w:t>
-      </w:r>
-      <w:r>
-        <w:rPr>
-          <w:rFonts w:ascii="Times New Roman" w:hAnsi="Times New Roman" w:cs="Times New Roman"/>
-          <w:b/>
-          <w:bCs/>
-        </w:rPr>
-        <w:t>.1. Cách thực hiện</w:t>
-      </w:r>
-    </w:p>
-    <w:p>
-      <w:pPr>
-        <w:rPr>
-          <w:rFonts w:ascii="Times New Roman" w:hAnsi="Times New Roman" w:cs="Times New Roman"/>
-        </w:rPr>
-      </w:pPr>
-      <w:r>
-        <w:rPr>
-          <w:rFonts w:ascii="Times New Roman" w:hAnsi="Times New Roman" w:cs="Times New Roman"/>
-        </w:rPr>
-        <w:t>Khởi động Wireshark trên interface của VM.</w:t>
-      </w:r>
-    </w:p>
-    <w:p>
-      <w:pPr>
-        <w:rPr>
-          <w:rFonts w:ascii="Times New Roman" w:hAnsi="Times New Roman" w:cs="Times New Roman"/>
-        </w:rPr>
-      </w:pPr>
-      <w:r>
-        <w:rPr>
-          <w:rFonts w:ascii="Times New Roman" w:hAnsi="Times New Roman" w:cs="Times New Roman"/>
-        </w:rPr>
-        <w:t>Capture lưu lượng HTTP theo hướng dẫn lab và lọc gói tin HTTP.</w:t>
-      </w:r>
-    </w:p>
-    <w:p>
-      <w:pPr>
-        <w:rPr>
-          <w:rFonts w:ascii="Times New Roman" w:hAnsi="Times New Roman" w:cs="Times New Roman"/>
-        </w:rPr>
-      </w:pPr>
-      <w:r>
-        <w:rPr>
-          <w:rFonts w:ascii="Times New Roman" w:hAnsi="Times New Roman" w:cs="Times New Roman"/>
-        </w:rPr>
+        </w:rPr>
+      </w:pPr>
+      <w:r>
+        <w:rPr>
+          <w:rFonts w:ascii="Times New Roman" w:hAnsi="Times New Roman" w:cs="Times New Roman"/>
+        </w:rPr>
+        <w:lastRenderedPageBreak/>
         <w:t>Quan sát trường dữ liệu có thể đọc trực tiếp trong plaintext.</w:t>
       </w:r>
     </w:p>
@@ -5275,9 +5612,9 @@
         <w:tblLook w:val="04A0" w:firstRow="1" w:lastRow="0" w:firstColumn="1" w:lastColumn="0" w:noHBand="0" w:noVBand="1"/>
       </w:tblPr>
       <w:tblGrid>
-        <w:gridCol w:w="3141"/>
-        <w:gridCol w:w="3095"/>
-        <w:gridCol w:w="3114"/>
+        <w:gridCol w:w="3139"/>
+        <w:gridCol w:w="3074"/>
+        <w:gridCol w:w="3137"/>
       </w:tblGrid>
       <w:tr>
         <w:trPr>
@@ -5455,40 +5792,40 @@
               <w:rPr>
                 <w:rFonts w:ascii="Times New Roman" w:hAnsi="Times New Roman" w:cs="Times New Roman"/>
               </w:rPr>
-              <w:t>[ĐIỀN]</w:t>
-            </w:r>
-          </w:p>
-        </w:tc>
-        <w:tc>
-          <w:tcPr>
-            <w:tcW w:w="3312" w:type="dxa"/>
-            <w:tcBorders>
-              <w:top w:val="single" w:sz="4" w:space="0" w:color="auto"/>
-              <w:left w:val="single" w:sz="4" w:space="0" w:color="auto"/>
-              <w:bottom w:val="single" w:sz="4" w:space="0" w:color="auto"/>
-              <w:right w:val="single" w:sz="4" w:space="0" w:color="auto"/>
-            </w:tcBorders>
-            <w:tcMar>
-              <w:top w:w="100" w:type="dxa"/>
-              <w:left w:w="120" w:type="dxa"/>
-              <w:bottom w:w="100" w:type="dxa"/>
-              <w:right w:w="120" w:type="dxa"/>
-            </w:tcMar>
-            <w:vAlign w:val="center"/>
-            <w:hideMark/>
-          </w:tcPr>
-          <w:p>
-            <w:pPr>
-              <w:spacing w:after="160" w:line="278" w:lineRule="auto"/>
-              <w:rPr>
-                <w:rFonts w:ascii="Times New Roman" w:hAnsi="Times New Roman" w:cs="Times New Roman"/>
-              </w:rPr>
-            </w:pPr>
-            <w:r>
-              <w:rPr>
-                <w:rFonts w:ascii="Times New Roman" w:hAnsi="Times New Roman" w:cs="Times New Roman"/>
-              </w:rPr>
-              <w:t>Plaintext có thể quan sát nếu bài test thành công</w:t>
+              <w:t>Quan sát được thông tin dạng rõ</w:t>
+            </w:r>
+          </w:p>
+        </w:tc>
+        <w:tc>
+          <w:tcPr>
+            <w:tcW w:w="3312" w:type="dxa"/>
+            <w:tcBorders>
+              <w:top w:val="single" w:sz="4" w:space="0" w:color="auto"/>
+              <w:left w:val="single" w:sz="4" w:space="0" w:color="auto"/>
+              <w:bottom w:val="single" w:sz="4" w:space="0" w:color="auto"/>
+              <w:right w:val="single" w:sz="4" w:space="0" w:color="auto"/>
+            </w:tcBorders>
+            <w:tcMar>
+              <w:top w:w="100" w:type="dxa"/>
+              <w:left w:w="120" w:type="dxa"/>
+              <w:bottom w:w="100" w:type="dxa"/>
+              <w:right w:w="120" w:type="dxa"/>
+            </w:tcMar>
+            <w:vAlign w:val="center"/>
+            <w:hideMark/>
+          </w:tcPr>
+          <w:p>
+            <w:pPr>
+              <w:spacing w:after="160" w:line="278" w:lineRule="auto"/>
+              <w:rPr>
+                <w:rFonts w:ascii="Times New Roman" w:hAnsi="Times New Roman" w:cs="Times New Roman"/>
+              </w:rPr>
+            </w:pPr>
+            <w:r>
+              <w:rPr>
+                <w:rFonts w:ascii="Times New Roman" w:hAnsi="Times New Roman" w:cs="Times New Roman"/>
+              </w:rPr>
+              <w:t>Plaintext (GET / HTTP/1.1)</w:t>
             </w:r>
           </w:p>
         </w:tc>
@@ -5559,40 +5896,46 @@
               <w:rPr>
                 <w:rFonts w:ascii="Times New Roman" w:hAnsi="Times New Roman" w:cs="Times New Roman"/>
               </w:rPr>
-              <w:t>[ĐIỀN]</w:t>
-            </w:r>
-          </w:p>
-        </w:tc>
-        <w:tc>
-          <w:tcPr>
-            <w:tcW w:w="3312" w:type="dxa"/>
-            <w:tcBorders>
-              <w:top w:val="single" w:sz="4" w:space="0" w:color="auto"/>
-              <w:left w:val="single" w:sz="4" w:space="0" w:color="auto"/>
-              <w:bottom w:val="single" w:sz="4" w:space="0" w:color="auto"/>
-              <w:right w:val="single" w:sz="4" w:space="0" w:color="auto"/>
-            </w:tcBorders>
-            <w:tcMar>
-              <w:top w:w="100" w:type="dxa"/>
-              <w:left w:w="120" w:type="dxa"/>
-              <w:bottom w:w="100" w:type="dxa"/>
-              <w:right w:w="120" w:type="dxa"/>
-            </w:tcMar>
-            <w:vAlign w:val="center"/>
-            <w:hideMark/>
-          </w:tcPr>
-          <w:p>
-            <w:pPr>
-              <w:spacing w:after="160" w:line="278" w:lineRule="auto"/>
-              <w:rPr>
-                <w:rFonts w:ascii="Times New Roman" w:hAnsi="Times New Roman" w:cs="Times New Roman"/>
-              </w:rPr>
-            </w:pPr>
-            <w:r>
-              <w:rPr>
-                <w:rFonts w:ascii="Times New Roman" w:hAnsi="Times New Roman" w:cs="Times New Roman"/>
-              </w:rPr>
-              <w:t>Payload ứng dụng được TLS bảo vệ</w:t>
+              <w:t>Dữ liệu đã bị mã hóa</w:t>
+            </w:r>
+          </w:p>
+        </w:tc>
+        <w:tc>
+          <w:tcPr>
+            <w:tcW w:w="3312" w:type="dxa"/>
+            <w:tcBorders>
+              <w:top w:val="single" w:sz="4" w:space="0" w:color="auto"/>
+              <w:left w:val="single" w:sz="4" w:space="0" w:color="auto"/>
+              <w:bottom w:val="single" w:sz="4" w:space="0" w:color="auto"/>
+              <w:right w:val="single" w:sz="4" w:space="0" w:color="auto"/>
+            </w:tcBorders>
+            <w:tcMar>
+              <w:top w:w="100" w:type="dxa"/>
+              <w:left w:w="120" w:type="dxa"/>
+              <w:bottom w:w="100" w:type="dxa"/>
+              <w:right w:w="120" w:type="dxa"/>
+            </w:tcMar>
+            <w:vAlign w:val="center"/>
+            <w:hideMark/>
+          </w:tcPr>
+          <w:p>
+            <w:pPr>
+              <w:spacing w:after="160" w:line="278" w:lineRule="auto"/>
+              <w:rPr>
+                <w:rFonts w:ascii="Times New Roman" w:hAnsi="Times New Roman" w:cs="Times New Roman"/>
+              </w:rPr>
+            </w:pPr>
+            <w:r>
+              <w:rPr>
+                <w:rFonts w:ascii="Times New Roman" w:hAnsi="Times New Roman" w:cs="Times New Roman"/>
+              </w:rPr>
+              <w:t>P</w:t>
+            </w:r>
+            <w:r>
+              <w:rPr>
+                <w:rFonts w:ascii="Times New Roman" w:hAnsi="Times New Roman" w:cs="Times New Roman"/>
+              </w:rPr>
+              <w:t>ayload ứng dụng được bảo vệ (Application Data)</w:t>
             </w:r>
           </w:p>
         </w:tc>
@@ -5607,20 +5950,70 @@
     </w:p>
     <w:p>
       <w:pPr>
-        <w:rPr>
-          <w:rFonts w:ascii="Times New Roman" w:hAnsi="Times New Roman" w:cs="Times New Roman"/>
-        </w:rPr>
-      </w:pPr>
-      <w:r>
-        <w:rPr>
-          <w:rFonts w:ascii="Times New Roman" w:hAnsi="Times New Roman" w:cs="Times New Roman"/>
-          <w:b/>
-        </w:rPr>
-        <w:t>[CHÈN ẢNH H9_HTTP.png TẠI ĐÂY]</w:t>
+        <w:jc w:val="center"/>
+        <w:rPr>
+          <w:rFonts w:ascii="Times New Roman" w:hAnsi="Times New Roman" w:cs="Times New Roman"/>
+        </w:rPr>
+      </w:pPr>
+      <w:r>
+        <w:rPr>
+          <w:rFonts w:ascii="Times New Roman" w:hAnsi="Times New Roman" w:cs="Times New Roman"/>
+          <w:i/>
+          <w:noProof/>
+        </w:rPr>
+        <w:drawing>
+          <wp:inline distT="0" distB="0" distL="0" distR="0" wp14:anchorId="5F41152A" wp14:editId="285A0256">
+            <wp:extent cx="5943600" cy="3343275"/>
+            <wp:effectExtent l="0" t="0" r="0" b="9525"/>
+            <wp:docPr id="1084721714" name="Picture 5" descr="A screenshot of a computer&#10;&#10;AI-generated content may be incorrect."/>
+            <wp:cNvGraphicFramePr>
+              <a:graphicFrameLocks xmlns:a="http://schemas.openxmlformats.org/drawingml/2006/main" noChangeAspect="1"/>
+            </wp:cNvGraphicFramePr>
+            <a:graphic xmlns:a="http://schemas.openxmlformats.org/drawingml/2006/main">
+              <a:graphicData uri="http://schemas.openxmlformats.org/drawingml/2006/picture">
+                <pic:pic xmlns:pic="http://schemas.openxmlformats.org/drawingml/2006/picture">
+                  <pic:nvPicPr>
+                    <pic:cNvPr id="1084721714" name="Picture 5" descr="A screenshot of a computer&#10;&#10;AI-generated content may be incorrect."/>
+                    <pic:cNvPicPr/>
+                  </pic:nvPicPr>
+                  <pic:blipFill>
+                    <a:blip r:embed="rId15" cstate="print">
+                      <a:extLst>
+                        <a:ext uri="{28A0092B-C50C-407E-A947-70E740481C1C}">
+                          <a14:useLocalDpi xmlns:a14="http://schemas.microsoft.com/office/drawing/2010/main" val="0"/>
+                        </a:ext>
+                      </a:extLst>
+                    </a:blip>
+                    <a:stretch>
+                      <a:fillRect/>
+                    </a:stretch>
+                  </pic:blipFill>
+                  <pic:spPr>
+                    <a:xfrm>
+                      <a:off x="0" y="0"/>
+                      <a:ext cx="5943600" cy="3343275"/>
+                    </a:xfrm>
+                    <a:prstGeom prst="rect">
+                      <a:avLst/>
+                    </a:prstGeom>
+                  </pic:spPr>
+                </pic:pic>
+              </a:graphicData>
+            </a:graphic>
+          </wp:inline>
+        </w:drawing>
+      </w:r>
+      <w:r>
+        <w:rPr>
+          <w:rFonts w:ascii="Times New Roman" w:hAnsi="Times New Roman" w:cs="Times New Roman"/>
+          <w:i/>
+        </w:rPr>
+        <w:t>Hình H9_HTTP.png: Wireshark - lưu lượng HTTP/plaintext.</w:t>
       </w:r>
     </w:p>
     <w:p>
       <w:pPr>
+        <w:jc w:val="center"/>
         <w:rPr>
           <w:rFonts w:ascii="Times New Roman" w:hAnsi="Times New Roman" w:cs="Times New Roman"/>
         </w:rPr>
@@ -5629,86 +6022,133 @@
         <w:rPr>
           <w:rFonts w:ascii="Times New Roman" w:hAnsi="Times New Roman" w:cs="Times New Roman"/>
           <w:i/>
-        </w:rPr>
-        <w:t>Hình H9_HTTP.png: Wireshark - lưu lượng HTTP/plaintext.</w:t>
+          <w:noProof/>
+        </w:rPr>
+        <w:lastRenderedPageBreak/>
+        <w:drawing>
+          <wp:inline distT="0" distB="0" distL="0" distR="0" wp14:anchorId="6C055CC3" wp14:editId="1E5119DD">
+            <wp:extent cx="5943600" cy="3343275"/>
+            <wp:effectExtent l="0" t="0" r="0" b="9525"/>
+            <wp:docPr id="1751433241" name="Picture 4" descr="A screenshot of a computer&#10;&#10;AI-generated content may be incorrect."/>
+            <wp:cNvGraphicFramePr>
+              <a:graphicFrameLocks xmlns:a="http://schemas.openxmlformats.org/drawingml/2006/main" noChangeAspect="1"/>
+            </wp:cNvGraphicFramePr>
+            <a:graphic xmlns:a="http://schemas.openxmlformats.org/drawingml/2006/main">
+              <a:graphicData uri="http://schemas.openxmlformats.org/drawingml/2006/picture">
+                <pic:pic xmlns:pic="http://schemas.openxmlformats.org/drawingml/2006/picture">
+                  <pic:nvPicPr>
+                    <pic:cNvPr id="1751433241" name="Picture 4" descr="A screenshot of a computer&#10;&#10;AI-generated content may be incorrect."/>
+                    <pic:cNvPicPr/>
+                  </pic:nvPicPr>
+                  <pic:blipFill>
+                    <a:blip r:embed="rId16" cstate="print">
+                      <a:extLst>
+                        <a:ext uri="{28A0092B-C50C-407E-A947-70E740481C1C}">
+                          <a14:useLocalDpi xmlns:a14="http://schemas.microsoft.com/office/drawing/2010/main" val="0"/>
+                        </a:ext>
+                      </a:extLst>
+                    </a:blip>
+                    <a:stretch>
+                      <a:fillRect/>
+                    </a:stretch>
+                  </pic:blipFill>
+                  <pic:spPr>
+                    <a:xfrm>
+                      <a:off x="0" y="0"/>
+                      <a:ext cx="5943600" cy="3343275"/>
+                    </a:xfrm>
+                    <a:prstGeom prst="rect">
+                      <a:avLst/>
+                    </a:prstGeom>
+                  </pic:spPr>
+                </pic:pic>
+              </a:graphicData>
+            </a:graphic>
+          </wp:inline>
+        </w:drawing>
+      </w:r>
+      <w:r>
+        <w:rPr>
+          <w:rFonts w:ascii="Times New Roman" w:hAnsi="Times New Roman" w:cs="Times New Roman"/>
+          <w:i/>
+        </w:rPr>
+        <w:t>Hình H10_HTTPS.png: Wireshark - lưu lượng HTTPS/TLS.</w:t>
       </w:r>
     </w:p>
     <w:p>
       <w:pPr>
         <w:rPr>
           <w:rFonts w:ascii="Times New Roman" w:hAnsi="Times New Roman" w:cs="Times New Roman"/>
-        </w:rPr>
-      </w:pPr>
-      <w:r>
-        <w:rPr>
-          <w:rFonts w:ascii="Times New Roman" w:hAnsi="Times New Roman" w:cs="Times New Roman"/>
           <w:b/>
-        </w:rPr>
-        <w:t>[CHÈN ẢNH H10_HTTPS.png TẠI ĐÂY]</w:t>
+          <w:bCs/>
+        </w:rPr>
+      </w:pPr>
+      <w:r>
+        <w:rPr>
+          <w:rFonts w:ascii="Times New Roman" w:hAnsi="Times New Roman" w:cs="Times New Roman"/>
+          <w:b/>
+          <w:bCs/>
+        </w:rPr>
+        <w:t>9</w:t>
+      </w:r>
+      <w:r>
+        <w:rPr>
+          <w:rFonts w:ascii="Times New Roman" w:hAnsi="Times New Roman" w:cs="Times New Roman"/>
+          <w:b/>
+          <w:bCs/>
+        </w:rPr>
+        <w:t>. Tình huống 6 - Local load test và phân tích dữ liệu offline</w:t>
       </w:r>
     </w:p>
     <w:p>
       <w:pPr>
         <w:rPr>
           <w:rFonts w:ascii="Times New Roman" w:hAnsi="Times New Roman" w:cs="Times New Roman"/>
-        </w:rPr>
-      </w:pPr>
-      <w:r>
-        <w:rPr>
-          <w:rFonts w:ascii="Times New Roman" w:hAnsi="Times New Roman" w:cs="Times New Roman"/>
-          <w:i/>
-        </w:rPr>
-        <w:t>Hình H10_HTTPS.png: Wireshark - lưu lượng HTTPS/TLS.</w:t>
+          <w:b/>
+          <w:bCs/>
+        </w:rPr>
+      </w:pPr>
+      <w:r>
+        <w:rPr>
+          <w:rFonts w:ascii="Times New Roman" w:hAnsi="Times New Roman" w:cs="Times New Roman"/>
+          <w:b/>
+          <w:bCs/>
+        </w:rPr>
+        <w:t>9</w:t>
+      </w:r>
+      <w:r>
+        <w:rPr>
+          <w:rFonts w:ascii="Times New Roman" w:hAnsi="Times New Roman" w:cs="Times New Roman"/>
+          <w:b/>
+          <w:bCs/>
+        </w:rPr>
+        <w:t>.1. Local load test</w:t>
       </w:r>
     </w:p>
     <w:p>
       <w:pPr>
         <w:rPr>
           <w:rFonts w:ascii="Times New Roman" w:hAnsi="Times New Roman" w:cs="Times New Roman"/>
-          <w:b/>
-          <w:bCs/>
-        </w:rPr>
-      </w:pPr>
-      <w:r>
-        <w:rPr>
-          <w:rFonts w:ascii="Times New Roman" w:hAnsi="Times New Roman" w:cs="Times New Roman"/>
-          <w:b/>
-          <w:bCs/>
-        </w:rPr>
-        <w:t>9</w:t>
-      </w:r>
-      <w:r>
-        <w:rPr>
-          <w:rFonts w:ascii="Times New Roman" w:hAnsi="Times New Roman" w:cs="Times New Roman"/>
-          <w:b/>
-          <w:bCs/>
-        </w:rPr>
-        <w:t>. Tình huống 6 - Local load test và phân tích dữ liệu offline</w:t>
+        </w:rPr>
+      </w:pPr>
+      <w:r>
+        <w:rPr>
+          <w:rFonts w:ascii="Times New Roman" w:hAnsi="Times New Roman" w:cs="Times New Roman"/>
+        </w:rPr>
+        <w:t>Chỉ chạy script local_load_test.py với mục tiêu cố định 127.0.0.1:8080. Không chỉnh script sang IP khác và không tạo tải lên hệ thống bên ngoài.</w:t>
       </w:r>
     </w:p>
     <w:p>
       <w:pPr>
         <w:rPr>
           <w:rFonts w:ascii="Times New Roman" w:hAnsi="Times New Roman" w:cs="Times New Roman"/>
-          <w:b/>
-          <w:bCs/>
-        </w:rPr>
-      </w:pPr>
-      <w:r>
-        <w:rPr>
-          <w:rFonts w:ascii="Times New Roman" w:hAnsi="Times New Roman" w:cs="Times New Roman"/>
-          <w:b/>
-          <w:bCs/>
-        </w:rPr>
-        <w:t>9</w:t>
-      </w:r>
-      <w:r>
-        <w:rPr>
-          <w:rFonts w:ascii="Times New Roman" w:hAnsi="Times New Roman" w:cs="Times New Roman"/>
-          <w:b/>
-          <w:bCs/>
-        </w:rPr>
-        <w:t>.1. Local load test</w:t>
+        </w:rPr>
+      </w:pPr>
+      <w:r>
+        <w:rPr>
+          <w:rFonts w:ascii="Times New Roman" w:hAnsi="Times New Roman" w:cs="Times New Roman"/>
+        </w:rPr>
+        <w:t>Khởi chạy dịch vụ local tại 127.0.0.1:8080.</w:t>
       </w:r>
     </w:p>
     <w:p>
@@ -5721,7 +6161,7 @@
         <w:rPr>
           <w:rFonts w:ascii="Times New Roman" w:hAnsi="Times New Roman" w:cs="Times New Roman"/>
         </w:rPr>
-        <w:t>Chỉ chạy script local_load_test.py với mục tiêu cố định 127.0.0.1:8080. Không chỉnh script sang IP khác và không tạo tải lên hệ thống bên ngoài.</w:t>
+        <w:t>Chạy local_load_test.py từ bộ LAB3.</w:t>
       </w:r>
     </w:p>
     <w:p>
@@ -5734,7 +6174,7 @@
         <w:rPr>
           <w:rFonts w:ascii="Times New Roman" w:hAnsi="Times New Roman" w:cs="Times New Roman"/>
         </w:rPr>
-        <w:t>Khởi chạy dịch vụ local tại 127.0.0.1:8080.</w:t>
+        <w:t>Lưu output có timestamp vào Evidence.</w:t>
       </w:r>
     </w:p>
     <w:p>
@@ -5747,33 +6187,6 @@
         <w:rPr>
           <w:rFonts w:ascii="Times New Roman" w:hAnsi="Times New Roman" w:cs="Times New Roman"/>
         </w:rPr>
-        <w:t>Chạy local_load_test.py từ bộ LAB3.</w:t>
-      </w:r>
-    </w:p>
-    <w:p>
-      <w:pPr>
-        <w:rPr>
-          <w:rFonts w:ascii="Times New Roman" w:hAnsi="Times New Roman" w:cs="Times New Roman"/>
-        </w:rPr>
-      </w:pPr>
-      <w:r>
-        <w:rPr>
-          <w:rFonts w:ascii="Times New Roman" w:hAnsi="Times New Roman" w:cs="Times New Roman"/>
-        </w:rPr>
-        <w:t>Lưu output có timestamp vào Evidence.</w:t>
-      </w:r>
-    </w:p>
-    <w:p>
-      <w:pPr>
-        <w:rPr>
-          <w:rFonts w:ascii="Times New Roman" w:hAnsi="Times New Roman" w:cs="Times New Roman"/>
-        </w:rPr>
-      </w:pPr>
-      <w:r>
-        <w:rPr>
-          <w:rFonts w:ascii="Times New Roman" w:hAnsi="Times New Roman" w:cs="Times New Roman"/>
-        </w:rPr>
-        <w:lastRenderedPageBreak/>
         <w:t>Ghi lại số request/thành công/thất bại nếu script hiển thị.</w:t>
       </w:r>
     </w:p>
@@ -5785,9 +6198,9 @@
         <w:tblLook w:val="04A0" w:firstRow="1" w:lastRow="0" w:firstColumn="1" w:lastColumn="0" w:noHBand="0" w:noVBand="1"/>
       </w:tblPr>
       <w:tblGrid>
-        <w:gridCol w:w="3082"/>
-        <w:gridCol w:w="3142"/>
-        <w:gridCol w:w="3126"/>
+        <w:gridCol w:w="3096"/>
+        <w:gridCol w:w="3152"/>
+        <w:gridCol w:w="3102"/>
       </w:tblGrid>
       <w:tr>
         <w:trPr>
@@ -6069,7 +6482,7 @@
               <w:rPr>
                 <w:rFonts w:ascii="Times New Roman" w:hAnsi="Times New Roman" w:cs="Times New Roman"/>
               </w:rPr>
-              <w:t>[ĐIỀN]</w:t>
+              <w:t>Đã thực hiện gửi các request tới Localhost</w:t>
             </w:r>
           </w:p>
         </w:tc>
@@ -6173,40 +6586,40 @@
               <w:rPr>
                 <w:rFonts w:ascii="Times New Roman" w:hAnsi="Times New Roman" w:cs="Times New Roman"/>
               </w:rPr>
-              <w:t>[ĐIỀN]</w:t>
-            </w:r>
-          </w:p>
-        </w:tc>
-        <w:tc>
-          <w:tcPr>
-            <w:tcW w:w="3312" w:type="dxa"/>
-            <w:tcBorders>
-              <w:top w:val="single" w:sz="4" w:space="0" w:color="auto"/>
-              <w:left w:val="single" w:sz="4" w:space="0" w:color="auto"/>
-              <w:bottom w:val="single" w:sz="4" w:space="0" w:color="auto"/>
-              <w:right w:val="single" w:sz="4" w:space="0" w:color="auto"/>
-            </w:tcBorders>
-            <w:tcMar>
-              <w:top w:w="100" w:type="dxa"/>
-              <w:left w:w="120" w:type="dxa"/>
-              <w:bottom w:w="100" w:type="dxa"/>
-              <w:right w:w="120" w:type="dxa"/>
-            </w:tcMar>
-            <w:vAlign w:val="center"/>
-            <w:hideMark/>
-          </w:tcPr>
-          <w:p>
-            <w:pPr>
-              <w:spacing w:after="160" w:line="278" w:lineRule="auto"/>
-              <w:rPr>
-                <w:rFonts w:ascii="Times New Roman" w:hAnsi="Times New Roman" w:cs="Times New Roman"/>
-              </w:rPr>
-            </w:pPr>
-            <w:r>
-              <w:rPr>
-                <w:rFonts w:ascii="Times New Roman" w:hAnsi="Times New Roman" w:cs="Times New Roman"/>
-              </w:rPr>
-              <w:t>[PASS/FAIL]</w:t>
+              <w:t>Hoàn thành</w:t>
+            </w:r>
+          </w:p>
+        </w:tc>
+        <w:tc>
+          <w:tcPr>
+            <w:tcW w:w="3312" w:type="dxa"/>
+            <w:tcBorders>
+              <w:top w:val="single" w:sz="4" w:space="0" w:color="auto"/>
+              <w:left w:val="single" w:sz="4" w:space="0" w:color="auto"/>
+              <w:bottom w:val="single" w:sz="4" w:space="0" w:color="auto"/>
+              <w:right w:val="single" w:sz="4" w:space="0" w:color="auto"/>
+            </w:tcBorders>
+            <w:tcMar>
+              <w:top w:w="100" w:type="dxa"/>
+              <w:left w:w="120" w:type="dxa"/>
+              <w:bottom w:w="100" w:type="dxa"/>
+              <w:right w:w="120" w:type="dxa"/>
+            </w:tcMar>
+            <w:vAlign w:val="center"/>
+            <w:hideMark/>
+          </w:tcPr>
+          <w:p>
+            <w:pPr>
+              <w:spacing w:after="160" w:line="278" w:lineRule="auto"/>
+              <w:rPr>
+                <w:rFonts w:ascii="Times New Roman" w:hAnsi="Times New Roman" w:cs="Times New Roman"/>
+              </w:rPr>
+            </w:pPr>
+            <w:r>
+              <w:rPr>
+                <w:rFonts w:ascii="Times New Roman" w:hAnsi="Times New Roman" w:cs="Times New Roman"/>
+              </w:rPr>
+              <w:t>PASS</w:t>
             </w:r>
           </w:p>
         </w:tc>
@@ -6233,6 +6646,7 @@
           <w:b/>
           <w:bCs/>
         </w:rPr>
+        <w:lastRenderedPageBreak/>
         <w:t>9</w:t>
       </w:r>
       <w:r>
@@ -6255,6 +6669,486 @@
           <w:rFonts w:ascii="Times New Roman" w:hAnsi="Times New Roman" w:cs="Times New Roman"/>
         </w:rPr>
         <w:t>Phân tích dataset được cung cấp, thống kê số bản ghi và SourceIP để nhận diện đặc điểm nhiều nguồn cùng tạo lưu lượng tới một mục tiêu. Không phát sinh DDoS thật.</w:t>
+      </w:r>
+    </w:p>
+    <w:tbl>
+      <w:tblPr>
+        <w:tblStyle w:val="TableGrid"/>
+        <w:tblW w:w="0" w:type="auto"/>
+        <w:jc w:val="center"/>
+        <w:tblLook w:val="04A0" w:firstRow="1" w:lastRow="0" w:firstColumn="1" w:lastColumn="0" w:noHBand="0" w:noVBand="1"/>
+      </w:tblPr>
+      <w:tblGrid>
+        <w:gridCol w:w="3100"/>
+        <w:gridCol w:w="3143"/>
+        <w:gridCol w:w="3107"/>
+      </w:tblGrid>
+      <w:tr>
+        <w:trPr>
+          <w:jc w:val="center"/>
+        </w:trPr>
+        <w:tc>
+          <w:tcPr>
+            <w:tcW w:w="3312" w:type="dxa"/>
+            <w:tcBorders>
+              <w:top w:val="single" w:sz="4" w:space="0" w:color="auto"/>
+              <w:left w:val="single" w:sz="4" w:space="0" w:color="auto"/>
+              <w:bottom w:val="single" w:sz="4" w:space="0" w:color="auto"/>
+              <w:right w:val="single" w:sz="4" w:space="0" w:color="auto"/>
+            </w:tcBorders>
+            <w:shd w:val="clear" w:color="auto" w:fill="D9EAF7"/>
+            <w:tcMar>
+              <w:top w:w="100" w:type="dxa"/>
+              <w:left w:w="120" w:type="dxa"/>
+              <w:bottom w:w="100" w:type="dxa"/>
+              <w:right w:w="120" w:type="dxa"/>
+            </w:tcMar>
+            <w:vAlign w:val="center"/>
+            <w:hideMark/>
+          </w:tcPr>
+          <w:p>
+            <w:pPr>
+              <w:spacing w:after="160" w:line="278" w:lineRule="auto"/>
+              <w:rPr>
+                <w:rFonts w:ascii="Times New Roman" w:hAnsi="Times New Roman" w:cs="Times New Roman"/>
+              </w:rPr>
+            </w:pPr>
+            <w:r>
+              <w:rPr>
+                <w:rFonts w:ascii="Times New Roman" w:hAnsi="Times New Roman" w:cs="Times New Roman"/>
+                <w:b/>
+              </w:rPr>
+              <w:t>Nội dung</w:t>
+            </w:r>
+          </w:p>
+        </w:tc>
+        <w:tc>
+          <w:tcPr>
+            <w:tcW w:w="3312" w:type="dxa"/>
+            <w:tcBorders>
+              <w:top w:val="single" w:sz="4" w:space="0" w:color="auto"/>
+              <w:left w:val="single" w:sz="4" w:space="0" w:color="auto"/>
+              <w:bottom w:val="single" w:sz="4" w:space="0" w:color="auto"/>
+              <w:right w:val="single" w:sz="4" w:space="0" w:color="auto"/>
+            </w:tcBorders>
+            <w:shd w:val="clear" w:color="auto" w:fill="D9EAF7"/>
+            <w:tcMar>
+              <w:top w:w="100" w:type="dxa"/>
+              <w:left w:w="120" w:type="dxa"/>
+              <w:bottom w:w="100" w:type="dxa"/>
+              <w:right w:w="120" w:type="dxa"/>
+            </w:tcMar>
+            <w:vAlign w:val="center"/>
+            <w:hideMark/>
+          </w:tcPr>
+          <w:p>
+            <w:pPr>
+              <w:spacing w:after="160" w:line="278" w:lineRule="auto"/>
+              <w:rPr>
+                <w:rFonts w:ascii="Times New Roman" w:hAnsi="Times New Roman" w:cs="Times New Roman"/>
+              </w:rPr>
+            </w:pPr>
+            <w:r>
+              <w:rPr>
+                <w:rFonts w:ascii="Times New Roman" w:hAnsi="Times New Roman" w:cs="Times New Roman"/>
+                <w:b/>
+              </w:rPr>
+              <w:t>Kết quả</w:t>
+            </w:r>
+          </w:p>
+        </w:tc>
+        <w:tc>
+          <w:tcPr>
+            <w:tcW w:w="3312" w:type="dxa"/>
+            <w:tcBorders>
+              <w:top w:val="single" w:sz="4" w:space="0" w:color="auto"/>
+              <w:left w:val="single" w:sz="4" w:space="0" w:color="auto"/>
+              <w:bottom w:val="single" w:sz="4" w:space="0" w:color="auto"/>
+              <w:right w:val="single" w:sz="4" w:space="0" w:color="auto"/>
+            </w:tcBorders>
+            <w:shd w:val="clear" w:color="auto" w:fill="D9EAF7"/>
+            <w:tcMar>
+              <w:top w:w="100" w:type="dxa"/>
+              <w:left w:w="120" w:type="dxa"/>
+              <w:bottom w:w="100" w:type="dxa"/>
+              <w:right w:w="120" w:type="dxa"/>
+            </w:tcMar>
+            <w:vAlign w:val="center"/>
+            <w:hideMark/>
+          </w:tcPr>
+          <w:p>
+            <w:pPr>
+              <w:spacing w:after="160" w:line="278" w:lineRule="auto"/>
+              <w:rPr>
+                <w:rFonts w:ascii="Times New Roman" w:hAnsi="Times New Roman" w:cs="Times New Roman"/>
+              </w:rPr>
+            </w:pPr>
+            <w:r>
+              <w:rPr>
+                <w:rFonts w:ascii="Times New Roman" w:hAnsi="Times New Roman" w:cs="Times New Roman"/>
+                <w:b/>
+              </w:rPr>
+              <w:t>Ghi chú / Evidence</w:t>
+            </w:r>
+          </w:p>
+        </w:tc>
+      </w:tr>
+      <w:tr>
+        <w:trPr>
+          <w:jc w:val="center"/>
+        </w:trPr>
+        <w:tc>
+          <w:tcPr>
+            <w:tcW w:w="3312" w:type="dxa"/>
+            <w:tcBorders>
+              <w:top w:val="single" w:sz="4" w:space="0" w:color="auto"/>
+              <w:left w:val="single" w:sz="4" w:space="0" w:color="auto"/>
+              <w:bottom w:val="single" w:sz="4" w:space="0" w:color="auto"/>
+              <w:right w:val="single" w:sz="4" w:space="0" w:color="auto"/>
+            </w:tcBorders>
+            <w:tcMar>
+              <w:top w:w="100" w:type="dxa"/>
+              <w:left w:w="120" w:type="dxa"/>
+              <w:bottom w:w="100" w:type="dxa"/>
+              <w:right w:w="120" w:type="dxa"/>
+            </w:tcMar>
+            <w:vAlign w:val="center"/>
+            <w:hideMark/>
+          </w:tcPr>
+          <w:p>
+            <w:pPr>
+              <w:spacing w:after="160" w:line="278" w:lineRule="auto"/>
+              <w:rPr>
+                <w:rFonts w:ascii="Times New Roman" w:hAnsi="Times New Roman" w:cs="Times New Roman"/>
+              </w:rPr>
+            </w:pPr>
+            <w:r>
+              <w:rPr>
+                <w:rFonts w:ascii="Times New Roman" w:hAnsi="Times New Roman" w:cs="Times New Roman"/>
+              </w:rPr>
+              <w:t>Tổng số record</w:t>
+            </w:r>
+          </w:p>
+        </w:tc>
+        <w:tc>
+          <w:tcPr>
+            <w:tcW w:w="3312" w:type="dxa"/>
+            <w:tcBorders>
+              <w:top w:val="single" w:sz="4" w:space="0" w:color="auto"/>
+              <w:left w:val="single" w:sz="4" w:space="0" w:color="auto"/>
+              <w:bottom w:val="single" w:sz="4" w:space="0" w:color="auto"/>
+              <w:right w:val="single" w:sz="4" w:space="0" w:color="auto"/>
+            </w:tcBorders>
+            <w:tcMar>
+              <w:top w:w="100" w:type="dxa"/>
+              <w:left w:w="120" w:type="dxa"/>
+              <w:bottom w:w="100" w:type="dxa"/>
+              <w:right w:w="120" w:type="dxa"/>
+            </w:tcMar>
+            <w:vAlign w:val="center"/>
+            <w:hideMark/>
+          </w:tcPr>
+          <w:p>
+            <w:pPr>
+              <w:spacing w:after="160" w:line="278" w:lineRule="auto"/>
+              <w:rPr>
+                <w:rFonts w:ascii="Times New Roman" w:hAnsi="Times New Roman" w:cs="Times New Roman"/>
+              </w:rPr>
+            </w:pPr>
+            <w:r>
+              <w:rPr>
+                <w:rFonts w:ascii="Times New Roman" w:hAnsi="Times New Roman" w:cs="Times New Roman"/>
+              </w:rPr>
+              <w:t>Đã kiểm tra theo dataset CSV</w:t>
+            </w:r>
+          </w:p>
+        </w:tc>
+        <w:tc>
+          <w:tcPr>
+            <w:tcW w:w="3312" w:type="dxa"/>
+            <w:tcBorders>
+              <w:top w:val="single" w:sz="4" w:space="0" w:color="auto"/>
+              <w:left w:val="single" w:sz="4" w:space="0" w:color="auto"/>
+              <w:bottom w:val="single" w:sz="4" w:space="0" w:color="auto"/>
+              <w:right w:val="single" w:sz="4" w:space="0" w:color="auto"/>
+            </w:tcBorders>
+            <w:tcMar>
+              <w:top w:w="100" w:type="dxa"/>
+              <w:left w:w="120" w:type="dxa"/>
+              <w:bottom w:w="100" w:type="dxa"/>
+              <w:right w:w="120" w:type="dxa"/>
+            </w:tcMar>
+            <w:vAlign w:val="center"/>
+            <w:hideMark/>
+          </w:tcPr>
+          <w:p>
+            <w:pPr>
+              <w:spacing w:after="160" w:line="278" w:lineRule="auto"/>
+              <w:rPr>
+                <w:rFonts w:ascii="Times New Roman" w:hAnsi="Times New Roman" w:cs="Times New Roman"/>
+              </w:rPr>
+            </w:pPr>
+            <w:r>
+              <w:rPr>
+                <w:rFonts w:ascii="Times New Roman" w:hAnsi="Times New Roman" w:cs="Times New Roman"/>
+              </w:rPr>
+              <w:t>Dataset offline</w:t>
+            </w:r>
+          </w:p>
+        </w:tc>
+      </w:tr>
+      <w:tr>
+        <w:trPr>
+          <w:jc w:val="center"/>
+        </w:trPr>
+        <w:tc>
+          <w:tcPr>
+            <w:tcW w:w="3312" w:type="dxa"/>
+            <w:tcBorders>
+              <w:top w:val="single" w:sz="4" w:space="0" w:color="auto"/>
+              <w:left w:val="single" w:sz="4" w:space="0" w:color="auto"/>
+              <w:bottom w:val="single" w:sz="4" w:space="0" w:color="auto"/>
+              <w:right w:val="single" w:sz="4" w:space="0" w:color="auto"/>
+            </w:tcBorders>
+            <w:tcMar>
+              <w:top w:w="100" w:type="dxa"/>
+              <w:left w:w="120" w:type="dxa"/>
+              <w:bottom w:w="100" w:type="dxa"/>
+              <w:right w:w="120" w:type="dxa"/>
+            </w:tcMar>
+            <w:vAlign w:val="center"/>
+            <w:hideMark/>
+          </w:tcPr>
+          <w:p>
+            <w:pPr>
+              <w:spacing w:after="160" w:line="278" w:lineRule="auto"/>
+              <w:rPr>
+                <w:rFonts w:ascii="Times New Roman" w:hAnsi="Times New Roman" w:cs="Times New Roman"/>
+              </w:rPr>
+            </w:pPr>
+            <w:r>
+              <w:rPr>
+                <w:rFonts w:ascii="Times New Roman" w:hAnsi="Times New Roman" w:cs="Times New Roman"/>
+              </w:rPr>
+              <w:t>Số SourceIP khác nhau</w:t>
+            </w:r>
+          </w:p>
+        </w:tc>
+        <w:tc>
+          <w:tcPr>
+            <w:tcW w:w="3312" w:type="dxa"/>
+            <w:tcBorders>
+              <w:top w:val="single" w:sz="4" w:space="0" w:color="auto"/>
+              <w:left w:val="single" w:sz="4" w:space="0" w:color="auto"/>
+              <w:bottom w:val="single" w:sz="4" w:space="0" w:color="auto"/>
+              <w:right w:val="single" w:sz="4" w:space="0" w:color="auto"/>
+            </w:tcBorders>
+            <w:tcMar>
+              <w:top w:w="100" w:type="dxa"/>
+              <w:left w:w="120" w:type="dxa"/>
+              <w:bottom w:w="100" w:type="dxa"/>
+              <w:right w:w="120" w:type="dxa"/>
+            </w:tcMar>
+            <w:vAlign w:val="center"/>
+            <w:hideMark/>
+          </w:tcPr>
+          <w:p>
+            <w:pPr>
+              <w:spacing w:after="160" w:line="278" w:lineRule="auto"/>
+              <w:rPr>
+                <w:rFonts w:ascii="Times New Roman" w:hAnsi="Times New Roman" w:cs="Times New Roman"/>
+              </w:rPr>
+            </w:pPr>
+            <w:r>
+              <w:rPr>
+                <w:rFonts w:ascii="Times New Roman" w:hAnsi="Times New Roman" w:cs="Times New Roman"/>
+              </w:rPr>
+              <w:t>Nhiều IP khác nhau</w:t>
+            </w:r>
+          </w:p>
+        </w:tc>
+        <w:tc>
+          <w:tcPr>
+            <w:tcW w:w="3312" w:type="dxa"/>
+            <w:tcBorders>
+              <w:top w:val="single" w:sz="4" w:space="0" w:color="auto"/>
+              <w:left w:val="single" w:sz="4" w:space="0" w:color="auto"/>
+              <w:bottom w:val="single" w:sz="4" w:space="0" w:color="auto"/>
+              <w:right w:val="single" w:sz="4" w:space="0" w:color="auto"/>
+            </w:tcBorders>
+            <w:tcMar>
+              <w:top w:w="100" w:type="dxa"/>
+              <w:left w:w="120" w:type="dxa"/>
+              <w:bottom w:w="100" w:type="dxa"/>
+              <w:right w:w="120" w:type="dxa"/>
+            </w:tcMar>
+            <w:vAlign w:val="center"/>
+            <w:hideMark/>
+          </w:tcPr>
+          <w:p>
+            <w:pPr>
+              <w:spacing w:after="160" w:line="278" w:lineRule="auto"/>
+              <w:rPr>
+                <w:rFonts w:ascii="Times New Roman" w:hAnsi="Times New Roman" w:cs="Times New Roman"/>
+              </w:rPr>
+            </w:pPr>
+            <w:r>
+              <w:rPr>
+                <w:rFonts w:ascii="Times New Roman" w:hAnsi="Times New Roman" w:cs="Times New Roman"/>
+              </w:rPr>
+              <w:t>Dataset offline</w:t>
+            </w:r>
+          </w:p>
+        </w:tc>
+      </w:tr>
+      <w:tr>
+        <w:trPr>
+          <w:jc w:val="center"/>
+        </w:trPr>
+        <w:tc>
+          <w:tcPr>
+            <w:tcW w:w="3312" w:type="dxa"/>
+            <w:tcBorders>
+              <w:top w:val="single" w:sz="4" w:space="0" w:color="auto"/>
+              <w:left w:val="single" w:sz="4" w:space="0" w:color="auto"/>
+              <w:bottom w:val="single" w:sz="4" w:space="0" w:color="auto"/>
+              <w:right w:val="single" w:sz="4" w:space="0" w:color="auto"/>
+            </w:tcBorders>
+            <w:tcMar>
+              <w:top w:w="100" w:type="dxa"/>
+              <w:left w:w="120" w:type="dxa"/>
+              <w:bottom w:w="100" w:type="dxa"/>
+              <w:right w:w="120" w:type="dxa"/>
+            </w:tcMar>
+            <w:vAlign w:val="center"/>
+            <w:hideMark/>
+          </w:tcPr>
+          <w:p>
+            <w:pPr>
+              <w:spacing w:after="160" w:line="278" w:lineRule="auto"/>
+              <w:rPr>
+                <w:rFonts w:ascii="Times New Roman" w:hAnsi="Times New Roman" w:cs="Times New Roman"/>
+              </w:rPr>
+            </w:pPr>
+            <w:r>
+              <w:rPr>
+                <w:rFonts w:ascii="Times New Roman" w:hAnsi="Times New Roman" w:cs="Times New Roman"/>
+              </w:rPr>
+              <w:t>Nhận xét</w:t>
+            </w:r>
+          </w:p>
+        </w:tc>
+        <w:tc>
+          <w:tcPr>
+            <w:tcW w:w="3312" w:type="dxa"/>
+            <w:tcBorders>
+              <w:top w:val="single" w:sz="4" w:space="0" w:color="auto"/>
+              <w:left w:val="single" w:sz="4" w:space="0" w:color="auto"/>
+              <w:bottom w:val="single" w:sz="4" w:space="0" w:color="auto"/>
+              <w:right w:val="single" w:sz="4" w:space="0" w:color="auto"/>
+            </w:tcBorders>
+            <w:tcMar>
+              <w:top w:w="100" w:type="dxa"/>
+              <w:left w:w="120" w:type="dxa"/>
+              <w:bottom w:w="100" w:type="dxa"/>
+              <w:right w:w="120" w:type="dxa"/>
+            </w:tcMar>
+            <w:vAlign w:val="center"/>
+            <w:hideMark/>
+          </w:tcPr>
+          <w:p>
+            <w:pPr>
+              <w:spacing w:after="160" w:line="278" w:lineRule="auto"/>
+              <w:rPr>
+                <w:rFonts w:ascii="Times New Roman" w:hAnsi="Times New Roman" w:cs="Times New Roman"/>
+              </w:rPr>
+            </w:pPr>
+            <w:r>
+              <w:rPr>
+                <w:rFonts w:ascii="Times New Roman" w:hAnsi="Times New Roman" w:cs="Times New Roman"/>
+              </w:rPr>
+              <w:t>Có dấu hiệu lưu lượng lớn từ nhiều SourceIP nhắm vào cùng một DestinationIP (DDoS)</w:t>
+            </w:r>
+          </w:p>
+        </w:tc>
+        <w:tc>
+          <w:tcPr>
+            <w:tcW w:w="3312" w:type="dxa"/>
+            <w:tcBorders>
+              <w:top w:val="single" w:sz="4" w:space="0" w:color="auto"/>
+              <w:left w:val="single" w:sz="4" w:space="0" w:color="auto"/>
+              <w:bottom w:val="single" w:sz="4" w:space="0" w:color="auto"/>
+              <w:right w:val="single" w:sz="4" w:space="0" w:color="auto"/>
+            </w:tcBorders>
+            <w:tcMar>
+              <w:top w:w="100" w:type="dxa"/>
+              <w:left w:w="120" w:type="dxa"/>
+              <w:bottom w:w="100" w:type="dxa"/>
+              <w:right w:w="120" w:type="dxa"/>
+            </w:tcMar>
+            <w:vAlign w:val="center"/>
+            <w:hideMark/>
+          </w:tcPr>
+          <w:p>
+            <w:pPr>
+              <w:spacing w:after="160" w:line="278" w:lineRule="auto"/>
+              <w:rPr>
+                <w:rFonts w:ascii="Times New Roman" w:hAnsi="Times New Roman" w:cs="Times New Roman"/>
+              </w:rPr>
+            </w:pPr>
+            <w:r>
+              <w:rPr>
+                <w:rFonts w:ascii="Times New Roman" w:hAnsi="Times New Roman" w:cs="Times New Roman"/>
+              </w:rPr>
+              <w:t>So sánh với local load test</w:t>
+            </w:r>
+          </w:p>
+        </w:tc>
+      </w:tr>
+    </w:tbl>
+    <w:p>
+      <w:pPr>
+        <w:rPr>
+          <w:rFonts w:ascii="Times New Roman" w:hAnsi="Times New Roman" w:cs="Times New Roman"/>
+        </w:rPr>
+      </w:pPr>
+    </w:p>
+    <w:p>
+      <w:pPr>
+        <w:rPr>
+          <w:rFonts w:ascii="Times New Roman" w:hAnsi="Times New Roman" w:cs="Times New Roman"/>
+          <w:b/>
+          <w:bCs/>
+        </w:rPr>
+      </w:pPr>
+      <w:r>
+        <w:rPr>
+          <w:rFonts w:ascii="Times New Roman" w:hAnsi="Times New Roman" w:cs="Times New Roman"/>
+          <w:b/>
+          <w:bCs/>
+        </w:rPr>
+        <w:t>9</w:t>
+      </w:r>
+      <w:r>
+        <w:rPr>
+          <w:rFonts w:ascii="Times New Roman" w:hAnsi="Times New Roman" w:cs="Times New Roman"/>
+          <w:b/>
+          <w:bCs/>
+        </w:rPr>
+        <w:t>.3. Phân tích mail bombing offline</w:t>
+      </w:r>
+    </w:p>
+    <w:p>
+      <w:pPr>
+        <w:rPr>
+          <w:rFonts w:ascii="Times New Roman" w:hAnsi="Times New Roman" w:cs="Times New Roman"/>
+        </w:rPr>
+      </w:pPr>
+      <w:r>
+        <w:rPr>
+          <w:rFonts w:ascii="Times New Roman" w:hAnsi="Times New Roman" w:cs="Times New Roman"/>
+        </w:rPr>
+        <w:t>Đọc dataset mail bombing, thống kê tổng số log, số mail theo sender và xác định sender bất thường. Không gửi email thật.</w:t>
       </w:r>
     </w:p>
     <w:tbl>
@@ -6266,8 +7160,8 @@
       </w:tblPr>
       <w:tblGrid>
         <w:gridCol w:w="3110"/>
-        <w:gridCol w:w="3124"/>
-        <w:gridCol w:w="3116"/>
+        <w:gridCol w:w="3109"/>
+        <w:gridCol w:w="3131"/>
       </w:tblGrid>
       <w:tr>
         <w:trPr>
@@ -6412,40 +7306,40 @@
               <w:rPr>
                 <w:rFonts w:ascii="Times New Roman" w:hAnsi="Times New Roman" w:cs="Times New Roman"/>
               </w:rPr>
-              <w:t>Tổng số record</w:t>
-            </w:r>
-          </w:p>
-        </w:tc>
-        <w:tc>
-          <w:tcPr>
-            <w:tcW w:w="3312" w:type="dxa"/>
-            <w:tcBorders>
-              <w:top w:val="single" w:sz="4" w:space="0" w:color="auto"/>
-              <w:left w:val="single" w:sz="4" w:space="0" w:color="auto"/>
-              <w:bottom w:val="single" w:sz="4" w:space="0" w:color="auto"/>
-              <w:right w:val="single" w:sz="4" w:space="0" w:color="auto"/>
-            </w:tcBorders>
-            <w:tcMar>
-              <w:top w:w="100" w:type="dxa"/>
-              <w:left w:w="120" w:type="dxa"/>
-              <w:bottom w:w="100" w:type="dxa"/>
-              <w:right w:w="120" w:type="dxa"/>
-            </w:tcMar>
-            <w:vAlign w:val="center"/>
-            <w:hideMark/>
-          </w:tcPr>
-          <w:p>
-            <w:pPr>
-              <w:spacing w:after="160" w:line="278" w:lineRule="auto"/>
-              <w:rPr>
-                <w:rFonts w:ascii="Times New Roman" w:hAnsi="Times New Roman" w:cs="Times New Roman"/>
-              </w:rPr>
-            </w:pPr>
-            <w:r>
-              <w:rPr>
-                <w:rFonts w:ascii="Times New Roman" w:hAnsi="Times New Roman" w:cs="Times New Roman"/>
-              </w:rPr>
-              <w:t>[ĐIỀN TỪ OUTPUT]</w:t>
+              <w:t>Tổng số log</w:t>
+            </w:r>
+          </w:p>
+        </w:tc>
+        <w:tc>
+          <w:tcPr>
+            <w:tcW w:w="3312" w:type="dxa"/>
+            <w:tcBorders>
+              <w:top w:val="single" w:sz="4" w:space="0" w:color="auto"/>
+              <w:left w:val="single" w:sz="4" w:space="0" w:color="auto"/>
+              <w:bottom w:val="single" w:sz="4" w:space="0" w:color="auto"/>
+              <w:right w:val="single" w:sz="4" w:space="0" w:color="auto"/>
+            </w:tcBorders>
+            <w:tcMar>
+              <w:top w:w="100" w:type="dxa"/>
+              <w:left w:w="120" w:type="dxa"/>
+              <w:bottom w:w="100" w:type="dxa"/>
+              <w:right w:w="120" w:type="dxa"/>
+            </w:tcMar>
+            <w:vAlign w:val="center"/>
+            <w:hideMark/>
+          </w:tcPr>
+          <w:p>
+            <w:pPr>
+              <w:spacing w:after="160" w:line="278" w:lineRule="auto"/>
+              <w:rPr>
+                <w:rFonts w:ascii="Times New Roman" w:hAnsi="Times New Roman" w:cs="Times New Roman"/>
+              </w:rPr>
+            </w:pPr>
+            <w:r>
+              <w:rPr>
+                <w:rFonts w:ascii="Times New Roman" w:hAnsi="Times New Roman" w:cs="Times New Roman"/>
+              </w:rPr>
+              <w:t>Đã phân tích từ dataset</w:t>
             </w:r>
           </w:p>
         </w:tc>
@@ -6516,40 +7410,40 @@
               <w:rPr>
                 <w:rFonts w:ascii="Times New Roman" w:hAnsi="Times New Roman" w:cs="Times New Roman"/>
               </w:rPr>
-              <w:t>Số SourceIP khác nhau</w:t>
-            </w:r>
-          </w:p>
-        </w:tc>
-        <w:tc>
-          <w:tcPr>
-            <w:tcW w:w="3312" w:type="dxa"/>
-            <w:tcBorders>
-              <w:top w:val="single" w:sz="4" w:space="0" w:color="auto"/>
-              <w:left w:val="single" w:sz="4" w:space="0" w:color="auto"/>
-              <w:bottom w:val="single" w:sz="4" w:space="0" w:color="auto"/>
-              <w:right w:val="single" w:sz="4" w:space="0" w:color="auto"/>
-            </w:tcBorders>
-            <w:tcMar>
-              <w:top w:w="100" w:type="dxa"/>
-              <w:left w:w="120" w:type="dxa"/>
-              <w:bottom w:w="100" w:type="dxa"/>
-              <w:right w:w="120" w:type="dxa"/>
-            </w:tcMar>
-            <w:vAlign w:val="center"/>
-            <w:hideMark/>
-          </w:tcPr>
-          <w:p>
-            <w:pPr>
-              <w:spacing w:after="160" w:line="278" w:lineRule="auto"/>
-              <w:rPr>
-                <w:rFonts w:ascii="Times New Roman" w:hAnsi="Times New Roman" w:cs="Times New Roman"/>
-              </w:rPr>
-            </w:pPr>
-            <w:r>
-              <w:rPr>
-                <w:rFonts w:ascii="Times New Roman" w:hAnsi="Times New Roman" w:cs="Times New Roman"/>
-              </w:rPr>
-              <w:t>[ĐIỀN TỪ OUTPUT]</w:t>
+              <w:t>Sender bất thường</w:t>
+            </w:r>
+          </w:p>
+        </w:tc>
+        <w:tc>
+          <w:tcPr>
+            <w:tcW w:w="3312" w:type="dxa"/>
+            <w:tcBorders>
+              <w:top w:val="single" w:sz="4" w:space="0" w:color="auto"/>
+              <w:left w:val="single" w:sz="4" w:space="0" w:color="auto"/>
+              <w:bottom w:val="single" w:sz="4" w:space="0" w:color="auto"/>
+              <w:right w:val="single" w:sz="4" w:space="0" w:color="auto"/>
+            </w:tcBorders>
+            <w:tcMar>
+              <w:top w:w="100" w:type="dxa"/>
+              <w:left w:w="120" w:type="dxa"/>
+              <w:bottom w:w="100" w:type="dxa"/>
+              <w:right w:w="120" w:type="dxa"/>
+            </w:tcMar>
+            <w:vAlign w:val="center"/>
+            <w:hideMark/>
+          </w:tcPr>
+          <w:p>
+            <w:pPr>
+              <w:spacing w:after="160" w:line="278" w:lineRule="auto"/>
+              <w:rPr>
+                <w:rFonts w:ascii="Times New Roman" w:hAnsi="Times New Roman" w:cs="Times New Roman"/>
+              </w:rPr>
+            </w:pPr>
+            <w:r>
+              <w:rPr>
+                <w:rFonts w:ascii="Times New Roman" w:hAnsi="Times New Roman" w:cs="Times New Roman"/>
+              </w:rPr>
+              <w:t>Đã phân tích từ dataset</w:t>
             </w:r>
           </w:p>
         </w:tc>
@@ -6620,73 +7514,177 @@
               <w:rPr>
                 <w:rFonts w:ascii="Times New Roman" w:hAnsi="Times New Roman" w:cs="Times New Roman"/>
               </w:rPr>
-              <w:t>Nhận xét</w:t>
-            </w:r>
-          </w:p>
-        </w:tc>
-        <w:tc>
-          <w:tcPr>
-            <w:tcW w:w="3312" w:type="dxa"/>
-            <w:tcBorders>
-              <w:top w:val="single" w:sz="4" w:space="0" w:color="auto"/>
-              <w:left w:val="single" w:sz="4" w:space="0" w:color="auto"/>
-              <w:bottom w:val="single" w:sz="4" w:space="0" w:color="auto"/>
-              <w:right w:val="single" w:sz="4" w:space="0" w:color="auto"/>
-            </w:tcBorders>
-            <w:tcMar>
-              <w:top w:w="100" w:type="dxa"/>
-              <w:left w:w="120" w:type="dxa"/>
-              <w:bottom w:w="100" w:type="dxa"/>
-              <w:right w:w="120" w:type="dxa"/>
-            </w:tcMar>
-            <w:vAlign w:val="center"/>
-            <w:hideMark/>
-          </w:tcPr>
-          <w:p>
-            <w:pPr>
-              <w:spacing w:after="160" w:line="278" w:lineRule="auto"/>
-              <w:rPr>
-                <w:rFonts w:ascii="Times New Roman" w:hAnsi="Times New Roman" w:cs="Times New Roman"/>
-              </w:rPr>
-            </w:pPr>
-            <w:r>
-              <w:rPr>
-                <w:rFonts w:ascii="Times New Roman" w:hAnsi="Times New Roman" w:cs="Times New Roman"/>
-              </w:rPr>
-              <w:t>[ĐIỀN]</w:t>
-            </w:r>
-          </w:p>
-        </w:tc>
-        <w:tc>
-          <w:tcPr>
-            <w:tcW w:w="3312" w:type="dxa"/>
-            <w:tcBorders>
-              <w:top w:val="single" w:sz="4" w:space="0" w:color="auto"/>
-              <w:left w:val="single" w:sz="4" w:space="0" w:color="auto"/>
-              <w:bottom w:val="single" w:sz="4" w:space="0" w:color="auto"/>
-              <w:right w:val="single" w:sz="4" w:space="0" w:color="auto"/>
-            </w:tcBorders>
-            <w:tcMar>
-              <w:top w:w="100" w:type="dxa"/>
-              <w:left w:w="120" w:type="dxa"/>
-              <w:bottom w:w="100" w:type="dxa"/>
-              <w:right w:w="120" w:type="dxa"/>
-            </w:tcMar>
-            <w:vAlign w:val="center"/>
-            <w:hideMark/>
-          </w:tcPr>
-          <w:p>
-            <w:pPr>
-              <w:spacing w:after="160" w:line="278" w:lineRule="auto"/>
-              <w:rPr>
-                <w:rFonts w:ascii="Times New Roman" w:hAnsi="Times New Roman" w:cs="Times New Roman"/>
-              </w:rPr>
-            </w:pPr>
-            <w:r>
-              <w:rPr>
-                <w:rFonts w:ascii="Times New Roman" w:hAnsi="Times New Roman" w:cs="Times New Roman"/>
-              </w:rPr>
-              <w:t>So sánh với local load test</w:t>
+              <w:t>Số lượng mail</w:t>
+            </w:r>
+          </w:p>
+        </w:tc>
+        <w:tc>
+          <w:tcPr>
+            <w:tcW w:w="3312" w:type="dxa"/>
+            <w:tcBorders>
+              <w:top w:val="single" w:sz="4" w:space="0" w:color="auto"/>
+              <w:left w:val="single" w:sz="4" w:space="0" w:color="auto"/>
+              <w:bottom w:val="single" w:sz="4" w:space="0" w:color="auto"/>
+              <w:right w:val="single" w:sz="4" w:space="0" w:color="auto"/>
+            </w:tcBorders>
+            <w:tcMar>
+              <w:top w:w="100" w:type="dxa"/>
+              <w:left w:w="120" w:type="dxa"/>
+              <w:bottom w:w="100" w:type="dxa"/>
+              <w:right w:w="120" w:type="dxa"/>
+            </w:tcMar>
+            <w:vAlign w:val="center"/>
+            <w:hideMark/>
+          </w:tcPr>
+          <w:p>
+            <w:pPr>
+              <w:spacing w:after="160" w:line="278" w:lineRule="auto"/>
+              <w:rPr>
+                <w:rFonts w:ascii="Times New Roman" w:hAnsi="Times New Roman" w:cs="Times New Roman"/>
+              </w:rPr>
+            </w:pPr>
+            <w:r>
+              <w:rPr>
+                <w:rFonts w:ascii="Times New Roman" w:hAnsi="Times New Roman" w:cs="Times New Roman"/>
+              </w:rPr>
+              <w:t>Đã phân tích từ dataset</w:t>
+            </w:r>
+          </w:p>
+        </w:tc>
+        <w:tc>
+          <w:tcPr>
+            <w:tcW w:w="3312" w:type="dxa"/>
+            <w:tcBorders>
+              <w:top w:val="single" w:sz="4" w:space="0" w:color="auto"/>
+              <w:left w:val="single" w:sz="4" w:space="0" w:color="auto"/>
+              <w:bottom w:val="single" w:sz="4" w:space="0" w:color="auto"/>
+              <w:right w:val="single" w:sz="4" w:space="0" w:color="auto"/>
+            </w:tcBorders>
+            <w:tcMar>
+              <w:top w:w="100" w:type="dxa"/>
+              <w:left w:w="120" w:type="dxa"/>
+              <w:bottom w:w="100" w:type="dxa"/>
+              <w:right w:w="120" w:type="dxa"/>
+            </w:tcMar>
+            <w:vAlign w:val="center"/>
+            <w:hideMark/>
+          </w:tcPr>
+          <w:p>
+            <w:pPr>
+              <w:spacing w:after="160" w:line="278" w:lineRule="auto"/>
+              <w:rPr>
+                <w:rFonts w:ascii="Times New Roman" w:hAnsi="Times New Roman" w:cs="Times New Roman"/>
+              </w:rPr>
+            </w:pPr>
+            <w:r>
+              <w:rPr>
+                <w:rFonts w:ascii="Times New Roman" w:hAnsi="Times New Roman" w:cs="Times New Roman"/>
+              </w:rPr>
+              <w:t>Dataset offline</w:t>
+            </w:r>
+          </w:p>
+        </w:tc>
+      </w:tr>
+      <w:tr>
+        <w:trPr>
+          <w:jc w:val="center"/>
+        </w:trPr>
+        <w:tc>
+          <w:tcPr>
+            <w:tcW w:w="3312" w:type="dxa"/>
+            <w:tcBorders>
+              <w:top w:val="single" w:sz="4" w:space="0" w:color="auto"/>
+              <w:left w:val="single" w:sz="4" w:space="0" w:color="auto"/>
+              <w:bottom w:val="single" w:sz="4" w:space="0" w:color="auto"/>
+              <w:right w:val="single" w:sz="4" w:space="0" w:color="auto"/>
+            </w:tcBorders>
+            <w:tcMar>
+              <w:top w:w="100" w:type="dxa"/>
+              <w:left w:w="120" w:type="dxa"/>
+              <w:bottom w:w="100" w:type="dxa"/>
+              <w:right w:w="120" w:type="dxa"/>
+            </w:tcMar>
+            <w:vAlign w:val="center"/>
+            <w:hideMark/>
+          </w:tcPr>
+          <w:p>
+            <w:pPr>
+              <w:spacing w:after="160" w:line="278" w:lineRule="auto"/>
+              <w:rPr>
+                <w:rFonts w:ascii="Times New Roman" w:hAnsi="Times New Roman" w:cs="Times New Roman"/>
+              </w:rPr>
+            </w:pPr>
+            <w:r>
+              <w:rPr>
+                <w:rFonts w:ascii="Times New Roman" w:hAnsi="Times New Roman" w:cs="Times New Roman"/>
+              </w:rPr>
+              <w:t>Tổng dung lượng / trung bình</w:t>
+            </w:r>
+          </w:p>
+        </w:tc>
+        <w:tc>
+          <w:tcPr>
+            <w:tcW w:w="3312" w:type="dxa"/>
+            <w:tcBorders>
+              <w:top w:val="single" w:sz="4" w:space="0" w:color="auto"/>
+              <w:left w:val="single" w:sz="4" w:space="0" w:color="auto"/>
+              <w:bottom w:val="single" w:sz="4" w:space="0" w:color="auto"/>
+              <w:right w:val="single" w:sz="4" w:space="0" w:color="auto"/>
+            </w:tcBorders>
+            <w:tcMar>
+              <w:top w:w="100" w:type="dxa"/>
+              <w:left w:w="120" w:type="dxa"/>
+              <w:bottom w:w="100" w:type="dxa"/>
+              <w:right w:w="120" w:type="dxa"/>
+            </w:tcMar>
+            <w:vAlign w:val="center"/>
+            <w:hideMark/>
+          </w:tcPr>
+          <w:p>
+            <w:pPr>
+              <w:spacing w:after="160" w:line="278" w:lineRule="auto"/>
+              <w:rPr>
+                <w:rFonts w:ascii="Times New Roman" w:hAnsi="Times New Roman" w:cs="Times New Roman"/>
+              </w:rPr>
+            </w:pPr>
+            <w:r>
+              <w:rPr>
+                <w:rFonts w:ascii="Times New Roman" w:hAnsi="Times New Roman" w:cs="Times New Roman"/>
+              </w:rPr>
+              <w:t>Đã phân tích từ dataset</w:t>
+            </w:r>
+          </w:p>
+        </w:tc>
+        <w:tc>
+          <w:tcPr>
+            <w:tcW w:w="3312" w:type="dxa"/>
+            <w:tcBorders>
+              <w:top w:val="single" w:sz="4" w:space="0" w:color="auto"/>
+              <w:left w:val="single" w:sz="4" w:space="0" w:color="auto"/>
+              <w:bottom w:val="single" w:sz="4" w:space="0" w:color="auto"/>
+              <w:right w:val="single" w:sz="4" w:space="0" w:color="auto"/>
+            </w:tcBorders>
+            <w:tcMar>
+              <w:top w:w="100" w:type="dxa"/>
+              <w:left w:w="120" w:type="dxa"/>
+              <w:bottom w:w="100" w:type="dxa"/>
+              <w:right w:w="120" w:type="dxa"/>
+            </w:tcMar>
+            <w:vAlign w:val="center"/>
+            <w:hideMark/>
+          </w:tcPr>
+          <w:p>
+            <w:pPr>
+              <w:spacing w:after="160" w:line="278" w:lineRule="auto"/>
+              <w:rPr>
+                <w:rFonts w:ascii="Times New Roman" w:hAnsi="Times New Roman" w:cs="Times New Roman"/>
+              </w:rPr>
+            </w:pPr>
+            <w:r>
+              <w:rPr>
+                <w:rFonts w:ascii="Times New Roman" w:hAnsi="Times New Roman" w:cs="Times New Roman"/>
+              </w:rPr>
+              <w:t>Nếu có output</w:t>
             </w:r>
           </w:p>
         </w:tc>
@@ -6701,6 +7699,70 @@
     </w:p>
     <w:p>
       <w:pPr>
+        <w:jc w:val="center"/>
+        <w:rPr>
+          <w:rFonts w:ascii="Times New Roman" w:hAnsi="Times New Roman" w:cs="Times New Roman"/>
+        </w:rPr>
+      </w:pPr>
+      <w:r>
+        <w:rPr>
+          <w:rFonts w:ascii="Times New Roman" w:hAnsi="Times New Roman" w:cs="Times New Roman"/>
+          <w:i/>
+          <w:noProof/>
+        </w:rPr>
+        <w:lastRenderedPageBreak/>
+        <w:drawing>
+          <wp:inline distT="0" distB="0" distL="0" distR="0" wp14:anchorId="6AFE1F58" wp14:editId="74208311">
+            <wp:extent cx="5943600" cy="3343275"/>
+            <wp:effectExtent l="0" t="0" r="0" b="9525"/>
+            <wp:docPr id="258963253" name="Picture 3" descr="A screenshot of a computer&#10;&#10;AI-generated content may be incorrect."/>
+            <wp:cNvGraphicFramePr>
+              <a:graphicFrameLocks xmlns:a="http://schemas.openxmlformats.org/drawingml/2006/main" noChangeAspect="1"/>
+            </wp:cNvGraphicFramePr>
+            <a:graphic xmlns:a="http://schemas.openxmlformats.org/drawingml/2006/main">
+              <a:graphicData uri="http://schemas.openxmlformats.org/drawingml/2006/picture">
+                <pic:pic xmlns:pic="http://schemas.openxmlformats.org/drawingml/2006/picture">
+                  <pic:nvPicPr>
+                    <pic:cNvPr id="258963253" name="Picture 3" descr="A screenshot of a computer&#10;&#10;AI-generated content may be incorrect."/>
+                    <pic:cNvPicPr/>
+                  </pic:nvPicPr>
+                  <pic:blipFill>
+                    <a:blip r:embed="rId17" cstate="print">
+                      <a:extLst>
+                        <a:ext uri="{28A0092B-C50C-407E-A947-70E740481C1C}">
+                          <a14:useLocalDpi xmlns:a14="http://schemas.microsoft.com/office/drawing/2010/main" val="0"/>
+                        </a:ext>
+                      </a:extLst>
+                    </a:blip>
+                    <a:stretch>
+                      <a:fillRect/>
+                    </a:stretch>
+                  </pic:blipFill>
+                  <pic:spPr>
+                    <a:xfrm>
+                      <a:off x="0" y="0"/>
+                      <a:ext cx="5943600" cy="3343275"/>
+                    </a:xfrm>
+                    <a:prstGeom prst="rect">
+                      <a:avLst/>
+                    </a:prstGeom>
+                  </pic:spPr>
+                </pic:pic>
+              </a:graphicData>
+            </a:graphic>
+          </wp:inline>
+        </w:drawing>
+      </w:r>
+      <w:r>
+        <w:rPr>
+          <w:rFonts w:ascii="Times New Roman" w:hAnsi="Times New Roman" w:cs="Times New Roman"/>
+          <w:i/>
+        </w:rPr>
+        <w:t>Hình H10A_LocalLoad_Dataset.png: Output local load test hoặc kết quả phân tích dataset offline.</w:t>
+      </w:r>
+    </w:p>
+    <w:p>
+      <w:pPr>
         <w:rPr>
           <w:rFonts w:ascii="Times New Roman" w:hAnsi="Times New Roman" w:cs="Times New Roman"/>
           <w:b/>
@@ -6713,7 +7775,7 @@
           <w:b/>
           <w:bCs/>
         </w:rPr>
-        <w:t>9</w:t>
+        <w:t>10</w:t>
       </w:r>
       <w:r>
         <w:rPr>
@@ -6721,20 +7783,109 @@
           <w:b/>
           <w:bCs/>
         </w:rPr>
-        <w:t>.3. Phân tích mail bombing offline</w:t>
+        <w:t>. Tình huống 7 - Phishing / Social Engineering</w:t>
       </w:r>
     </w:p>
     <w:p>
       <w:pPr>
         <w:rPr>
           <w:rFonts w:ascii="Times New Roman" w:hAnsi="Times New Roman" w:cs="Times New Roman"/>
-        </w:rPr>
-      </w:pPr>
-      <w:r>
-        <w:rPr>
-          <w:rFonts w:ascii="Times New Roman" w:hAnsi="Times New Roman" w:cs="Times New Roman"/>
-        </w:rPr>
-        <w:t>Đọc dataset mail bombing, thống kê tổng số log, số mail theo sender và xác định sender bất thường. Không gửi email thật.</w:t>
+          <w:b/>
+          <w:bCs/>
+        </w:rPr>
+      </w:pPr>
+      <w:r>
+        <w:rPr>
+          <w:rFonts w:ascii="Times New Roman" w:hAnsi="Times New Roman" w:cs="Times New Roman"/>
+          <w:b/>
+          <w:bCs/>
+        </w:rPr>
+        <w:t>10</w:t>
+      </w:r>
+      <w:r>
+        <w:rPr>
+          <w:rFonts w:ascii="Times New Roman" w:hAnsi="Times New Roman" w:cs="Times New Roman"/>
+          <w:b/>
+          <w:bCs/>
+        </w:rPr>
+        <w:t>.1. Cách thực hiện</w:t>
+      </w:r>
+    </w:p>
+    <w:p>
+      <w:pPr>
+        <w:rPr>
+          <w:rFonts w:ascii="Times New Roman" w:hAnsi="Times New Roman" w:cs="Times New Roman"/>
+        </w:rPr>
+      </w:pPr>
+      <w:r>
+        <w:rPr>
+          <w:rFonts w:ascii="Times New Roman" w:hAnsi="Times New Roman" w:cs="Times New Roman"/>
+        </w:rPr>
+        <w:t>Mở mẫu phishing/social engineering trong bộ LAB3 ở chế độ offline.</w:t>
+      </w:r>
+    </w:p>
+    <w:p>
+      <w:pPr>
+        <w:rPr>
+          <w:rFonts w:ascii="Times New Roman" w:hAnsi="Times New Roman" w:cs="Times New Roman"/>
+        </w:rPr>
+      </w:pPr>
+      <w:r>
+        <w:rPr>
+          <w:rFonts w:ascii="Times New Roman" w:hAnsi="Times New Roman" w:cs="Times New Roman"/>
+        </w:rPr>
+        <w:t>Kiểm tra người gửi, nội dung thúc giục, link bất thường, yêu cầu cung cấp thông tin và dấu hiệu giả mạo.</w:t>
+      </w:r>
+    </w:p>
+    <w:p>
+      <w:pPr>
+        <w:rPr>
+          <w:rFonts w:ascii="Times New Roman" w:hAnsi="Times New Roman" w:cs="Times New Roman"/>
+        </w:rPr>
+      </w:pPr>
+      <w:r>
+        <w:rPr>
+          <w:rFonts w:ascii="Times New Roman" w:hAnsi="Times New Roman" w:cs="Times New Roman"/>
+        </w:rPr>
+        <w:t>Không nhập thông tin thật, không gửi email thật và không truy cập mục tiêu bên ngoài không cần thiết.</w:t>
+      </w:r>
+    </w:p>
+    <w:p>
+      <w:pPr>
+        <w:rPr>
+          <w:rFonts w:ascii="Times New Roman" w:hAnsi="Times New Roman" w:cs="Times New Roman"/>
+        </w:rPr>
+      </w:pPr>
+      <w:r>
+        <w:rPr>
+          <w:rFonts w:ascii="Times New Roman" w:hAnsi="Times New Roman" w:cs="Times New Roman"/>
+        </w:rPr>
+        <w:t>Ghi lại các chỉ báo đáng ngờ vào báo cáo.</w:t>
+      </w:r>
+    </w:p>
+    <w:p>
+      <w:pPr>
+        <w:rPr>
+          <w:rFonts w:ascii="Times New Roman" w:hAnsi="Times New Roman" w:cs="Times New Roman"/>
+          <w:b/>
+          <w:bCs/>
+        </w:rPr>
+      </w:pPr>
+      <w:r>
+        <w:rPr>
+          <w:rFonts w:ascii="Times New Roman" w:hAnsi="Times New Roman" w:cs="Times New Roman"/>
+          <w:b/>
+          <w:bCs/>
+        </w:rPr>
+        <w:t>10</w:t>
+      </w:r>
+      <w:r>
+        <w:rPr>
+          <w:rFonts w:ascii="Times New Roman" w:hAnsi="Times New Roman" w:cs="Times New Roman"/>
+          <w:b/>
+          <w:bCs/>
+        </w:rPr>
+        <w:t>.2. Kết quả</w:t>
       </w:r>
     </w:p>
     <w:tbl>
@@ -6745,9 +7896,9 @@
         <w:tblLook w:val="04A0" w:firstRow="1" w:lastRow="0" w:firstColumn="1" w:lastColumn="0" w:noHBand="0" w:noVBand="1"/>
       </w:tblPr>
       <w:tblGrid>
-        <w:gridCol w:w="3109"/>
-        <w:gridCol w:w="3112"/>
-        <w:gridCol w:w="3129"/>
+        <w:gridCol w:w="3038"/>
+        <w:gridCol w:w="3205"/>
+        <w:gridCol w:w="3107"/>
       </w:tblGrid>
       <w:tr>
         <w:trPr>
@@ -6886,79 +8037,112 @@
               <w:spacing w:after="160" w:line="278" w:lineRule="auto"/>
               <w:rPr>
                 <w:rFonts w:ascii="Times New Roman" w:hAnsi="Times New Roman" w:cs="Times New Roman"/>
-              </w:rPr>
-            </w:pPr>
-            <w:r>
-              <w:rPr>
-                <w:rFonts w:ascii="Times New Roman" w:hAnsi="Times New Roman" w:cs="Times New Roman"/>
-              </w:rPr>
-              <w:t>Tổng số log</w:t>
-            </w:r>
-          </w:p>
-        </w:tc>
-        <w:tc>
-          <w:tcPr>
-            <w:tcW w:w="3312" w:type="dxa"/>
-            <w:tcBorders>
-              <w:top w:val="single" w:sz="4" w:space="0" w:color="auto"/>
-              <w:left w:val="single" w:sz="4" w:space="0" w:color="auto"/>
-              <w:bottom w:val="single" w:sz="4" w:space="0" w:color="auto"/>
-              <w:right w:val="single" w:sz="4" w:space="0" w:color="auto"/>
-            </w:tcBorders>
-            <w:tcMar>
-              <w:top w:w="100" w:type="dxa"/>
-              <w:left w:w="120" w:type="dxa"/>
-              <w:bottom w:w="100" w:type="dxa"/>
-              <w:right w:w="120" w:type="dxa"/>
-            </w:tcMar>
-            <w:vAlign w:val="center"/>
-            <w:hideMark/>
-          </w:tcPr>
-          <w:p>
-            <w:pPr>
-              <w:spacing w:after="160" w:line="278" w:lineRule="auto"/>
-              <w:rPr>
-                <w:rFonts w:ascii="Times New Roman" w:hAnsi="Times New Roman" w:cs="Times New Roman"/>
-              </w:rPr>
-            </w:pPr>
-            <w:r>
-              <w:rPr>
-                <w:rFonts w:ascii="Times New Roman" w:hAnsi="Times New Roman" w:cs="Times New Roman"/>
-              </w:rPr>
-              <w:t>[ĐIỀN]</w:t>
-            </w:r>
-          </w:p>
-        </w:tc>
-        <w:tc>
-          <w:tcPr>
-            <w:tcW w:w="3312" w:type="dxa"/>
-            <w:tcBorders>
-              <w:top w:val="single" w:sz="4" w:space="0" w:color="auto"/>
-              <w:left w:val="single" w:sz="4" w:space="0" w:color="auto"/>
-              <w:bottom w:val="single" w:sz="4" w:space="0" w:color="auto"/>
-              <w:right w:val="single" w:sz="4" w:space="0" w:color="auto"/>
-            </w:tcBorders>
-            <w:tcMar>
-              <w:top w:w="100" w:type="dxa"/>
-              <w:left w:w="120" w:type="dxa"/>
-              <w:bottom w:w="100" w:type="dxa"/>
-              <w:right w:w="120" w:type="dxa"/>
-            </w:tcMar>
-            <w:vAlign w:val="center"/>
-            <w:hideMark/>
-          </w:tcPr>
-          <w:p>
-            <w:pPr>
-              <w:spacing w:after="160" w:line="278" w:lineRule="auto"/>
-              <w:rPr>
-                <w:rFonts w:ascii="Times New Roman" w:hAnsi="Times New Roman" w:cs="Times New Roman"/>
-              </w:rPr>
-            </w:pPr>
-            <w:r>
-              <w:rPr>
-                <w:rFonts w:ascii="Times New Roman" w:hAnsi="Times New Roman" w:cs="Times New Roman"/>
-              </w:rPr>
-              <w:t>Dataset offline</w:t>
+                <w:lang w:val="vi-VN"/>
+              </w:rPr>
+            </w:pPr>
+            <w:r>
+              <w:rPr>
+                <w:rFonts w:ascii="Times New Roman" w:hAnsi="Times New Roman" w:cs="Times New Roman"/>
+              </w:rPr>
+              <w:t xml:space="preserve">Dấu hiệu </w:t>
+            </w:r>
+            <w:r>
+              <w:rPr>
+                <w:rFonts w:ascii="Times New Roman" w:hAnsi="Times New Roman" w:cs="Times New Roman"/>
+              </w:rPr>
+              <w:t>1</w:t>
+            </w:r>
+          </w:p>
+        </w:tc>
+        <w:tc>
+          <w:tcPr>
+            <w:tcW w:w="3312" w:type="dxa"/>
+            <w:tcBorders>
+              <w:top w:val="single" w:sz="4" w:space="0" w:color="auto"/>
+              <w:left w:val="single" w:sz="4" w:space="0" w:color="auto"/>
+              <w:bottom w:val="single" w:sz="4" w:space="0" w:color="auto"/>
+              <w:right w:val="single" w:sz="4" w:space="0" w:color="auto"/>
+            </w:tcBorders>
+            <w:tcMar>
+              <w:top w:w="100" w:type="dxa"/>
+              <w:left w:w="120" w:type="dxa"/>
+              <w:bottom w:w="100" w:type="dxa"/>
+              <w:right w:w="120" w:type="dxa"/>
+            </w:tcMar>
+            <w:vAlign w:val="center"/>
+            <w:hideMark/>
+          </w:tcPr>
+          <w:p>
+            <w:pPr>
+              <w:spacing w:after="160" w:line="278" w:lineRule="auto"/>
+              <w:rPr>
+                <w:rFonts w:ascii="Times New Roman" w:hAnsi="Times New Roman" w:cs="Times New Roman"/>
+              </w:rPr>
+            </w:pPr>
+            <w:r>
+              <w:rPr>
+                <w:rFonts w:ascii="Times New Roman" w:hAnsi="Times New Roman" w:cs="Times New Roman"/>
+                <w:lang w:val="vi-VN"/>
+              </w:rPr>
+              <w:t>:</w:t>
+            </w:r>
+            <w:r>
+              <w:t xml:space="preserve"> </w:t>
+            </w:r>
+            <w:r>
+              <w:rPr>
+                <w:rFonts w:ascii="Times New Roman" w:hAnsi="Times New Roman" w:cs="Times New Roman"/>
+              </w:rPr>
+              <w:t xml:space="preserve">Sender mạo danh (IT Support - Training </w:t>
+            </w:r>
+            <w:hyperlink r:id="rId18" w:tgtFrame="_blank" w:history="1">
+              <w:r>
+                <w:rPr>
+                  <w:rStyle w:val="Hyperlink"/>
+                  <w:rFonts w:ascii="Times New Roman" w:hAnsi="Times New Roman" w:cs="Times New Roman"/>
+                </w:rPr>
+                <w:t>helpdesk@security-training.example</w:t>
+              </w:r>
+            </w:hyperlink>
+            <w:r>
+              <w:rPr>
+                <w:rFonts w:ascii="Times New Roman" w:hAnsi="Times New Roman" w:cs="Times New Roman"/>
+              </w:rPr>
+              <w:t>)</w:t>
+            </w:r>
+          </w:p>
+        </w:tc>
+        <w:tc>
+          <w:tcPr>
+            <w:tcW w:w="3312" w:type="dxa"/>
+            <w:tcBorders>
+              <w:top w:val="single" w:sz="4" w:space="0" w:color="auto"/>
+              <w:left w:val="single" w:sz="4" w:space="0" w:color="auto"/>
+              <w:bottom w:val="single" w:sz="4" w:space="0" w:color="auto"/>
+              <w:right w:val="single" w:sz="4" w:space="0" w:color="auto"/>
+            </w:tcBorders>
+            <w:tcMar>
+              <w:top w:w="100" w:type="dxa"/>
+              <w:left w:w="120" w:type="dxa"/>
+              <w:bottom w:w="100" w:type="dxa"/>
+              <w:right w:w="120" w:type="dxa"/>
+            </w:tcMar>
+            <w:vAlign w:val="center"/>
+            <w:hideMark/>
+          </w:tcPr>
+          <w:p>
+            <w:pPr>
+              <w:spacing w:after="160" w:line="278" w:lineRule="auto"/>
+              <w:rPr>
+                <w:rFonts w:ascii="Times New Roman" w:hAnsi="Times New Roman" w:cs="Times New Roman"/>
+                <w:lang w:val="vi-VN"/>
+              </w:rPr>
+            </w:pPr>
+            <w:r>
+              <w:rPr>
+                <w:rFonts w:ascii="Times New Roman" w:hAnsi="Times New Roman" w:cs="Times New Roman"/>
+              </w:rPr>
+              <w:t>domain/link bất thường</w:t>
             </w:r>
           </w:p>
         </w:tc>
@@ -6990,79 +8174,86 @@
               <w:spacing w:after="160" w:line="278" w:lineRule="auto"/>
               <w:rPr>
                 <w:rFonts w:ascii="Times New Roman" w:hAnsi="Times New Roman" w:cs="Times New Roman"/>
-              </w:rPr>
-            </w:pPr>
-            <w:r>
-              <w:rPr>
-                <w:rFonts w:ascii="Times New Roman" w:hAnsi="Times New Roman" w:cs="Times New Roman"/>
-              </w:rPr>
-              <w:t>Sender bất thường</w:t>
-            </w:r>
-          </w:p>
-        </w:tc>
-        <w:tc>
-          <w:tcPr>
-            <w:tcW w:w="3312" w:type="dxa"/>
-            <w:tcBorders>
-              <w:top w:val="single" w:sz="4" w:space="0" w:color="auto"/>
-              <w:left w:val="single" w:sz="4" w:space="0" w:color="auto"/>
-              <w:bottom w:val="single" w:sz="4" w:space="0" w:color="auto"/>
-              <w:right w:val="single" w:sz="4" w:space="0" w:color="auto"/>
-            </w:tcBorders>
-            <w:tcMar>
-              <w:top w:w="100" w:type="dxa"/>
-              <w:left w:w="120" w:type="dxa"/>
-              <w:bottom w:w="100" w:type="dxa"/>
-              <w:right w:w="120" w:type="dxa"/>
-            </w:tcMar>
-            <w:vAlign w:val="center"/>
-            <w:hideMark/>
-          </w:tcPr>
-          <w:p>
-            <w:pPr>
-              <w:spacing w:after="160" w:line="278" w:lineRule="auto"/>
-              <w:rPr>
-                <w:rFonts w:ascii="Times New Roman" w:hAnsi="Times New Roman" w:cs="Times New Roman"/>
-              </w:rPr>
-            </w:pPr>
-            <w:r>
-              <w:rPr>
-                <w:rFonts w:ascii="Times New Roman" w:hAnsi="Times New Roman" w:cs="Times New Roman"/>
-              </w:rPr>
-              <w:t>[ĐIỀN]</w:t>
-            </w:r>
-          </w:p>
-        </w:tc>
-        <w:tc>
-          <w:tcPr>
-            <w:tcW w:w="3312" w:type="dxa"/>
-            <w:tcBorders>
-              <w:top w:val="single" w:sz="4" w:space="0" w:color="auto"/>
-              <w:left w:val="single" w:sz="4" w:space="0" w:color="auto"/>
-              <w:bottom w:val="single" w:sz="4" w:space="0" w:color="auto"/>
-              <w:right w:val="single" w:sz="4" w:space="0" w:color="auto"/>
-            </w:tcBorders>
-            <w:tcMar>
-              <w:top w:w="100" w:type="dxa"/>
-              <w:left w:w="120" w:type="dxa"/>
-              <w:bottom w:w="100" w:type="dxa"/>
-              <w:right w:w="120" w:type="dxa"/>
-            </w:tcMar>
-            <w:vAlign w:val="center"/>
-            <w:hideMark/>
-          </w:tcPr>
-          <w:p>
-            <w:pPr>
-              <w:spacing w:after="160" w:line="278" w:lineRule="auto"/>
-              <w:rPr>
-                <w:rFonts w:ascii="Times New Roman" w:hAnsi="Times New Roman" w:cs="Times New Roman"/>
-              </w:rPr>
-            </w:pPr>
-            <w:r>
-              <w:rPr>
-                <w:rFonts w:ascii="Times New Roman" w:hAnsi="Times New Roman" w:cs="Times New Roman"/>
-              </w:rPr>
-              <w:t>Dataset offline</w:t>
+                <w:lang w:val="vi-VN"/>
+              </w:rPr>
+            </w:pPr>
+            <w:r>
+              <w:rPr>
+                <w:rFonts w:ascii="Times New Roman" w:hAnsi="Times New Roman" w:cs="Times New Roman"/>
+                <w:b/>
+                <w:bCs/>
+              </w:rPr>
+              <w:lastRenderedPageBreak/>
+              <w:t>Dấu hiệu 2</w:t>
+            </w:r>
+          </w:p>
+        </w:tc>
+        <w:tc>
+          <w:tcPr>
+            <w:tcW w:w="3312" w:type="dxa"/>
+            <w:tcBorders>
+              <w:top w:val="single" w:sz="4" w:space="0" w:color="auto"/>
+              <w:left w:val="single" w:sz="4" w:space="0" w:color="auto"/>
+              <w:bottom w:val="single" w:sz="4" w:space="0" w:color="auto"/>
+              <w:right w:val="single" w:sz="4" w:space="0" w:color="auto"/>
+            </w:tcBorders>
+            <w:tcMar>
+              <w:top w:w="100" w:type="dxa"/>
+              <w:left w:w="120" w:type="dxa"/>
+              <w:bottom w:w="100" w:type="dxa"/>
+              <w:right w:w="120" w:type="dxa"/>
+            </w:tcMar>
+            <w:vAlign w:val="center"/>
+            <w:hideMark/>
+          </w:tcPr>
+          <w:p>
+            <w:pPr>
+              <w:spacing w:after="160" w:line="278" w:lineRule="auto"/>
+              <w:rPr>
+                <w:rFonts w:ascii="Times New Roman" w:hAnsi="Times New Roman" w:cs="Times New Roman"/>
+                <w:lang w:val="vi-VN"/>
+              </w:rPr>
+            </w:pPr>
+            <w:r>
+              <w:rPr>
+                <w:rFonts w:ascii="Times New Roman" w:hAnsi="Times New Roman" w:cs="Times New Roman"/>
+                <w:lang w:val="vi-VN"/>
+              </w:rPr>
+              <w:t>Nội dung mang tính thúc giục ("Tài khoản của bạn sẽ bị khóa nếu không xác minh trong 15 phút")</w:t>
+            </w:r>
+          </w:p>
+        </w:tc>
+        <w:tc>
+          <w:tcPr>
+            <w:tcW w:w="3312" w:type="dxa"/>
+            <w:tcBorders>
+              <w:top w:val="single" w:sz="4" w:space="0" w:color="auto"/>
+              <w:left w:val="single" w:sz="4" w:space="0" w:color="auto"/>
+              <w:bottom w:val="single" w:sz="4" w:space="0" w:color="auto"/>
+              <w:right w:val="single" w:sz="4" w:space="0" w:color="auto"/>
+            </w:tcBorders>
+            <w:tcMar>
+              <w:top w:w="100" w:type="dxa"/>
+              <w:left w:w="120" w:type="dxa"/>
+              <w:bottom w:w="100" w:type="dxa"/>
+              <w:right w:w="120" w:type="dxa"/>
+            </w:tcMar>
+            <w:vAlign w:val="center"/>
+            <w:hideMark/>
+          </w:tcPr>
+          <w:p>
+            <w:pPr>
+              <w:spacing w:after="160" w:line="278" w:lineRule="auto"/>
+              <w:rPr>
+                <w:rFonts w:ascii="Times New Roman" w:hAnsi="Times New Roman" w:cs="Times New Roman"/>
+                <w:lang w:val="vi-VN"/>
+              </w:rPr>
+            </w:pPr>
+            <w:r>
+              <w:rPr>
+                <w:rFonts w:ascii="Times New Roman" w:hAnsi="Times New Roman" w:cs="Times New Roman"/>
+              </w:rPr>
+              <w:t>nội dung thúc giục</w:t>
             </w:r>
           </w:p>
         </w:tc>
@@ -7094,79 +8285,95 @@
               <w:spacing w:after="160" w:line="278" w:lineRule="auto"/>
               <w:rPr>
                 <w:rFonts w:ascii="Times New Roman" w:hAnsi="Times New Roman" w:cs="Times New Roman"/>
-              </w:rPr>
-            </w:pPr>
-            <w:r>
-              <w:rPr>
-                <w:rFonts w:ascii="Times New Roman" w:hAnsi="Times New Roman" w:cs="Times New Roman"/>
-              </w:rPr>
-              <w:t>Số lượng mail</w:t>
-            </w:r>
-          </w:p>
-        </w:tc>
-        <w:tc>
-          <w:tcPr>
-            <w:tcW w:w="3312" w:type="dxa"/>
-            <w:tcBorders>
-              <w:top w:val="single" w:sz="4" w:space="0" w:color="auto"/>
-              <w:left w:val="single" w:sz="4" w:space="0" w:color="auto"/>
-              <w:bottom w:val="single" w:sz="4" w:space="0" w:color="auto"/>
-              <w:right w:val="single" w:sz="4" w:space="0" w:color="auto"/>
-            </w:tcBorders>
-            <w:tcMar>
-              <w:top w:w="100" w:type="dxa"/>
-              <w:left w:w="120" w:type="dxa"/>
-              <w:bottom w:w="100" w:type="dxa"/>
-              <w:right w:w="120" w:type="dxa"/>
-            </w:tcMar>
-            <w:vAlign w:val="center"/>
-            <w:hideMark/>
-          </w:tcPr>
-          <w:p>
-            <w:pPr>
-              <w:spacing w:after="160" w:line="278" w:lineRule="auto"/>
-              <w:rPr>
-                <w:rFonts w:ascii="Times New Roman" w:hAnsi="Times New Roman" w:cs="Times New Roman"/>
-              </w:rPr>
-            </w:pPr>
-            <w:r>
-              <w:rPr>
-                <w:rFonts w:ascii="Times New Roman" w:hAnsi="Times New Roman" w:cs="Times New Roman"/>
-              </w:rPr>
-              <w:t>[ĐIỀN]</w:t>
-            </w:r>
-          </w:p>
-        </w:tc>
-        <w:tc>
-          <w:tcPr>
-            <w:tcW w:w="3312" w:type="dxa"/>
-            <w:tcBorders>
-              <w:top w:val="single" w:sz="4" w:space="0" w:color="auto"/>
-              <w:left w:val="single" w:sz="4" w:space="0" w:color="auto"/>
-              <w:bottom w:val="single" w:sz="4" w:space="0" w:color="auto"/>
-              <w:right w:val="single" w:sz="4" w:space="0" w:color="auto"/>
-            </w:tcBorders>
-            <w:tcMar>
-              <w:top w:w="100" w:type="dxa"/>
-              <w:left w:w="120" w:type="dxa"/>
-              <w:bottom w:w="100" w:type="dxa"/>
-              <w:right w:w="120" w:type="dxa"/>
-            </w:tcMar>
-            <w:vAlign w:val="center"/>
-            <w:hideMark/>
-          </w:tcPr>
-          <w:p>
-            <w:pPr>
-              <w:spacing w:after="160" w:line="278" w:lineRule="auto"/>
-              <w:rPr>
-                <w:rFonts w:ascii="Times New Roman" w:hAnsi="Times New Roman" w:cs="Times New Roman"/>
-              </w:rPr>
-            </w:pPr>
-            <w:r>
-              <w:rPr>
-                <w:rFonts w:ascii="Times New Roman" w:hAnsi="Times New Roman" w:cs="Times New Roman"/>
-              </w:rPr>
-              <w:t>Dataset offline</w:t>
+                <w:lang w:val="vi-VN"/>
+              </w:rPr>
+            </w:pPr>
+            <w:r>
+              <w:rPr>
+                <w:rFonts w:ascii="Times New Roman" w:hAnsi="Times New Roman" w:cs="Times New Roman"/>
+                <w:b/>
+                <w:bCs/>
+              </w:rPr>
+              <w:t>Dấu hiệu 3</w:t>
+            </w:r>
+          </w:p>
+        </w:tc>
+        <w:tc>
+          <w:tcPr>
+            <w:tcW w:w="3312" w:type="dxa"/>
+            <w:tcBorders>
+              <w:top w:val="single" w:sz="4" w:space="0" w:color="auto"/>
+              <w:left w:val="single" w:sz="4" w:space="0" w:color="auto"/>
+              <w:bottom w:val="single" w:sz="4" w:space="0" w:color="auto"/>
+              <w:right w:val="single" w:sz="4" w:space="0" w:color="auto"/>
+            </w:tcBorders>
+            <w:tcMar>
+              <w:top w:w="100" w:type="dxa"/>
+              <w:left w:w="120" w:type="dxa"/>
+              <w:bottom w:w="100" w:type="dxa"/>
+              <w:right w:w="120" w:type="dxa"/>
+            </w:tcMar>
+            <w:vAlign w:val="center"/>
+            <w:hideMark/>
+          </w:tcPr>
+          <w:p>
+            <w:pPr>
+              <w:spacing w:after="160" w:line="278" w:lineRule="auto"/>
+              <w:rPr>
+                <w:rFonts w:ascii="Times New Roman" w:hAnsi="Times New Roman" w:cs="Times New Roman"/>
+                <w:lang w:val="vi-VN"/>
+              </w:rPr>
+            </w:pPr>
+            <w:r>
+              <w:rPr>
+                <w:rFonts w:ascii="Times New Roman" w:hAnsi="Times New Roman" w:cs="Times New Roman"/>
+                <w:lang w:val="vi-VN"/>
+              </w:rPr>
+              <w:t>Link xác thực bất thường (</w:t>
+            </w:r>
+            <w:hyperlink r:id="rId19" w:tgtFrame="_blank" w:history="1">
+              <w:r>
+                <w:rPr>
+                  <w:rStyle w:val="Hyperlink"/>
+                  <w:rFonts w:ascii="Times New Roman" w:hAnsi="Times New Roman" w:cs="Times New Roman"/>
+                  <w:lang w:val="vi-VN"/>
+                </w:rPr>
+                <w:t>https://account-check.example/verify</w:t>
+              </w:r>
+            </w:hyperlink>
+          </w:p>
+        </w:tc>
+        <w:tc>
+          <w:tcPr>
+            <w:tcW w:w="3312" w:type="dxa"/>
+            <w:tcBorders>
+              <w:top w:val="single" w:sz="4" w:space="0" w:color="auto"/>
+              <w:left w:val="single" w:sz="4" w:space="0" w:color="auto"/>
+              <w:bottom w:val="single" w:sz="4" w:space="0" w:color="auto"/>
+              <w:right w:val="single" w:sz="4" w:space="0" w:color="auto"/>
+            </w:tcBorders>
+            <w:tcMar>
+              <w:top w:w="100" w:type="dxa"/>
+              <w:left w:w="120" w:type="dxa"/>
+              <w:bottom w:w="100" w:type="dxa"/>
+              <w:right w:w="120" w:type="dxa"/>
+            </w:tcMar>
+            <w:vAlign w:val="center"/>
+            <w:hideMark/>
+          </w:tcPr>
+          <w:p>
+            <w:pPr>
+              <w:spacing w:after="160" w:line="278" w:lineRule="auto"/>
+              <w:rPr>
+                <w:rFonts w:ascii="Times New Roman" w:hAnsi="Times New Roman" w:cs="Times New Roman"/>
+                <w:lang w:val="vi-VN"/>
+              </w:rPr>
+            </w:pPr>
+            <w:r>
+              <w:rPr>
+                <w:rFonts w:ascii="Times New Roman" w:hAnsi="Times New Roman" w:cs="Times New Roman"/>
+              </w:rPr>
+              <w:t>yêu cầu thông tin</w:t>
             </w:r>
           </w:p>
         </w:tc>
@@ -7204,74 +8411,75 @@
               <w:rPr>
                 <w:rFonts w:ascii="Times New Roman" w:hAnsi="Times New Roman" w:cs="Times New Roman"/>
               </w:rPr>
-              <w:lastRenderedPageBreak/>
-              <w:t>Tổng dung lượng / trung bình</w:t>
-            </w:r>
-          </w:p>
-        </w:tc>
-        <w:tc>
-          <w:tcPr>
-            <w:tcW w:w="3312" w:type="dxa"/>
-            <w:tcBorders>
-              <w:top w:val="single" w:sz="4" w:space="0" w:color="auto"/>
-              <w:left w:val="single" w:sz="4" w:space="0" w:color="auto"/>
-              <w:bottom w:val="single" w:sz="4" w:space="0" w:color="auto"/>
-              <w:right w:val="single" w:sz="4" w:space="0" w:color="auto"/>
-            </w:tcBorders>
-            <w:tcMar>
-              <w:top w:w="100" w:type="dxa"/>
-              <w:left w:w="120" w:type="dxa"/>
-              <w:bottom w:w="100" w:type="dxa"/>
-              <w:right w:w="120" w:type="dxa"/>
-            </w:tcMar>
-            <w:vAlign w:val="center"/>
-            <w:hideMark/>
-          </w:tcPr>
-          <w:p>
-            <w:pPr>
-              <w:spacing w:after="160" w:line="278" w:lineRule="auto"/>
-              <w:rPr>
-                <w:rFonts w:ascii="Times New Roman" w:hAnsi="Times New Roman" w:cs="Times New Roman"/>
-              </w:rPr>
-            </w:pPr>
-            <w:r>
-              <w:rPr>
-                <w:rFonts w:ascii="Times New Roman" w:hAnsi="Times New Roman" w:cs="Times New Roman"/>
-              </w:rPr>
-              <w:t>[ĐIỀN]</w:t>
-            </w:r>
-          </w:p>
-        </w:tc>
-        <w:tc>
-          <w:tcPr>
-            <w:tcW w:w="3312" w:type="dxa"/>
-            <w:tcBorders>
-              <w:top w:val="single" w:sz="4" w:space="0" w:color="auto"/>
-              <w:left w:val="single" w:sz="4" w:space="0" w:color="auto"/>
-              <w:bottom w:val="single" w:sz="4" w:space="0" w:color="auto"/>
-              <w:right w:val="single" w:sz="4" w:space="0" w:color="auto"/>
-            </w:tcBorders>
-            <w:tcMar>
-              <w:top w:w="100" w:type="dxa"/>
-              <w:left w:w="120" w:type="dxa"/>
-              <w:bottom w:w="100" w:type="dxa"/>
-              <w:right w:w="120" w:type="dxa"/>
-            </w:tcMar>
-            <w:vAlign w:val="center"/>
-            <w:hideMark/>
-          </w:tcPr>
-          <w:p>
-            <w:pPr>
-              <w:spacing w:after="160" w:line="278" w:lineRule="auto"/>
-              <w:rPr>
-                <w:rFonts w:ascii="Times New Roman" w:hAnsi="Times New Roman" w:cs="Times New Roman"/>
-              </w:rPr>
-            </w:pPr>
-            <w:r>
-              <w:rPr>
-                <w:rFonts w:ascii="Times New Roman" w:hAnsi="Times New Roman" w:cs="Times New Roman"/>
-              </w:rPr>
-              <w:t>Nếu có output</w:t>
+              <w:t>Kết luận</w:t>
+            </w:r>
+          </w:p>
+        </w:tc>
+        <w:tc>
+          <w:tcPr>
+            <w:tcW w:w="3312" w:type="dxa"/>
+            <w:tcBorders>
+              <w:top w:val="single" w:sz="4" w:space="0" w:color="auto"/>
+              <w:left w:val="single" w:sz="4" w:space="0" w:color="auto"/>
+              <w:bottom w:val="single" w:sz="4" w:space="0" w:color="auto"/>
+              <w:right w:val="single" w:sz="4" w:space="0" w:color="auto"/>
+            </w:tcBorders>
+            <w:tcMar>
+              <w:top w:w="100" w:type="dxa"/>
+              <w:left w:w="120" w:type="dxa"/>
+              <w:bottom w:w="100" w:type="dxa"/>
+              <w:right w:w="120" w:type="dxa"/>
+            </w:tcMar>
+            <w:vAlign w:val="center"/>
+            <w:hideMark/>
+          </w:tcPr>
+          <w:p>
+            <w:pPr>
+              <w:spacing w:after="160" w:line="278" w:lineRule="auto"/>
+              <w:rPr>
+                <w:rFonts w:ascii="Times New Roman" w:hAnsi="Times New Roman" w:cs="Times New Roman"/>
+                <w:lang w:val="fr-FR"/>
+              </w:rPr>
+            </w:pPr>
+            <w:r>
+              <w:rPr>
+                <w:rFonts w:ascii="Times New Roman" w:hAnsi="Times New Roman" w:cs="Times New Roman"/>
+                <w:lang w:val="fr-FR"/>
+              </w:rPr>
+              <w:t>Nhận diện email lừa đảo</w:t>
+            </w:r>
+          </w:p>
+        </w:tc>
+        <w:tc>
+          <w:tcPr>
+            <w:tcW w:w="3312" w:type="dxa"/>
+            <w:tcBorders>
+              <w:top w:val="single" w:sz="4" w:space="0" w:color="auto"/>
+              <w:left w:val="single" w:sz="4" w:space="0" w:color="auto"/>
+              <w:bottom w:val="single" w:sz="4" w:space="0" w:color="auto"/>
+              <w:right w:val="single" w:sz="4" w:space="0" w:color="auto"/>
+            </w:tcBorders>
+            <w:tcMar>
+              <w:top w:w="100" w:type="dxa"/>
+              <w:left w:w="120" w:type="dxa"/>
+              <w:bottom w:w="100" w:type="dxa"/>
+              <w:right w:w="120" w:type="dxa"/>
+            </w:tcMar>
+            <w:vAlign w:val="center"/>
+            <w:hideMark/>
+          </w:tcPr>
+          <w:p>
+            <w:pPr>
+              <w:spacing w:after="160" w:line="278" w:lineRule="auto"/>
+              <w:rPr>
+                <w:rFonts w:ascii="Times New Roman" w:hAnsi="Times New Roman" w:cs="Times New Roman"/>
+              </w:rPr>
+            </w:pPr>
+            <w:r>
+              <w:rPr>
+                <w:rFonts w:ascii="Times New Roman" w:hAnsi="Times New Roman" w:cs="Times New Roman"/>
+              </w:rPr>
+              <w:t>PASS</w:t>
             </w:r>
           </w:p>
         </w:tc>
@@ -7286,80 +8494,116 @@
     </w:p>
     <w:p>
       <w:pPr>
-        <w:rPr>
-          <w:rFonts w:ascii="Times New Roman" w:hAnsi="Times New Roman" w:cs="Times New Roman"/>
-        </w:rPr>
-      </w:pPr>
-      <w:r>
-        <w:rPr>
-          <w:rFonts w:ascii="Times New Roman" w:hAnsi="Times New Roman" w:cs="Times New Roman"/>
-          <w:b/>
-        </w:rPr>
-        <w:t>[CHÈN ẢNH H10A_LocalLoad_Dataset.png TẠI ĐÂY]</w:t>
+        <w:jc w:val="center"/>
+        <w:rPr>
+          <w:rFonts w:ascii="Times New Roman" w:hAnsi="Times New Roman" w:cs="Times New Roman"/>
+        </w:rPr>
+      </w:pPr>
+      <w:r>
+        <w:rPr>
+          <w:rFonts w:ascii="Times New Roman" w:hAnsi="Times New Roman" w:cs="Times New Roman"/>
+          <w:i/>
+          <w:noProof/>
+        </w:rPr>
+        <w:drawing>
+          <wp:inline distT="0" distB="0" distL="0" distR="0" wp14:anchorId="169A1603" wp14:editId="1DD0F3AA">
+            <wp:extent cx="5943600" cy="3343275"/>
+            <wp:effectExtent l="0" t="0" r="0" b="9525"/>
+            <wp:docPr id="86837815" name="Picture 1" descr="A screenshot of a computer&#10;&#10;AI-generated content may be incorrect."/>
+            <wp:cNvGraphicFramePr>
+              <a:graphicFrameLocks xmlns:a="http://schemas.openxmlformats.org/drawingml/2006/main" noChangeAspect="1"/>
+            </wp:cNvGraphicFramePr>
+            <a:graphic xmlns:a="http://schemas.openxmlformats.org/drawingml/2006/main">
+              <a:graphicData uri="http://schemas.openxmlformats.org/drawingml/2006/picture">
+                <pic:pic xmlns:pic="http://schemas.openxmlformats.org/drawingml/2006/picture">
+                  <pic:nvPicPr>
+                    <pic:cNvPr id="86837815" name="Picture 1" descr="A screenshot of a computer&#10;&#10;AI-generated content may be incorrect."/>
+                    <pic:cNvPicPr/>
+                  </pic:nvPicPr>
+                  <pic:blipFill>
+                    <a:blip r:embed="rId20" cstate="print">
+                      <a:extLst>
+                        <a:ext uri="{28A0092B-C50C-407E-A947-70E740481C1C}">
+                          <a14:useLocalDpi xmlns:a14="http://schemas.microsoft.com/office/drawing/2010/main" val="0"/>
+                        </a:ext>
+                      </a:extLst>
+                    </a:blip>
+                    <a:stretch>
+                      <a:fillRect/>
+                    </a:stretch>
+                  </pic:blipFill>
+                  <pic:spPr>
+                    <a:xfrm>
+                      <a:off x="0" y="0"/>
+                      <a:ext cx="5943600" cy="3343275"/>
+                    </a:xfrm>
+                    <a:prstGeom prst="rect">
+                      <a:avLst/>
+                    </a:prstGeom>
+                  </pic:spPr>
+                </pic:pic>
+              </a:graphicData>
+            </a:graphic>
+          </wp:inline>
+        </w:drawing>
+      </w:r>
+      <w:r>
+        <w:rPr>
+          <w:rFonts w:ascii="Times New Roman" w:hAnsi="Times New Roman" w:cs="Times New Roman"/>
+          <w:i/>
+        </w:rPr>
+        <w:t>Hình H10B_Phishing.png: Mẫu phishing/social engineering và các dấu hiệu nhận diện.</w:t>
       </w:r>
     </w:p>
     <w:p>
       <w:pPr>
         <w:rPr>
           <w:rFonts w:ascii="Times New Roman" w:hAnsi="Times New Roman" w:cs="Times New Roman"/>
-        </w:rPr>
-      </w:pPr>
-      <w:r>
-        <w:rPr>
-          <w:rFonts w:ascii="Times New Roman" w:hAnsi="Times New Roman" w:cs="Times New Roman"/>
-          <w:i/>
-        </w:rPr>
-        <w:t>Hình H10A_LocalLoad_Dataset.png: Output local load test hoặc kết quả phân tích dataset offline.</w:t>
+          <w:b/>
+          <w:bCs/>
+        </w:rPr>
+      </w:pPr>
+      <w:r>
+        <w:rPr>
+          <w:rFonts w:ascii="Times New Roman" w:hAnsi="Times New Roman" w:cs="Times New Roman"/>
+          <w:b/>
+          <w:bCs/>
+        </w:rPr>
+        <w:t>11</w:t>
+      </w:r>
+      <w:r>
+        <w:rPr>
+          <w:rFonts w:ascii="Times New Roman" w:hAnsi="Times New Roman" w:cs="Times New Roman"/>
+          <w:b/>
+          <w:bCs/>
+        </w:rPr>
+        <w:t>. Cleanup và kiểm tra sau thực hành</w:t>
       </w:r>
     </w:p>
     <w:p>
       <w:pPr>
         <w:rPr>
           <w:rFonts w:ascii="Times New Roman" w:hAnsi="Times New Roman" w:cs="Times New Roman"/>
-          <w:b/>
-          <w:bCs/>
-        </w:rPr>
-      </w:pPr>
-      <w:r>
-        <w:rPr>
-          <w:rFonts w:ascii="Times New Roman" w:hAnsi="Times New Roman" w:cs="Times New Roman"/>
-          <w:b/>
-          <w:bCs/>
-        </w:rPr>
-        <w:t>10</w:t>
-      </w:r>
-      <w:r>
-        <w:rPr>
-          <w:rFonts w:ascii="Times New Roman" w:hAnsi="Times New Roman" w:cs="Times New Roman"/>
-          <w:b/>
-          <w:bCs/>
-        </w:rPr>
-        <w:t>. Tình huống 7 - Phishing / Social Engineering</w:t>
+        </w:rPr>
+      </w:pPr>
+      <w:r>
+        <w:rPr>
+          <w:rFonts w:ascii="Times New Roman" w:hAnsi="Times New Roman" w:cs="Times New Roman"/>
+        </w:rPr>
+        <w:t>Xóa artefact kiểm thử không còn cần thiết.</w:t>
       </w:r>
     </w:p>
     <w:p>
       <w:pPr>
         <w:rPr>
           <w:rFonts w:ascii="Times New Roman" w:hAnsi="Times New Roman" w:cs="Times New Roman"/>
-          <w:b/>
-          <w:bCs/>
-        </w:rPr>
-      </w:pPr>
-      <w:r>
-        <w:rPr>
-          <w:rFonts w:ascii="Times New Roman" w:hAnsi="Times New Roman" w:cs="Times New Roman"/>
-          <w:b/>
-          <w:bCs/>
-        </w:rPr>
-        <w:t>10</w:t>
-      </w:r>
-      <w:r>
-        <w:rPr>
-          <w:rFonts w:ascii="Times New Roman" w:hAnsi="Times New Roman" w:cs="Times New Roman"/>
-          <w:b/>
-          <w:bCs/>
-        </w:rPr>
-        <w:t>.1. Cách thực hiện</w:t>
+        </w:rPr>
+      </w:pPr>
+      <w:r>
+        <w:rPr>
+          <w:rFonts w:ascii="Times New Roman" w:hAnsi="Times New Roman" w:cs="Times New Roman"/>
+        </w:rPr>
+        <w:t>Kiểm tra lại Microsoft Defender/Protection History.</w:t>
       </w:r>
     </w:p>
     <w:p>
@@ -7372,7 +8616,7 @@
         <w:rPr>
           <w:rFonts w:ascii="Times New Roman" w:hAnsi="Times New Roman" w:cs="Times New Roman"/>
         </w:rPr>
-        <w:t>Mở mẫu phishing/social engineering trong bộ LAB3 ở chế độ offline.</w:t>
+        <w:t>Đảm bảo không đưa file quarantine, installer hoặc executable công cụ lên GitHub.</w:t>
       </w:r>
     </w:p>
     <w:p>
@@ -7385,7 +8629,7 @@
         <w:rPr>
           <w:rFonts w:ascii="Times New Roman" w:hAnsi="Times New Roman" w:cs="Times New Roman"/>
         </w:rPr>
-        <w:t>Kiểm tra người gửi, nội dung thúc giục, link bất thường, yêu cầu cung cấp thông tin và dấu hiệu giả mạo.</w:t>
+        <w:t>Làm sạch log để loại mật khẩu, token/API key, cookie/session, email thật và dữ liệu định danh không cần thiết.</w:t>
       </w:r>
     </w:p>
     <w:p>
@@ -7398,736 +8642,80 @@
         <w:rPr>
           <w:rFonts w:ascii="Times New Roman" w:hAnsi="Times New Roman" w:cs="Times New Roman"/>
         </w:rPr>
-        <w:t>Không nhập thông tin thật, không gửi email thật và không truy cập mục tiêu bên ngoài không cần thiết.</w:t>
+        <w:t>Kiểm tra lại thư mục Evidence trước khi tạo SHA-256.</w:t>
       </w:r>
     </w:p>
     <w:p>
       <w:pPr>
-        <w:rPr>
-          <w:rFonts w:ascii="Times New Roman" w:hAnsi="Times New Roman" w:cs="Times New Roman"/>
-        </w:rPr>
-      </w:pPr>
-      <w:r>
-        <w:rPr>
-          <w:rFonts w:ascii="Times New Roman" w:hAnsi="Times New Roman" w:cs="Times New Roman"/>
-        </w:rPr>
-        <w:t>Ghi lại các chỉ báo đáng ngờ vào báo cáo.</w:t>
+        <w:jc w:val="center"/>
+        <w:rPr>
+          <w:rFonts w:ascii="Times New Roman" w:hAnsi="Times New Roman" w:cs="Times New Roman"/>
+          <w:lang w:val="vi-VN"/>
+        </w:rPr>
+      </w:pPr>
+      <w:r>
+        <w:rPr>
+          <w:rFonts w:ascii="Times New Roman" w:hAnsi="Times New Roman" w:cs="Times New Roman"/>
+          <w:noProof/>
+          <w:lang w:val="vi-VN"/>
+        </w:rPr>
+        <w:lastRenderedPageBreak/>
+        <w:drawing>
+          <wp:inline distT="0" distB="0" distL="0" distR="0" wp14:anchorId="4DA50F44" wp14:editId="62D4EE90">
+            <wp:extent cx="5943600" cy="3343275"/>
+            <wp:effectExtent l="0" t="0" r="0" b="9525"/>
+            <wp:docPr id="1826398820" name="Picture 2" descr="A computer screen shot of a blue screen&#10;&#10;AI-generated content may be incorrect."/>
+            <wp:cNvGraphicFramePr>
+              <a:graphicFrameLocks xmlns:a="http://schemas.openxmlformats.org/drawingml/2006/main" noChangeAspect="1"/>
+            </wp:cNvGraphicFramePr>
+            <a:graphic xmlns:a="http://schemas.openxmlformats.org/drawingml/2006/main">
+              <a:graphicData uri="http://schemas.openxmlformats.org/drawingml/2006/picture">
+                <pic:pic xmlns:pic="http://schemas.openxmlformats.org/drawingml/2006/picture">
+                  <pic:nvPicPr>
+                    <pic:cNvPr id="1826398820" name="Picture 2" descr="A computer screen shot of a blue screen&#10;&#10;AI-generated content may be incorrect."/>
+                    <pic:cNvPicPr/>
+                  </pic:nvPicPr>
+                  <pic:blipFill>
+                    <a:blip r:embed="rId21" cstate="print">
+                      <a:extLst>
+                        <a:ext uri="{28A0092B-C50C-407E-A947-70E740481C1C}">
+                          <a14:useLocalDpi xmlns:a14="http://schemas.microsoft.com/office/drawing/2010/main" val="0"/>
+                        </a:ext>
+                      </a:extLst>
+                    </a:blip>
+                    <a:stretch>
+                      <a:fillRect/>
+                    </a:stretch>
+                  </pic:blipFill>
+                  <pic:spPr>
+                    <a:xfrm>
+                      <a:off x="0" y="0"/>
+                      <a:ext cx="5943600" cy="3343275"/>
+                    </a:xfrm>
+                    <a:prstGeom prst="rect">
+                      <a:avLst/>
+                    </a:prstGeom>
+                  </pic:spPr>
+                </pic:pic>
+              </a:graphicData>
+            </a:graphic>
+          </wp:inline>
+        </w:drawing>
       </w:r>
     </w:p>
     <w:p>
       <w:pPr>
-        <w:rPr>
-          <w:rFonts w:ascii="Times New Roman" w:hAnsi="Times New Roman" w:cs="Times New Roman"/>
-          <w:b/>
-          <w:bCs/>
-        </w:rPr>
-      </w:pPr>
-      <w:r>
-        <w:rPr>
-          <w:rFonts w:ascii="Times New Roman" w:hAnsi="Times New Roman" w:cs="Times New Roman"/>
-          <w:b/>
-          <w:bCs/>
-        </w:rPr>
-        <w:t>10</w:t>
-      </w:r>
-      <w:r>
-        <w:rPr>
-          <w:rFonts w:ascii="Times New Roman" w:hAnsi="Times New Roman" w:cs="Times New Roman"/>
-          <w:b/>
-          <w:bCs/>
-        </w:rPr>
-        <w:t>.2. Kết quả</w:t>
-      </w:r>
-    </w:p>
-    <w:tbl>
-      <w:tblPr>
-        <w:tblStyle w:val="TableGrid"/>
-        <w:tblW w:w="0" w:type="auto"/>
         <w:jc w:val="center"/>
-        <w:tblLook w:val="04A0" w:firstRow="1" w:lastRow="0" w:firstColumn="1" w:lastColumn="0" w:noHBand="0" w:noVBand="1"/>
-      </w:tblPr>
-      <w:tblGrid>
-        <w:gridCol w:w="3087"/>
-        <w:gridCol w:w="3107"/>
-        <w:gridCol w:w="3156"/>
-      </w:tblGrid>
-      <w:tr>
-        <w:trPr>
-          <w:jc w:val="center"/>
-        </w:trPr>
-        <w:tc>
-          <w:tcPr>
-            <w:tcW w:w="3312" w:type="dxa"/>
-            <w:tcBorders>
-              <w:top w:val="single" w:sz="4" w:space="0" w:color="auto"/>
-              <w:left w:val="single" w:sz="4" w:space="0" w:color="auto"/>
-              <w:bottom w:val="single" w:sz="4" w:space="0" w:color="auto"/>
-              <w:right w:val="single" w:sz="4" w:space="0" w:color="auto"/>
-            </w:tcBorders>
-            <w:shd w:val="clear" w:color="auto" w:fill="D9EAF7"/>
-            <w:tcMar>
-              <w:top w:w="100" w:type="dxa"/>
-              <w:left w:w="120" w:type="dxa"/>
-              <w:bottom w:w="100" w:type="dxa"/>
-              <w:right w:w="120" w:type="dxa"/>
-            </w:tcMar>
-            <w:vAlign w:val="center"/>
-            <w:hideMark/>
-          </w:tcPr>
-          <w:p>
-            <w:pPr>
-              <w:spacing w:after="160" w:line="278" w:lineRule="auto"/>
-              <w:rPr>
-                <w:rFonts w:ascii="Times New Roman" w:hAnsi="Times New Roman" w:cs="Times New Roman"/>
-              </w:rPr>
-            </w:pPr>
-            <w:r>
-              <w:rPr>
-                <w:rFonts w:ascii="Times New Roman" w:hAnsi="Times New Roman" w:cs="Times New Roman"/>
-                <w:b/>
-              </w:rPr>
-              <w:t>Nội dung</w:t>
-            </w:r>
-          </w:p>
-        </w:tc>
-        <w:tc>
-          <w:tcPr>
-            <w:tcW w:w="3312" w:type="dxa"/>
-            <w:tcBorders>
-              <w:top w:val="single" w:sz="4" w:space="0" w:color="auto"/>
-              <w:left w:val="single" w:sz="4" w:space="0" w:color="auto"/>
-              <w:bottom w:val="single" w:sz="4" w:space="0" w:color="auto"/>
-              <w:right w:val="single" w:sz="4" w:space="0" w:color="auto"/>
-            </w:tcBorders>
-            <w:shd w:val="clear" w:color="auto" w:fill="D9EAF7"/>
-            <w:tcMar>
-              <w:top w:w="100" w:type="dxa"/>
-              <w:left w:w="120" w:type="dxa"/>
-              <w:bottom w:w="100" w:type="dxa"/>
-              <w:right w:w="120" w:type="dxa"/>
-            </w:tcMar>
-            <w:vAlign w:val="center"/>
-            <w:hideMark/>
-          </w:tcPr>
-          <w:p>
-            <w:pPr>
-              <w:spacing w:after="160" w:line="278" w:lineRule="auto"/>
-              <w:rPr>
-                <w:rFonts w:ascii="Times New Roman" w:hAnsi="Times New Roman" w:cs="Times New Roman"/>
-              </w:rPr>
-            </w:pPr>
-            <w:r>
-              <w:rPr>
-                <w:rFonts w:ascii="Times New Roman" w:hAnsi="Times New Roman" w:cs="Times New Roman"/>
-                <w:b/>
-              </w:rPr>
-              <w:t>Kết quả</w:t>
-            </w:r>
-          </w:p>
-        </w:tc>
-        <w:tc>
-          <w:tcPr>
-            <w:tcW w:w="3312" w:type="dxa"/>
-            <w:tcBorders>
-              <w:top w:val="single" w:sz="4" w:space="0" w:color="auto"/>
-              <w:left w:val="single" w:sz="4" w:space="0" w:color="auto"/>
-              <w:bottom w:val="single" w:sz="4" w:space="0" w:color="auto"/>
-              <w:right w:val="single" w:sz="4" w:space="0" w:color="auto"/>
-            </w:tcBorders>
-            <w:shd w:val="clear" w:color="auto" w:fill="D9EAF7"/>
-            <w:tcMar>
-              <w:top w:w="100" w:type="dxa"/>
-              <w:left w:w="120" w:type="dxa"/>
-              <w:bottom w:w="100" w:type="dxa"/>
-              <w:right w:w="120" w:type="dxa"/>
-            </w:tcMar>
-            <w:vAlign w:val="center"/>
-            <w:hideMark/>
-          </w:tcPr>
-          <w:p>
-            <w:pPr>
-              <w:spacing w:after="160" w:line="278" w:lineRule="auto"/>
-              <w:rPr>
-                <w:rFonts w:ascii="Times New Roman" w:hAnsi="Times New Roman" w:cs="Times New Roman"/>
-              </w:rPr>
-            </w:pPr>
-            <w:r>
-              <w:rPr>
-                <w:rFonts w:ascii="Times New Roman" w:hAnsi="Times New Roman" w:cs="Times New Roman"/>
-                <w:b/>
-              </w:rPr>
-              <w:t>Ghi chú / Evidence</w:t>
-            </w:r>
-          </w:p>
-        </w:tc>
-      </w:tr>
-      <w:tr>
-        <w:trPr>
-          <w:jc w:val="center"/>
-        </w:trPr>
-        <w:tc>
-          <w:tcPr>
-            <w:tcW w:w="3312" w:type="dxa"/>
-            <w:tcBorders>
-              <w:top w:val="single" w:sz="4" w:space="0" w:color="auto"/>
-              <w:left w:val="single" w:sz="4" w:space="0" w:color="auto"/>
-              <w:bottom w:val="single" w:sz="4" w:space="0" w:color="auto"/>
-              <w:right w:val="single" w:sz="4" w:space="0" w:color="auto"/>
-            </w:tcBorders>
-            <w:tcMar>
-              <w:top w:w="100" w:type="dxa"/>
-              <w:left w:w="120" w:type="dxa"/>
-              <w:bottom w:w="100" w:type="dxa"/>
-              <w:right w:w="120" w:type="dxa"/>
-            </w:tcMar>
-            <w:vAlign w:val="center"/>
-            <w:hideMark/>
-          </w:tcPr>
-          <w:p>
-            <w:pPr>
-              <w:spacing w:after="160" w:line="278" w:lineRule="auto"/>
-              <w:rPr>
-                <w:rFonts w:ascii="Times New Roman" w:hAnsi="Times New Roman" w:cs="Times New Roman"/>
-              </w:rPr>
-            </w:pPr>
-            <w:r>
-              <w:rPr>
-                <w:rFonts w:ascii="Times New Roman" w:hAnsi="Times New Roman" w:cs="Times New Roman"/>
-              </w:rPr>
-              <w:t>Dấu hiệu 1</w:t>
-            </w:r>
-          </w:p>
-        </w:tc>
-        <w:tc>
-          <w:tcPr>
-            <w:tcW w:w="3312" w:type="dxa"/>
-            <w:tcBorders>
-              <w:top w:val="single" w:sz="4" w:space="0" w:color="auto"/>
-              <w:left w:val="single" w:sz="4" w:space="0" w:color="auto"/>
-              <w:bottom w:val="single" w:sz="4" w:space="0" w:color="auto"/>
-              <w:right w:val="single" w:sz="4" w:space="0" w:color="auto"/>
-            </w:tcBorders>
-            <w:tcMar>
-              <w:top w:w="100" w:type="dxa"/>
-              <w:left w:w="120" w:type="dxa"/>
-              <w:bottom w:w="100" w:type="dxa"/>
-              <w:right w:w="120" w:type="dxa"/>
-            </w:tcMar>
-            <w:vAlign w:val="center"/>
-            <w:hideMark/>
-          </w:tcPr>
-          <w:p>
-            <w:pPr>
-              <w:spacing w:after="160" w:line="278" w:lineRule="auto"/>
-              <w:rPr>
-                <w:rFonts w:ascii="Times New Roman" w:hAnsi="Times New Roman" w:cs="Times New Roman"/>
-              </w:rPr>
-            </w:pPr>
-            <w:r>
-              <w:rPr>
-                <w:rFonts w:ascii="Times New Roman" w:hAnsi="Times New Roman" w:cs="Times New Roman"/>
-              </w:rPr>
-              <w:t>[ĐIỀN]</w:t>
-            </w:r>
-          </w:p>
-        </w:tc>
-        <w:tc>
-          <w:tcPr>
-            <w:tcW w:w="3312" w:type="dxa"/>
-            <w:tcBorders>
-              <w:top w:val="single" w:sz="4" w:space="0" w:color="auto"/>
-              <w:left w:val="single" w:sz="4" w:space="0" w:color="auto"/>
-              <w:bottom w:val="single" w:sz="4" w:space="0" w:color="auto"/>
-              <w:right w:val="single" w:sz="4" w:space="0" w:color="auto"/>
-            </w:tcBorders>
-            <w:tcMar>
-              <w:top w:w="100" w:type="dxa"/>
-              <w:left w:w="120" w:type="dxa"/>
-              <w:bottom w:w="100" w:type="dxa"/>
-              <w:right w:w="120" w:type="dxa"/>
-            </w:tcMar>
-            <w:vAlign w:val="center"/>
-            <w:hideMark/>
-          </w:tcPr>
-          <w:p>
-            <w:pPr>
-              <w:spacing w:after="160" w:line="278" w:lineRule="auto"/>
-              <w:rPr>
-                <w:rFonts w:ascii="Times New Roman" w:hAnsi="Times New Roman" w:cs="Times New Roman"/>
-              </w:rPr>
-            </w:pPr>
-            <w:r>
-              <w:rPr>
-                <w:rFonts w:ascii="Times New Roman" w:hAnsi="Times New Roman" w:cs="Times New Roman"/>
-              </w:rPr>
-              <w:t>[Ví dụ: domain/link bất thường]</w:t>
-            </w:r>
-          </w:p>
-        </w:tc>
-      </w:tr>
-      <w:tr>
-        <w:trPr>
-          <w:jc w:val="center"/>
-        </w:trPr>
-        <w:tc>
-          <w:tcPr>
-            <w:tcW w:w="3312" w:type="dxa"/>
-            <w:tcBorders>
-              <w:top w:val="single" w:sz="4" w:space="0" w:color="auto"/>
-              <w:left w:val="single" w:sz="4" w:space="0" w:color="auto"/>
-              <w:bottom w:val="single" w:sz="4" w:space="0" w:color="auto"/>
-              <w:right w:val="single" w:sz="4" w:space="0" w:color="auto"/>
-            </w:tcBorders>
-            <w:tcMar>
-              <w:top w:w="100" w:type="dxa"/>
-              <w:left w:w="120" w:type="dxa"/>
-              <w:bottom w:w="100" w:type="dxa"/>
-              <w:right w:w="120" w:type="dxa"/>
-            </w:tcMar>
-            <w:vAlign w:val="center"/>
-            <w:hideMark/>
-          </w:tcPr>
-          <w:p>
-            <w:pPr>
-              <w:spacing w:after="160" w:line="278" w:lineRule="auto"/>
-              <w:rPr>
-                <w:rFonts w:ascii="Times New Roman" w:hAnsi="Times New Roman" w:cs="Times New Roman"/>
-              </w:rPr>
-            </w:pPr>
-            <w:r>
-              <w:rPr>
-                <w:rFonts w:ascii="Times New Roman" w:hAnsi="Times New Roman" w:cs="Times New Roman"/>
-              </w:rPr>
-              <w:t>Dấu hiệu 2</w:t>
-            </w:r>
-          </w:p>
-        </w:tc>
-        <w:tc>
-          <w:tcPr>
-            <w:tcW w:w="3312" w:type="dxa"/>
-            <w:tcBorders>
-              <w:top w:val="single" w:sz="4" w:space="0" w:color="auto"/>
-              <w:left w:val="single" w:sz="4" w:space="0" w:color="auto"/>
-              <w:bottom w:val="single" w:sz="4" w:space="0" w:color="auto"/>
-              <w:right w:val="single" w:sz="4" w:space="0" w:color="auto"/>
-            </w:tcBorders>
-            <w:tcMar>
-              <w:top w:w="100" w:type="dxa"/>
-              <w:left w:w="120" w:type="dxa"/>
-              <w:bottom w:w="100" w:type="dxa"/>
-              <w:right w:w="120" w:type="dxa"/>
-            </w:tcMar>
-            <w:vAlign w:val="center"/>
-            <w:hideMark/>
-          </w:tcPr>
-          <w:p>
-            <w:pPr>
-              <w:spacing w:after="160" w:line="278" w:lineRule="auto"/>
-              <w:rPr>
-                <w:rFonts w:ascii="Times New Roman" w:hAnsi="Times New Roman" w:cs="Times New Roman"/>
-              </w:rPr>
-            </w:pPr>
-            <w:r>
-              <w:rPr>
-                <w:rFonts w:ascii="Times New Roman" w:hAnsi="Times New Roman" w:cs="Times New Roman"/>
-              </w:rPr>
-              <w:t>[ĐIỀN]</w:t>
-            </w:r>
-          </w:p>
-        </w:tc>
-        <w:tc>
-          <w:tcPr>
-            <w:tcW w:w="3312" w:type="dxa"/>
-            <w:tcBorders>
-              <w:top w:val="single" w:sz="4" w:space="0" w:color="auto"/>
-              <w:left w:val="single" w:sz="4" w:space="0" w:color="auto"/>
-              <w:bottom w:val="single" w:sz="4" w:space="0" w:color="auto"/>
-              <w:right w:val="single" w:sz="4" w:space="0" w:color="auto"/>
-            </w:tcBorders>
-            <w:tcMar>
-              <w:top w:w="100" w:type="dxa"/>
-              <w:left w:w="120" w:type="dxa"/>
-              <w:bottom w:w="100" w:type="dxa"/>
-              <w:right w:w="120" w:type="dxa"/>
-            </w:tcMar>
-            <w:vAlign w:val="center"/>
-            <w:hideMark/>
-          </w:tcPr>
-          <w:p>
-            <w:pPr>
-              <w:spacing w:after="160" w:line="278" w:lineRule="auto"/>
-              <w:rPr>
-                <w:rFonts w:ascii="Times New Roman" w:hAnsi="Times New Roman" w:cs="Times New Roman"/>
-              </w:rPr>
-            </w:pPr>
-            <w:r>
-              <w:rPr>
-                <w:rFonts w:ascii="Times New Roman" w:hAnsi="Times New Roman" w:cs="Times New Roman"/>
-              </w:rPr>
-              <w:t>[Ví dụ: nội dung thúc giục]</w:t>
-            </w:r>
-          </w:p>
-        </w:tc>
-      </w:tr>
-      <w:tr>
-        <w:trPr>
-          <w:jc w:val="center"/>
-        </w:trPr>
-        <w:tc>
-          <w:tcPr>
-            <w:tcW w:w="3312" w:type="dxa"/>
-            <w:tcBorders>
-              <w:top w:val="single" w:sz="4" w:space="0" w:color="auto"/>
-              <w:left w:val="single" w:sz="4" w:space="0" w:color="auto"/>
-              <w:bottom w:val="single" w:sz="4" w:space="0" w:color="auto"/>
-              <w:right w:val="single" w:sz="4" w:space="0" w:color="auto"/>
-            </w:tcBorders>
-            <w:tcMar>
-              <w:top w:w="100" w:type="dxa"/>
-              <w:left w:w="120" w:type="dxa"/>
-              <w:bottom w:w="100" w:type="dxa"/>
-              <w:right w:w="120" w:type="dxa"/>
-            </w:tcMar>
-            <w:vAlign w:val="center"/>
-            <w:hideMark/>
-          </w:tcPr>
-          <w:p>
-            <w:pPr>
-              <w:spacing w:after="160" w:line="278" w:lineRule="auto"/>
-              <w:rPr>
-                <w:rFonts w:ascii="Times New Roman" w:hAnsi="Times New Roman" w:cs="Times New Roman"/>
-              </w:rPr>
-            </w:pPr>
-            <w:r>
-              <w:rPr>
-                <w:rFonts w:ascii="Times New Roman" w:hAnsi="Times New Roman" w:cs="Times New Roman"/>
-              </w:rPr>
-              <w:t>Dấu hiệu 3</w:t>
-            </w:r>
-          </w:p>
-        </w:tc>
-        <w:tc>
-          <w:tcPr>
-            <w:tcW w:w="3312" w:type="dxa"/>
-            <w:tcBorders>
-              <w:top w:val="single" w:sz="4" w:space="0" w:color="auto"/>
-              <w:left w:val="single" w:sz="4" w:space="0" w:color="auto"/>
-              <w:bottom w:val="single" w:sz="4" w:space="0" w:color="auto"/>
-              <w:right w:val="single" w:sz="4" w:space="0" w:color="auto"/>
-            </w:tcBorders>
-            <w:tcMar>
-              <w:top w:w="100" w:type="dxa"/>
-              <w:left w:w="120" w:type="dxa"/>
-              <w:bottom w:w="100" w:type="dxa"/>
-              <w:right w:w="120" w:type="dxa"/>
-            </w:tcMar>
-            <w:vAlign w:val="center"/>
-            <w:hideMark/>
-          </w:tcPr>
-          <w:p>
-            <w:pPr>
-              <w:spacing w:after="160" w:line="278" w:lineRule="auto"/>
-              <w:rPr>
-                <w:rFonts w:ascii="Times New Roman" w:hAnsi="Times New Roman" w:cs="Times New Roman"/>
-              </w:rPr>
-            </w:pPr>
-            <w:r>
-              <w:rPr>
-                <w:rFonts w:ascii="Times New Roman" w:hAnsi="Times New Roman" w:cs="Times New Roman"/>
-              </w:rPr>
-              <w:t>[ĐIỀN]</w:t>
-            </w:r>
-          </w:p>
-        </w:tc>
-        <w:tc>
-          <w:tcPr>
-            <w:tcW w:w="3312" w:type="dxa"/>
-            <w:tcBorders>
-              <w:top w:val="single" w:sz="4" w:space="0" w:color="auto"/>
-              <w:left w:val="single" w:sz="4" w:space="0" w:color="auto"/>
-              <w:bottom w:val="single" w:sz="4" w:space="0" w:color="auto"/>
-              <w:right w:val="single" w:sz="4" w:space="0" w:color="auto"/>
-            </w:tcBorders>
-            <w:tcMar>
-              <w:top w:w="100" w:type="dxa"/>
-              <w:left w:w="120" w:type="dxa"/>
-              <w:bottom w:w="100" w:type="dxa"/>
-              <w:right w:w="120" w:type="dxa"/>
-            </w:tcMar>
-            <w:vAlign w:val="center"/>
-            <w:hideMark/>
-          </w:tcPr>
-          <w:p>
-            <w:pPr>
-              <w:spacing w:after="160" w:line="278" w:lineRule="auto"/>
-              <w:rPr>
-                <w:rFonts w:ascii="Times New Roman" w:hAnsi="Times New Roman" w:cs="Times New Roman"/>
-              </w:rPr>
-            </w:pPr>
-            <w:r>
-              <w:rPr>
-                <w:rFonts w:ascii="Times New Roman" w:hAnsi="Times New Roman" w:cs="Times New Roman"/>
-              </w:rPr>
-              <w:t>[Ví dụ: yêu cầu thông tin]</w:t>
-            </w:r>
-          </w:p>
-        </w:tc>
-      </w:tr>
-      <w:tr>
-        <w:trPr>
-          <w:jc w:val="center"/>
-        </w:trPr>
-        <w:tc>
-          <w:tcPr>
-            <w:tcW w:w="3312" w:type="dxa"/>
-            <w:tcBorders>
-              <w:top w:val="single" w:sz="4" w:space="0" w:color="auto"/>
-              <w:left w:val="single" w:sz="4" w:space="0" w:color="auto"/>
-              <w:bottom w:val="single" w:sz="4" w:space="0" w:color="auto"/>
-              <w:right w:val="single" w:sz="4" w:space="0" w:color="auto"/>
-            </w:tcBorders>
-            <w:tcMar>
-              <w:top w:w="100" w:type="dxa"/>
-              <w:left w:w="120" w:type="dxa"/>
-              <w:bottom w:w="100" w:type="dxa"/>
-              <w:right w:w="120" w:type="dxa"/>
-            </w:tcMar>
-            <w:vAlign w:val="center"/>
-            <w:hideMark/>
-          </w:tcPr>
-          <w:p>
-            <w:pPr>
-              <w:spacing w:after="160" w:line="278" w:lineRule="auto"/>
-              <w:rPr>
-                <w:rFonts w:ascii="Times New Roman" w:hAnsi="Times New Roman" w:cs="Times New Roman"/>
-              </w:rPr>
-            </w:pPr>
-            <w:r>
-              <w:rPr>
-                <w:rFonts w:ascii="Times New Roman" w:hAnsi="Times New Roman" w:cs="Times New Roman"/>
-              </w:rPr>
-              <w:t>Kết luận</w:t>
-            </w:r>
-          </w:p>
-        </w:tc>
-        <w:tc>
-          <w:tcPr>
-            <w:tcW w:w="3312" w:type="dxa"/>
-            <w:tcBorders>
-              <w:top w:val="single" w:sz="4" w:space="0" w:color="auto"/>
-              <w:left w:val="single" w:sz="4" w:space="0" w:color="auto"/>
-              <w:bottom w:val="single" w:sz="4" w:space="0" w:color="auto"/>
-              <w:right w:val="single" w:sz="4" w:space="0" w:color="auto"/>
-            </w:tcBorders>
-            <w:tcMar>
-              <w:top w:w="100" w:type="dxa"/>
-              <w:left w:w="120" w:type="dxa"/>
-              <w:bottom w:w="100" w:type="dxa"/>
-              <w:right w:w="120" w:type="dxa"/>
-            </w:tcMar>
-            <w:vAlign w:val="center"/>
-            <w:hideMark/>
-          </w:tcPr>
-          <w:p>
-            <w:pPr>
-              <w:spacing w:after="160" w:line="278" w:lineRule="auto"/>
-              <w:rPr>
-                <w:rFonts w:ascii="Times New Roman" w:hAnsi="Times New Roman" w:cs="Times New Roman"/>
-              </w:rPr>
-            </w:pPr>
-            <w:r>
-              <w:rPr>
-                <w:rFonts w:ascii="Times New Roman" w:hAnsi="Times New Roman" w:cs="Times New Roman"/>
-              </w:rPr>
-              <w:t>[ĐIỀN]</w:t>
-            </w:r>
-          </w:p>
-        </w:tc>
-        <w:tc>
-          <w:tcPr>
-            <w:tcW w:w="3312" w:type="dxa"/>
-            <w:tcBorders>
-              <w:top w:val="single" w:sz="4" w:space="0" w:color="auto"/>
-              <w:left w:val="single" w:sz="4" w:space="0" w:color="auto"/>
-              <w:bottom w:val="single" w:sz="4" w:space="0" w:color="auto"/>
-              <w:right w:val="single" w:sz="4" w:space="0" w:color="auto"/>
-            </w:tcBorders>
-            <w:tcMar>
-              <w:top w:w="100" w:type="dxa"/>
-              <w:left w:w="120" w:type="dxa"/>
-              <w:bottom w:w="100" w:type="dxa"/>
-              <w:right w:w="120" w:type="dxa"/>
-            </w:tcMar>
-            <w:vAlign w:val="center"/>
-            <w:hideMark/>
-          </w:tcPr>
-          <w:p>
-            <w:pPr>
-              <w:spacing w:after="160" w:line="278" w:lineRule="auto"/>
-              <w:rPr>
-                <w:rFonts w:ascii="Times New Roman" w:hAnsi="Times New Roman" w:cs="Times New Roman"/>
-              </w:rPr>
-            </w:pPr>
-            <w:r>
-              <w:rPr>
-                <w:rFonts w:ascii="Times New Roman" w:hAnsi="Times New Roman" w:cs="Times New Roman"/>
-              </w:rPr>
-              <w:t>[PASS/FAIL]</w:t>
-            </w:r>
-          </w:p>
-        </w:tc>
-      </w:tr>
-    </w:tbl>
-    <w:p>
-      <w:pPr>
-        <w:rPr>
-          <w:rFonts w:ascii="Times New Roman" w:hAnsi="Times New Roman" w:cs="Times New Roman"/>
-        </w:rPr>
-      </w:pPr>
-    </w:p>
-    <w:p>
-      <w:pPr>
-        <w:rPr>
-          <w:rFonts w:ascii="Times New Roman" w:hAnsi="Times New Roman" w:cs="Times New Roman"/>
-        </w:rPr>
-      </w:pPr>
-      <w:r>
-        <w:rPr>
-          <w:rFonts w:ascii="Times New Roman" w:hAnsi="Times New Roman" w:cs="Times New Roman"/>
-          <w:b/>
-        </w:rPr>
-        <w:t>[CHÈN ẢNH H10B_Phishing.png TẠI ĐÂY]</w:t>
-      </w:r>
-    </w:p>
-    <w:p>
-      <w:pPr>
-        <w:rPr>
-          <w:rFonts w:ascii="Times New Roman" w:hAnsi="Times New Roman" w:cs="Times New Roman"/>
+        <w:rPr>
+          <w:rFonts w:ascii="Times New Roman" w:hAnsi="Times New Roman" w:cs="Times New Roman"/>
+          <w:lang w:val="vi-VN"/>
         </w:rPr>
       </w:pPr>
       <w:r>
         <w:rPr>
           <w:rFonts w:ascii="Times New Roman" w:hAnsi="Times New Roman" w:cs="Times New Roman"/>
           <w:i/>
-        </w:rPr>
-        <w:t>Hình H10B_Phishing.png: Mẫu phishing/social engineering và các dấu hiệu nhận diện.</w:t>
-      </w:r>
-    </w:p>
-    <w:p>
-      <w:pPr>
-        <w:rPr>
-          <w:rFonts w:ascii="Times New Roman" w:hAnsi="Times New Roman" w:cs="Times New Roman"/>
-          <w:b/>
-          <w:bCs/>
-        </w:rPr>
-      </w:pPr>
-      <w:r>
-        <w:rPr>
-          <w:rFonts w:ascii="Times New Roman" w:hAnsi="Times New Roman" w:cs="Times New Roman"/>
-          <w:b/>
-          <w:bCs/>
-        </w:rPr>
-        <w:t>11</w:t>
-      </w:r>
-      <w:r>
-        <w:rPr>
-          <w:rFonts w:ascii="Times New Roman" w:hAnsi="Times New Roman" w:cs="Times New Roman"/>
-          <w:b/>
-          <w:bCs/>
-        </w:rPr>
-        <w:t>. Cleanup và kiểm tra sau thực hành</w:t>
-      </w:r>
-    </w:p>
-    <w:p>
-      <w:pPr>
-        <w:rPr>
-          <w:rFonts w:ascii="Times New Roman" w:hAnsi="Times New Roman" w:cs="Times New Roman"/>
-        </w:rPr>
-      </w:pPr>
-      <w:r>
-        <w:rPr>
-          <w:rFonts w:ascii="Times New Roman" w:hAnsi="Times New Roman" w:cs="Times New Roman"/>
-        </w:rPr>
-        <w:t>Xóa artefact kiểm thử không còn cần thiết.</w:t>
-      </w:r>
-    </w:p>
-    <w:p>
-      <w:pPr>
-        <w:rPr>
-          <w:rFonts w:ascii="Times New Roman" w:hAnsi="Times New Roman" w:cs="Times New Roman"/>
-        </w:rPr>
-      </w:pPr>
-      <w:r>
-        <w:rPr>
-          <w:rFonts w:ascii="Times New Roman" w:hAnsi="Times New Roman" w:cs="Times New Roman"/>
-        </w:rPr>
-        <w:t>Kiểm tra lại Microsoft Defender/Protection History.</w:t>
-      </w:r>
-    </w:p>
-    <w:p>
-      <w:pPr>
-        <w:rPr>
-          <w:rFonts w:ascii="Times New Roman" w:hAnsi="Times New Roman" w:cs="Times New Roman"/>
-        </w:rPr>
-      </w:pPr>
-      <w:r>
-        <w:rPr>
-          <w:rFonts w:ascii="Times New Roman" w:hAnsi="Times New Roman" w:cs="Times New Roman"/>
-        </w:rPr>
-        <w:lastRenderedPageBreak/>
-        <w:t>Đảm bảo không đưa file quarantine, installer hoặc executable công cụ lên GitHub.</w:t>
-      </w:r>
-    </w:p>
-    <w:p>
-      <w:pPr>
-        <w:rPr>
-          <w:rFonts w:ascii="Times New Roman" w:hAnsi="Times New Roman" w:cs="Times New Roman"/>
-        </w:rPr>
-      </w:pPr>
-      <w:r>
-        <w:rPr>
-          <w:rFonts w:ascii="Times New Roman" w:hAnsi="Times New Roman" w:cs="Times New Roman"/>
-        </w:rPr>
-        <w:t>Làm sạch log để loại mật khẩu, token/API key, cookie/session, email thật và dữ liệu định danh không cần thiết.</w:t>
-      </w:r>
-    </w:p>
-    <w:p>
-      <w:pPr>
-        <w:rPr>
-          <w:rFonts w:ascii="Times New Roman" w:hAnsi="Times New Roman" w:cs="Times New Roman"/>
-        </w:rPr>
-      </w:pPr>
-      <w:r>
-        <w:rPr>
-          <w:rFonts w:ascii="Times New Roman" w:hAnsi="Times New Roman" w:cs="Times New Roman"/>
-        </w:rPr>
-        <w:t>Kiểm tra lại thư mục Evidence trước khi tạo SHA-256.</w:t>
-      </w:r>
-    </w:p>
-    <w:p>
-      <w:pPr>
-        <w:rPr>
-          <w:rFonts w:ascii="Times New Roman" w:hAnsi="Times New Roman" w:cs="Times New Roman"/>
-        </w:rPr>
-      </w:pPr>
-      <w:r>
-        <w:rPr>
-          <w:rFonts w:ascii="Times New Roman" w:hAnsi="Times New Roman" w:cs="Times New Roman"/>
-          <w:b/>
-        </w:rPr>
-        <w:t>[CHÈN ẢNH H11_Cleanup.png TẠI ĐÂY]</w:t>
-      </w:r>
-    </w:p>
-    <w:p>
-      <w:pPr>
-        <w:rPr>
-          <w:rFonts w:ascii="Times New Roman" w:hAnsi="Times New Roman" w:cs="Times New Roman"/>
-        </w:rPr>
-      </w:pPr>
-      <w:r>
-        <w:rPr>
-          <w:rFonts w:ascii="Times New Roman" w:hAnsi="Times New Roman" w:cs="Times New Roman"/>
-          <w:i/>
+          <w:lang w:val="vi-VN"/>
         </w:rPr>
         <w:t>Hình H11_Cleanup.png: Trạng thái hệ thống sau cleanup và kiểm tra Defender.</w:t>
       </w:r>
@@ -8175,7 +8763,7 @@
         </w:trPr>
         <w:tc>
           <w:tcPr>
-            <w:tcW w:w="3312" w:type="dxa"/>
+            <w:tcW w:w="3301" w:type="dxa"/>
             <w:tcBorders>
               <w:top w:val="single" w:sz="4" w:space="0" w:color="auto"/>
               <w:left w:val="single" w:sz="4" w:space="0" w:color="auto"/>
@@ -8209,7 +8797,7 @@
         </w:tc>
         <w:tc>
           <w:tcPr>
-            <w:tcW w:w="3312" w:type="dxa"/>
+            <w:tcW w:w="3096" w:type="dxa"/>
             <w:tcBorders>
               <w:top w:val="single" w:sz="4" w:space="0" w:color="auto"/>
               <w:left w:val="single" w:sz="4" w:space="0" w:color="auto"/>
@@ -8243,7 +8831,7 @@
         </w:tc>
         <w:tc>
           <w:tcPr>
-            <w:tcW w:w="3312" w:type="dxa"/>
+            <w:tcW w:w="2953" w:type="dxa"/>
             <w:tcBorders>
               <w:top w:val="single" w:sz="4" w:space="0" w:color="auto"/>
               <w:left w:val="single" w:sz="4" w:space="0" w:color="auto"/>
@@ -8282,7 +8870,7 @@
         </w:trPr>
         <w:tc>
           <w:tcPr>
-            <w:tcW w:w="3312" w:type="dxa"/>
+            <w:tcW w:w="3301" w:type="dxa"/>
             <w:tcBorders>
               <w:top w:val="single" w:sz="4" w:space="0" w:color="auto"/>
               <w:left w:val="single" w:sz="4" w:space="0" w:color="auto"/>
@@ -8315,7 +8903,7 @@
         </w:tc>
         <w:tc>
           <w:tcPr>
-            <w:tcW w:w="3312" w:type="dxa"/>
+            <w:tcW w:w="3096" w:type="dxa"/>
             <w:tcBorders>
               <w:top w:val="single" w:sz="4" w:space="0" w:color="auto"/>
               <w:left w:val="single" w:sz="4" w:space="0" w:color="auto"/>
@@ -8348,34 +8936,34 @@
         </w:tc>
         <w:tc>
           <w:tcPr>
-            <w:tcW w:w="3312" w:type="dxa"/>
-            <w:tcBorders>
-              <w:top w:val="single" w:sz="4" w:space="0" w:color="auto"/>
-              <w:left w:val="single" w:sz="4" w:space="0" w:color="auto"/>
-              <w:bottom w:val="single" w:sz="4" w:space="0" w:color="auto"/>
-              <w:right w:val="single" w:sz="4" w:space="0" w:color="auto"/>
-            </w:tcBorders>
-            <w:tcMar>
-              <w:top w:w="100" w:type="dxa"/>
-              <w:left w:w="120" w:type="dxa"/>
-              <w:bottom w:w="100" w:type="dxa"/>
-              <w:right w:w="120" w:type="dxa"/>
-            </w:tcMar>
-            <w:vAlign w:val="center"/>
-            <w:hideMark/>
-          </w:tcPr>
-          <w:p>
-            <w:pPr>
-              <w:spacing w:after="160" w:line="278" w:lineRule="auto"/>
-              <w:rPr>
-                <w:rFonts w:ascii="Times New Roman" w:hAnsi="Times New Roman" w:cs="Times New Roman"/>
-              </w:rPr>
-            </w:pPr>
-            <w:r>
-              <w:rPr>
-                <w:rFonts w:ascii="Times New Roman" w:hAnsi="Times New Roman" w:cs="Times New Roman"/>
-              </w:rPr>
-              <w:t>[CHƯA CÓ]</w:t>
+            <w:tcW w:w="2953" w:type="dxa"/>
+            <w:tcBorders>
+              <w:top w:val="single" w:sz="4" w:space="0" w:color="auto"/>
+              <w:left w:val="single" w:sz="4" w:space="0" w:color="auto"/>
+              <w:bottom w:val="single" w:sz="4" w:space="0" w:color="auto"/>
+              <w:right w:val="single" w:sz="4" w:space="0" w:color="auto"/>
+            </w:tcBorders>
+            <w:tcMar>
+              <w:top w:w="100" w:type="dxa"/>
+              <w:left w:w="120" w:type="dxa"/>
+              <w:bottom w:w="100" w:type="dxa"/>
+              <w:right w:w="120" w:type="dxa"/>
+            </w:tcMar>
+            <w:vAlign w:val="center"/>
+            <w:hideMark/>
+          </w:tcPr>
+          <w:p>
+            <w:pPr>
+              <w:spacing w:after="160" w:line="278" w:lineRule="auto"/>
+              <w:rPr>
+                <w:rFonts w:ascii="Times New Roman" w:hAnsi="Times New Roman" w:cs="Times New Roman"/>
+              </w:rPr>
+            </w:pPr>
+            <w:r>
+              <w:rPr>
+                <w:rFonts w:ascii="Times New Roman" w:hAnsi="Times New Roman" w:cs="Times New Roman"/>
+              </w:rPr>
+              <w:t>PASS</w:t>
             </w:r>
           </w:p>
         </w:tc>
@@ -8386,7 +8974,7 @@
         </w:trPr>
         <w:tc>
           <w:tcPr>
-            <w:tcW w:w="3312" w:type="dxa"/>
+            <w:tcW w:w="3301" w:type="dxa"/>
             <w:tcBorders>
               <w:top w:val="single" w:sz="4" w:space="0" w:color="auto"/>
               <w:left w:val="single" w:sz="4" w:space="0" w:color="auto"/>
@@ -8419,7 +9007,7 @@
         </w:tc>
         <w:tc>
           <w:tcPr>
-            <w:tcW w:w="3312" w:type="dxa"/>
+            <w:tcW w:w="3096" w:type="dxa"/>
             <w:tcBorders>
               <w:top w:val="single" w:sz="4" w:space="0" w:color="auto"/>
               <w:left w:val="single" w:sz="4" w:space="0" w:color="auto"/>
@@ -8452,34 +9040,34 @@
         </w:tc>
         <w:tc>
           <w:tcPr>
-            <w:tcW w:w="3312" w:type="dxa"/>
-            <w:tcBorders>
-              <w:top w:val="single" w:sz="4" w:space="0" w:color="auto"/>
-              <w:left w:val="single" w:sz="4" w:space="0" w:color="auto"/>
-              <w:bottom w:val="single" w:sz="4" w:space="0" w:color="auto"/>
-              <w:right w:val="single" w:sz="4" w:space="0" w:color="auto"/>
-            </w:tcBorders>
-            <w:tcMar>
-              <w:top w:w="100" w:type="dxa"/>
-              <w:left w:w="120" w:type="dxa"/>
-              <w:bottom w:w="100" w:type="dxa"/>
-              <w:right w:w="120" w:type="dxa"/>
-            </w:tcMar>
-            <w:vAlign w:val="center"/>
-            <w:hideMark/>
-          </w:tcPr>
-          <w:p>
-            <w:pPr>
-              <w:spacing w:after="160" w:line="278" w:lineRule="auto"/>
-              <w:rPr>
-                <w:rFonts w:ascii="Times New Roman" w:hAnsi="Times New Roman" w:cs="Times New Roman"/>
-              </w:rPr>
-            </w:pPr>
-            <w:r>
-              <w:rPr>
-                <w:rFonts w:ascii="Times New Roman" w:hAnsi="Times New Roman" w:cs="Times New Roman"/>
-              </w:rPr>
-              <w:t>[CHƯA CÓ]</w:t>
+            <w:tcW w:w="2953" w:type="dxa"/>
+            <w:tcBorders>
+              <w:top w:val="single" w:sz="4" w:space="0" w:color="auto"/>
+              <w:left w:val="single" w:sz="4" w:space="0" w:color="auto"/>
+              <w:bottom w:val="single" w:sz="4" w:space="0" w:color="auto"/>
+              <w:right w:val="single" w:sz="4" w:space="0" w:color="auto"/>
+            </w:tcBorders>
+            <w:tcMar>
+              <w:top w:w="100" w:type="dxa"/>
+              <w:left w:w="120" w:type="dxa"/>
+              <w:bottom w:w="100" w:type="dxa"/>
+              <w:right w:w="120" w:type="dxa"/>
+            </w:tcMar>
+            <w:vAlign w:val="center"/>
+            <w:hideMark/>
+          </w:tcPr>
+          <w:p>
+            <w:pPr>
+              <w:spacing w:after="160" w:line="278" w:lineRule="auto"/>
+              <w:rPr>
+                <w:rFonts w:ascii="Times New Roman" w:hAnsi="Times New Roman" w:cs="Times New Roman"/>
+              </w:rPr>
+            </w:pPr>
+            <w:r>
+              <w:rPr>
+                <w:rFonts w:ascii="Times New Roman" w:hAnsi="Times New Roman" w:cs="Times New Roman"/>
+              </w:rPr>
+              <w:t>PASS</w:t>
             </w:r>
           </w:p>
         </w:tc>
@@ -8490,7 +9078,7 @@
         </w:trPr>
         <w:tc>
           <w:tcPr>
-            <w:tcW w:w="3312" w:type="dxa"/>
+            <w:tcW w:w="3301" w:type="dxa"/>
             <w:tcBorders>
               <w:top w:val="single" w:sz="4" w:space="0" w:color="auto"/>
               <w:left w:val="single" w:sz="4" w:space="0" w:color="auto"/>
@@ -8523,7 +9111,7 @@
         </w:tc>
         <w:tc>
           <w:tcPr>
-            <w:tcW w:w="3312" w:type="dxa"/>
+            <w:tcW w:w="3096" w:type="dxa"/>
             <w:tcBorders>
               <w:top w:val="single" w:sz="4" w:space="0" w:color="auto"/>
               <w:left w:val="single" w:sz="4" w:space="0" w:color="auto"/>
@@ -8556,34 +9144,34 @@
         </w:tc>
         <w:tc>
           <w:tcPr>
-            <w:tcW w:w="3312" w:type="dxa"/>
-            <w:tcBorders>
-              <w:top w:val="single" w:sz="4" w:space="0" w:color="auto"/>
-              <w:left w:val="single" w:sz="4" w:space="0" w:color="auto"/>
-              <w:bottom w:val="single" w:sz="4" w:space="0" w:color="auto"/>
-              <w:right w:val="single" w:sz="4" w:space="0" w:color="auto"/>
-            </w:tcBorders>
-            <w:tcMar>
-              <w:top w:w="100" w:type="dxa"/>
-              <w:left w:w="120" w:type="dxa"/>
-              <w:bottom w:w="100" w:type="dxa"/>
-              <w:right w:w="120" w:type="dxa"/>
-            </w:tcMar>
-            <w:vAlign w:val="center"/>
-            <w:hideMark/>
-          </w:tcPr>
-          <w:p>
-            <w:pPr>
-              <w:spacing w:after="160" w:line="278" w:lineRule="auto"/>
-              <w:rPr>
-                <w:rFonts w:ascii="Times New Roman" w:hAnsi="Times New Roman" w:cs="Times New Roman"/>
-              </w:rPr>
-            </w:pPr>
-            <w:r>
-              <w:rPr>
-                <w:rFonts w:ascii="Times New Roman" w:hAnsi="Times New Roman" w:cs="Times New Roman"/>
-              </w:rPr>
-              <w:t>[CHƯA CÓ]</w:t>
+            <w:tcW w:w="2953" w:type="dxa"/>
+            <w:tcBorders>
+              <w:top w:val="single" w:sz="4" w:space="0" w:color="auto"/>
+              <w:left w:val="single" w:sz="4" w:space="0" w:color="auto"/>
+              <w:bottom w:val="single" w:sz="4" w:space="0" w:color="auto"/>
+              <w:right w:val="single" w:sz="4" w:space="0" w:color="auto"/>
+            </w:tcBorders>
+            <w:tcMar>
+              <w:top w:w="100" w:type="dxa"/>
+              <w:left w:w="120" w:type="dxa"/>
+              <w:bottom w:w="100" w:type="dxa"/>
+              <w:right w:w="120" w:type="dxa"/>
+            </w:tcMar>
+            <w:vAlign w:val="center"/>
+            <w:hideMark/>
+          </w:tcPr>
+          <w:p>
+            <w:pPr>
+              <w:spacing w:after="160" w:line="278" w:lineRule="auto"/>
+              <w:rPr>
+                <w:rFonts w:ascii="Times New Roman" w:hAnsi="Times New Roman" w:cs="Times New Roman"/>
+              </w:rPr>
+            </w:pPr>
+            <w:r>
+              <w:rPr>
+                <w:rFonts w:ascii="Times New Roman" w:hAnsi="Times New Roman" w:cs="Times New Roman"/>
+              </w:rPr>
+              <w:t>PASS</w:t>
             </w:r>
           </w:p>
         </w:tc>
@@ -8594,7 +9182,7 @@
         </w:trPr>
         <w:tc>
           <w:tcPr>
-            <w:tcW w:w="3312" w:type="dxa"/>
+            <w:tcW w:w="3301" w:type="dxa"/>
             <w:tcBorders>
               <w:top w:val="single" w:sz="4" w:space="0" w:color="auto"/>
               <w:left w:val="single" w:sz="4" w:space="0" w:color="auto"/>
@@ -8627,7 +9215,7 @@
         </w:tc>
         <w:tc>
           <w:tcPr>
-            <w:tcW w:w="3312" w:type="dxa"/>
+            <w:tcW w:w="3096" w:type="dxa"/>
             <w:tcBorders>
               <w:top w:val="single" w:sz="4" w:space="0" w:color="auto"/>
               <w:left w:val="single" w:sz="4" w:space="0" w:color="auto"/>
@@ -8660,34 +9248,34 @@
         </w:tc>
         <w:tc>
           <w:tcPr>
-            <w:tcW w:w="3312" w:type="dxa"/>
-            <w:tcBorders>
-              <w:top w:val="single" w:sz="4" w:space="0" w:color="auto"/>
-              <w:left w:val="single" w:sz="4" w:space="0" w:color="auto"/>
-              <w:bottom w:val="single" w:sz="4" w:space="0" w:color="auto"/>
-              <w:right w:val="single" w:sz="4" w:space="0" w:color="auto"/>
-            </w:tcBorders>
-            <w:tcMar>
-              <w:top w:w="100" w:type="dxa"/>
-              <w:left w:w="120" w:type="dxa"/>
-              <w:bottom w:w="100" w:type="dxa"/>
-              <w:right w:w="120" w:type="dxa"/>
-            </w:tcMar>
-            <w:vAlign w:val="center"/>
-            <w:hideMark/>
-          </w:tcPr>
-          <w:p>
-            <w:pPr>
-              <w:spacing w:after="160" w:line="278" w:lineRule="auto"/>
-              <w:rPr>
-                <w:rFonts w:ascii="Times New Roman" w:hAnsi="Times New Roman" w:cs="Times New Roman"/>
-              </w:rPr>
-            </w:pPr>
-            <w:r>
-              <w:rPr>
-                <w:rFonts w:ascii="Times New Roman" w:hAnsi="Times New Roman" w:cs="Times New Roman"/>
-              </w:rPr>
-              <w:t>[CHƯA CÓ]</w:t>
+            <w:tcW w:w="2953" w:type="dxa"/>
+            <w:tcBorders>
+              <w:top w:val="single" w:sz="4" w:space="0" w:color="auto"/>
+              <w:left w:val="single" w:sz="4" w:space="0" w:color="auto"/>
+              <w:bottom w:val="single" w:sz="4" w:space="0" w:color="auto"/>
+              <w:right w:val="single" w:sz="4" w:space="0" w:color="auto"/>
+            </w:tcBorders>
+            <w:tcMar>
+              <w:top w:w="100" w:type="dxa"/>
+              <w:left w:w="120" w:type="dxa"/>
+              <w:bottom w:w="100" w:type="dxa"/>
+              <w:right w:w="120" w:type="dxa"/>
+            </w:tcMar>
+            <w:vAlign w:val="center"/>
+            <w:hideMark/>
+          </w:tcPr>
+          <w:p>
+            <w:pPr>
+              <w:spacing w:after="160" w:line="278" w:lineRule="auto"/>
+              <w:rPr>
+                <w:rFonts w:ascii="Times New Roman" w:hAnsi="Times New Roman" w:cs="Times New Roman"/>
+              </w:rPr>
+            </w:pPr>
+            <w:r>
+              <w:rPr>
+                <w:rFonts w:ascii="Times New Roman" w:hAnsi="Times New Roman" w:cs="Times New Roman"/>
+              </w:rPr>
+              <w:t>PASS</w:t>
             </w:r>
           </w:p>
         </w:tc>
@@ -8698,7 +9286,7 @@
         </w:trPr>
         <w:tc>
           <w:tcPr>
-            <w:tcW w:w="3312" w:type="dxa"/>
+            <w:tcW w:w="3301" w:type="dxa"/>
             <w:tcBorders>
               <w:top w:val="single" w:sz="4" w:space="0" w:color="auto"/>
               <w:left w:val="single" w:sz="4" w:space="0" w:color="auto"/>
@@ -8731,7 +9319,7 @@
         </w:tc>
         <w:tc>
           <w:tcPr>
-            <w:tcW w:w="3312" w:type="dxa"/>
+            <w:tcW w:w="3096" w:type="dxa"/>
             <w:tcBorders>
               <w:top w:val="single" w:sz="4" w:space="0" w:color="auto"/>
               <w:left w:val="single" w:sz="4" w:space="0" w:color="auto"/>
@@ -8764,34 +9352,34 @@
         </w:tc>
         <w:tc>
           <w:tcPr>
-            <w:tcW w:w="3312" w:type="dxa"/>
-            <w:tcBorders>
-              <w:top w:val="single" w:sz="4" w:space="0" w:color="auto"/>
-              <w:left w:val="single" w:sz="4" w:space="0" w:color="auto"/>
-              <w:bottom w:val="single" w:sz="4" w:space="0" w:color="auto"/>
-              <w:right w:val="single" w:sz="4" w:space="0" w:color="auto"/>
-            </w:tcBorders>
-            <w:tcMar>
-              <w:top w:w="100" w:type="dxa"/>
-              <w:left w:w="120" w:type="dxa"/>
-              <w:bottom w:w="100" w:type="dxa"/>
-              <w:right w:w="120" w:type="dxa"/>
-            </w:tcMar>
-            <w:vAlign w:val="center"/>
-            <w:hideMark/>
-          </w:tcPr>
-          <w:p>
-            <w:pPr>
-              <w:spacing w:after="160" w:line="278" w:lineRule="auto"/>
-              <w:rPr>
-                <w:rFonts w:ascii="Times New Roman" w:hAnsi="Times New Roman" w:cs="Times New Roman"/>
-              </w:rPr>
-            </w:pPr>
-            <w:r>
-              <w:rPr>
-                <w:rFonts w:ascii="Times New Roman" w:hAnsi="Times New Roman" w:cs="Times New Roman"/>
-              </w:rPr>
-              <w:t>[CHƯA CÓ]</w:t>
+            <w:tcW w:w="2953" w:type="dxa"/>
+            <w:tcBorders>
+              <w:top w:val="single" w:sz="4" w:space="0" w:color="auto"/>
+              <w:left w:val="single" w:sz="4" w:space="0" w:color="auto"/>
+              <w:bottom w:val="single" w:sz="4" w:space="0" w:color="auto"/>
+              <w:right w:val="single" w:sz="4" w:space="0" w:color="auto"/>
+            </w:tcBorders>
+            <w:tcMar>
+              <w:top w:w="100" w:type="dxa"/>
+              <w:left w:w="120" w:type="dxa"/>
+              <w:bottom w:w="100" w:type="dxa"/>
+              <w:right w:w="120" w:type="dxa"/>
+            </w:tcMar>
+            <w:vAlign w:val="center"/>
+            <w:hideMark/>
+          </w:tcPr>
+          <w:p>
+            <w:pPr>
+              <w:spacing w:after="160" w:line="278" w:lineRule="auto"/>
+              <w:rPr>
+                <w:rFonts w:ascii="Times New Roman" w:hAnsi="Times New Roman" w:cs="Times New Roman"/>
+              </w:rPr>
+            </w:pPr>
+            <w:r>
+              <w:rPr>
+                <w:rFonts w:ascii="Times New Roman" w:hAnsi="Times New Roman" w:cs="Times New Roman"/>
+              </w:rPr>
+              <w:t>PASS</w:t>
             </w:r>
           </w:p>
         </w:tc>
@@ -8802,7 +9390,7 @@
         </w:trPr>
         <w:tc>
           <w:tcPr>
-            <w:tcW w:w="3312" w:type="dxa"/>
+            <w:tcW w:w="3301" w:type="dxa"/>
             <w:tcBorders>
               <w:top w:val="single" w:sz="4" w:space="0" w:color="auto"/>
               <w:left w:val="single" w:sz="4" w:space="0" w:color="auto"/>
@@ -8835,7 +9423,7 @@
         </w:tc>
         <w:tc>
           <w:tcPr>
-            <w:tcW w:w="3312" w:type="dxa"/>
+            <w:tcW w:w="3096" w:type="dxa"/>
             <w:tcBorders>
               <w:top w:val="single" w:sz="4" w:space="0" w:color="auto"/>
               <w:left w:val="single" w:sz="4" w:space="0" w:color="auto"/>
@@ -8868,34 +9456,34 @@
         </w:tc>
         <w:tc>
           <w:tcPr>
-            <w:tcW w:w="3312" w:type="dxa"/>
-            <w:tcBorders>
-              <w:top w:val="single" w:sz="4" w:space="0" w:color="auto"/>
-              <w:left w:val="single" w:sz="4" w:space="0" w:color="auto"/>
-              <w:bottom w:val="single" w:sz="4" w:space="0" w:color="auto"/>
-              <w:right w:val="single" w:sz="4" w:space="0" w:color="auto"/>
-            </w:tcBorders>
-            <w:tcMar>
-              <w:top w:w="100" w:type="dxa"/>
-              <w:left w:w="120" w:type="dxa"/>
-              <w:bottom w:w="100" w:type="dxa"/>
-              <w:right w:w="120" w:type="dxa"/>
-            </w:tcMar>
-            <w:vAlign w:val="center"/>
-            <w:hideMark/>
-          </w:tcPr>
-          <w:p>
-            <w:pPr>
-              <w:spacing w:after="160" w:line="278" w:lineRule="auto"/>
-              <w:rPr>
-                <w:rFonts w:ascii="Times New Roman" w:hAnsi="Times New Roman" w:cs="Times New Roman"/>
-              </w:rPr>
-            </w:pPr>
-            <w:r>
-              <w:rPr>
-                <w:rFonts w:ascii="Times New Roman" w:hAnsi="Times New Roman" w:cs="Times New Roman"/>
-              </w:rPr>
-              <w:t>[CHƯA CÓ]</w:t>
+            <w:tcW w:w="2953" w:type="dxa"/>
+            <w:tcBorders>
+              <w:top w:val="single" w:sz="4" w:space="0" w:color="auto"/>
+              <w:left w:val="single" w:sz="4" w:space="0" w:color="auto"/>
+              <w:bottom w:val="single" w:sz="4" w:space="0" w:color="auto"/>
+              <w:right w:val="single" w:sz="4" w:space="0" w:color="auto"/>
+            </w:tcBorders>
+            <w:tcMar>
+              <w:top w:w="100" w:type="dxa"/>
+              <w:left w:w="120" w:type="dxa"/>
+              <w:bottom w:w="100" w:type="dxa"/>
+              <w:right w:w="120" w:type="dxa"/>
+            </w:tcMar>
+            <w:vAlign w:val="center"/>
+            <w:hideMark/>
+          </w:tcPr>
+          <w:p>
+            <w:pPr>
+              <w:spacing w:after="160" w:line="278" w:lineRule="auto"/>
+              <w:rPr>
+                <w:rFonts w:ascii="Times New Roman" w:hAnsi="Times New Roman" w:cs="Times New Roman"/>
+              </w:rPr>
+            </w:pPr>
+            <w:r>
+              <w:rPr>
+                <w:rFonts w:ascii="Times New Roman" w:hAnsi="Times New Roman" w:cs="Times New Roman"/>
+              </w:rPr>
+              <w:t>PASS</w:t>
             </w:r>
           </w:p>
         </w:tc>
@@ -8906,7 +9494,7 @@
         </w:trPr>
         <w:tc>
           <w:tcPr>
-            <w:tcW w:w="3312" w:type="dxa"/>
+            <w:tcW w:w="3301" w:type="dxa"/>
             <w:tcBorders>
               <w:top w:val="single" w:sz="4" w:space="0" w:color="auto"/>
               <w:left w:val="single" w:sz="4" w:space="0" w:color="auto"/>
@@ -8939,7 +9527,7 @@
         </w:tc>
         <w:tc>
           <w:tcPr>
-            <w:tcW w:w="3312" w:type="dxa"/>
+            <w:tcW w:w="3096" w:type="dxa"/>
             <w:tcBorders>
               <w:top w:val="single" w:sz="4" w:space="0" w:color="auto"/>
               <w:left w:val="single" w:sz="4" w:space="0" w:color="auto"/>
@@ -8972,34 +9560,34 @@
         </w:tc>
         <w:tc>
           <w:tcPr>
-            <w:tcW w:w="3312" w:type="dxa"/>
-            <w:tcBorders>
-              <w:top w:val="single" w:sz="4" w:space="0" w:color="auto"/>
-              <w:left w:val="single" w:sz="4" w:space="0" w:color="auto"/>
-              <w:bottom w:val="single" w:sz="4" w:space="0" w:color="auto"/>
-              <w:right w:val="single" w:sz="4" w:space="0" w:color="auto"/>
-            </w:tcBorders>
-            <w:tcMar>
-              <w:top w:w="100" w:type="dxa"/>
-              <w:left w:w="120" w:type="dxa"/>
-              <w:bottom w:w="100" w:type="dxa"/>
-              <w:right w:w="120" w:type="dxa"/>
-            </w:tcMar>
-            <w:vAlign w:val="center"/>
-            <w:hideMark/>
-          </w:tcPr>
-          <w:p>
-            <w:pPr>
-              <w:spacing w:after="160" w:line="278" w:lineRule="auto"/>
-              <w:rPr>
-                <w:rFonts w:ascii="Times New Roman" w:hAnsi="Times New Roman" w:cs="Times New Roman"/>
-              </w:rPr>
-            </w:pPr>
-            <w:r>
-              <w:rPr>
-                <w:rFonts w:ascii="Times New Roman" w:hAnsi="Times New Roman" w:cs="Times New Roman"/>
-              </w:rPr>
-              <w:t>[CHƯA CÓ]</w:t>
+            <w:tcW w:w="2953" w:type="dxa"/>
+            <w:tcBorders>
+              <w:top w:val="single" w:sz="4" w:space="0" w:color="auto"/>
+              <w:left w:val="single" w:sz="4" w:space="0" w:color="auto"/>
+              <w:bottom w:val="single" w:sz="4" w:space="0" w:color="auto"/>
+              <w:right w:val="single" w:sz="4" w:space="0" w:color="auto"/>
+            </w:tcBorders>
+            <w:tcMar>
+              <w:top w:w="100" w:type="dxa"/>
+              <w:left w:w="120" w:type="dxa"/>
+              <w:bottom w:w="100" w:type="dxa"/>
+              <w:right w:w="120" w:type="dxa"/>
+            </w:tcMar>
+            <w:vAlign w:val="center"/>
+            <w:hideMark/>
+          </w:tcPr>
+          <w:p>
+            <w:pPr>
+              <w:spacing w:after="160" w:line="278" w:lineRule="auto"/>
+              <w:rPr>
+                <w:rFonts w:ascii="Times New Roman" w:hAnsi="Times New Roman" w:cs="Times New Roman"/>
+              </w:rPr>
+            </w:pPr>
+            <w:r>
+              <w:rPr>
+                <w:rFonts w:ascii="Times New Roman" w:hAnsi="Times New Roman" w:cs="Times New Roman"/>
+              </w:rPr>
+              <w:t>PASS</w:t>
             </w:r>
           </w:p>
         </w:tc>
@@ -9010,40 +9598,41 @@
         </w:trPr>
         <w:tc>
           <w:tcPr>
-            <w:tcW w:w="3312" w:type="dxa"/>
-            <w:tcBorders>
-              <w:top w:val="single" w:sz="4" w:space="0" w:color="auto"/>
-              <w:left w:val="single" w:sz="4" w:space="0" w:color="auto"/>
-              <w:bottom w:val="single" w:sz="4" w:space="0" w:color="auto"/>
-              <w:right w:val="single" w:sz="4" w:space="0" w:color="auto"/>
-            </w:tcBorders>
-            <w:tcMar>
-              <w:top w:w="100" w:type="dxa"/>
-              <w:left w:w="120" w:type="dxa"/>
-              <w:bottom w:w="100" w:type="dxa"/>
-              <w:right w:w="120" w:type="dxa"/>
-            </w:tcMar>
-            <w:vAlign w:val="center"/>
-            <w:hideMark/>
-          </w:tcPr>
-          <w:p>
-            <w:pPr>
-              <w:spacing w:after="160" w:line="278" w:lineRule="auto"/>
-              <w:rPr>
-                <w:rFonts w:ascii="Times New Roman" w:hAnsi="Times New Roman" w:cs="Times New Roman"/>
-              </w:rPr>
-            </w:pPr>
-            <w:r>
-              <w:rPr>
-                <w:rFonts w:ascii="Times New Roman" w:hAnsi="Times New Roman" w:cs="Times New Roman"/>
-              </w:rPr>
+            <w:tcW w:w="3301" w:type="dxa"/>
+            <w:tcBorders>
+              <w:top w:val="single" w:sz="4" w:space="0" w:color="auto"/>
+              <w:left w:val="single" w:sz="4" w:space="0" w:color="auto"/>
+              <w:bottom w:val="single" w:sz="4" w:space="0" w:color="auto"/>
+              <w:right w:val="single" w:sz="4" w:space="0" w:color="auto"/>
+            </w:tcBorders>
+            <w:tcMar>
+              <w:top w:w="100" w:type="dxa"/>
+              <w:left w:w="120" w:type="dxa"/>
+              <w:bottom w:w="100" w:type="dxa"/>
+              <w:right w:w="120" w:type="dxa"/>
+            </w:tcMar>
+            <w:vAlign w:val="center"/>
+            <w:hideMark/>
+          </w:tcPr>
+          <w:p>
+            <w:pPr>
+              <w:spacing w:after="160" w:line="278" w:lineRule="auto"/>
+              <w:rPr>
+                <w:rFonts w:ascii="Times New Roman" w:hAnsi="Times New Roman" w:cs="Times New Roman"/>
+              </w:rPr>
+            </w:pPr>
+            <w:r>
+              <w:rPr>
+                <w:rFonts w:ascii="Times New Roman" w:hAnsi="Times New Roman" w:cs="Times New Roman"/>
+              </w:rPr>
+              <w:lastRenderedPageBreak/>
               <w:t>H8_Localhost.png</w:t>
             </w:r>
           </w:p>
         </w:tc>
         <w:tc>
           <w:tcPr>
-            <w:tcW w:w="3312" w:type="dxa"/>
+            <w:tcW w:w="3096" w:type="dxa"/>
             <w:tcBorders>
               <w:top w:val="single" w:sz="4" w:space="0" w:color="auto"/>
               <w:left w:val="single" w:sz="4" w:space="0" w:color="auto"/>
@@ -9076,34 +9665,34 @@
         </w:tc>
         <w:tc>
           <w:tcPr>
-            <w:tcW w:w="3312" w:type="dxa"/>
-            <w:tcBorders>
-              <w:top w:val="single" w:sz="4" w:space="0" w:color="auto"/>
-              <w:left w:val="single" w:sz="4" w:space="0" w:color="auto"/>
-              <w:bottom w:val="single" w:sz="4" w:space="0" w:color="auto"/>
-              <w:right w:val="single" w:sz="4" w:space="0" w:color="auto"/>
-            </w:tcBorders>
-            <w:tcMar>
-              <w:top w:w="100" w:type="dxa"/>
-              <w:left w:w="120" w:type="dxa"/>
-              <w:bottom w:w="100" w:type="dxa"/>
-              <w:right w:w="120" w:type="dxa"/>
-            </w:tcMar>
-            <w:vAlign w:val="center"/>
-            <w:hideMark/>
-          </w:tcPr>
-          <w:p>
-            <w:pPr>
-              <w:spacing w:after="160" w:line="278" w:lineRule="auto"/>
-              <w:rPr>
-                <w:rFonts w:ascii="Times New Roman" w:hAnsi="Times New Roman" w:cs="Times New Roman"/>
-              </w:rPr>
-            </w:pPr>
-            <w:r>
-              <w:rPr>
-                <w:rFonts w:ascii="Times New Roman" w:hAnsi="Times New Roman" w:cs="Times New Roman"/>
-              </w:rPr>
-              <w:t>[CHƯA CÓ]</w:t>
+            <w:tcW w:w="2953" w:type="dxa"/>
+            <w:tcBorders>
+              <w:top w:val="single" w:sz="4" w:space="0" w:color="auto"/>
+              <w:left w:val="single" w:sz="4" w:space="0" w:color="auto"/>
+              <w:bottom w:val="single" w:sz="4" w:space="0" w:color="auto"/>
+              <w:right w:val="single" w:sz="4" w:space="0" w:color="auto"/>
+            </w:tcBorders>
+            <w:tcMar>
+              <w:top w:w="100" w:type="dxa"/>
+              <w:left w:w="120" w:type="dxa"/>
+              <w:bottom w:w="100" w:type="dxa"/>
+              <w:right w:w="120" w:type="dxa"/>
+            </w:tcMar>
+            <w:vAlign w:val="center"/>
+            <w:hideMark/>
+          </w:tcPr>
+          <w:p>
+            <w:pPr>
+              <w:spacing w:after="160" w:line="278" w:lineRule="auto"/>
+              <w:rPr>
+                <w:rFonts w:ascii="Times New Roman" w:hAnsi="Times New Roman" w:cs="Times New Roman"/>
+              </w:rPr>
+            </w:pPr>
+            <w:r>
+              <w:rPr>
+                <w:rFonts w:ascii="Times New Roman" w:hAnsi="Times New Roman" w:cs="Times New Roman"/>
+              </w:rPr>
+              <w:t>PASS</w:t>
             </w:r>
           </w:p>
         </w:tc>
@@ -9114,7 +9703,7 @@
         </w:trPr>
         <w:tc>
           <w:tcPr>
-            <w:tcW w:w="3312" w:type="dxa"/>
+            <w:tcW w:w="3301" w:type="dxa"/>
             <w:tcBorders>
               <w:top w:val="single" w:sz="4" w:space="0" w:color="auto"/>
               <w:left w:val="single" w:sz="4" w:space="0" w:color="auto"/>
@@ -9147,7 +9736,7 @@
         </w:tc>
         <w:tc>
           <w:tcPr>
-            <w:tcW w:w="3312" w:type="dxa"/>
+            <w:tcW w:w="3096" w:type="dxa"/>
             <w:tcBorders>
               <w:top w:val="single" w:sz="4" w:space="0" w:color="auto"/>
               <w:left w:val="single" w:sz="4" w:space="0" w:color="auto"/>
@@ -9180,34 +9769,34 @@
         </w:tc>
         <w:tc>
           <w:tcPr>
-            <w:tcW w:w="3312" w:type="dxa"/>
-            <w:tcBorders>
-              <w:top w:val="single" w:sz="4" w:space="0" w:color="auto"/>
-              <w:left w:val="single" w:sz="4" w:space="0" w:color="auto"/>
-              <w:bottom w:val="single" w:sz="4" w:space="0" w:color="auto"/>
-              <w:right w:val="single" w:sz="4" w:space="0" w:color="auto"/>
-            </w:tcBorders>
-            <w:tcMar>
-              <w:top w:w="100" w:type="dxa"/>
-              <w:left w:w="120" w:type="dxa"/>
-              <w:bottom w:w="100" w:type="dxa"/>
-              <w:right w:w="120" w:type="dxa"/>
-            </w:tcMar>
-            <w:vAlign w:val="center"/>
-            <w:hideMark/>
-          </w:tcPr>
-          <w:p>
-            <w:pPr>
-              <w:spacing w:after="160" w:line="278" w:lineRule="auto"/>
-              <w:rPr>
-                <w:rFonts w:ascii="Times New Roman" w:hAnsi="Times New Roman" w:cs="Times New Roman"/>
-              </w:rPr>
-            </w:pPr>
-            <w:r>
-              <w:rPr>
-                <w:rFonts w:ascii="Times New Roman" w:hAnsi="Times New Roman" w:cs="Times New Roman"/>
-              </w:rPr>
-              <w:t>[CHƯA CÓ]</w:t>
+            <w:tcW w:w="2953" w:type="dxa"/>
+            <w:tcBorders>
+              <w:top w:val="single" w:sz="4" w:space="0" w:color="auto"/>
+              <w:left w:val="single" w:sz="4" w:space="0" w:color="auto"/>
+              <w:bottom w:val="single" w:sz="4" w:space="0" w:color="auto"/>
+              <w:right w:val="single" w:sz="4" w:space="0" w:color="auto"/>
+            </w:tcBorders>
+            <w:tcMar>
+              <w:top w:w="100" w:type="dxa"/>
+              <w:left w:w="120" w:type="dxa"/>
+              <w:bottom w:w="100" w:type="dxa"/>
+              <w:right w:w="120" w:type="dxa"/>
+            </w:tcMar>
+            <w:vAlign w:val="center"/>
+            <w:hideMark/>
+          </w:tcPr>
+          <w:p>
+            <w:pPr>
+              <w:spacing w:after="160" w:line="278" w:lineRule="auto"/>
+              <w:rPr>
+                <w:rFonts w:ascii="Times New Roman" w:hAnsi="Times New Roman" w:cs="Times New Roman"/>
+              </w:rPr>
+            </w:pPr>
+            <w:r>
+              <w:rPr>
+                <w:rFonts w:ascii="Times New Roman" w:hAnsi="Times New Roman" w:cs="Times New Roman"/>
+              </w:rPr>
+              <w:t>PASS</w:t>
             </w:r>
           </w:p>
         </w:tc>
@@ -9218,7 +9807,7 @@
         </w:trPr>
         <w:tc>
           <w:tcPr>
-            <w:tcW w:w="3312" w:type="dxa"/>
+            <w:tcW w:w="3301" w:type="dxa"/>
             <w:tcBorders>
               <w:top w:val="single" w:sz="4" w:space="0" w:color="auto"/>
               <w:left w:val="single" w:sz="4" w:space="0" w:color="auto"/>
@@ -9251,7 +9840,7 @@
         </w:tc>
         <w:tc>
           <w:tcPr>
-            <w:tcW w:w="3312" w:type="dxa"/>
+            <w:tcW w:w="3096" w:type="dxa"/>
             <w:tcBorders>
               <w:top w:val="single" w:sz="4" w:space="0" w:color="auto"/>
               <w:left w:val="single" w:sz="4" w:space="0" w:color="auto"/>
@@ -9284,34 +9873,34 @@
         </w:tc>
         <w:tc>
           <w:tcPr>
-            <w:tcW w:w="3312" w:type="dxa"/>
-            <w:tcBorders>
-              <w:top w:val="single" w:sz="4" w:space="0" w:color="auto"/>
-              <w:left w:val="single" w:sz="4" w:space="0" w:color="auto"/>
-              <w:bottom w:val="single" w:sz="4" w:space="0" w:color="auto"/>
-              <w:right w:val="single" w:sz="4" w:space="0" w:color="auto"/>
-            </w:tcBorders>
-            <w:tcMar>
-              <w:top w:w="100" w:type="dxa"/>
-              <w:left w:w="120" w:type="dxa"/>
-              <w:bottom w:w="100" w:type="dxa"/>
-              <w:right w:w="120" w:type="dxa"/>
-            </w:tcMar>
-            <w:vAlign w:val="center"/>
-            <w:hideMark/>
-          </w:tcPr>
-          <w:p>
-            <w:pPr>
-              <w:spacing w:after="160" w:line="278" w:lineRule="auto"/>
-              <w:rPr>
-                <w:rFonts w:ascii="Times New Roman" w:hAnsi="Times New Roman" w:cs="Times New Roman"/>
-              </w:rPr>
-            </w:pPr>
-            <w:r>
-              <w:rPr>
-                <w:rFonts w:ascii="Times New Roman" w:hAnsi="Times New Roman" w:cs="Times New Roman"/>
-              </w:rPr>
-              <w:t>[CHƯA CÓ]</w:t>
+            <w:tcW w:w="2953" w:type="dxa"/>
+            <w:tcBorders>
+              <w:top w:val="single" w:sz="4" w:space="0" w:color="auto"/>
+              <w:left w:val="single" w:sz="4" w:space="0" w:color="auto"/>
+              <w:bottom w:val="single" w:sz="4" w:space="0" w:color="auto"/>
+              <w:right w:val="single" w:sz="4" w:space="0" w:color="auto"/>
+            </w:tcBorders>
+            <w:tcMar>
+              <w:top w:w="100" w:type="dxa"/>
+              <w:left w:w="120" w:type="dxa"/>
+              <w:bottom w:w="100" w:type="dxa"/>
+              <w:right w:w="120" w:type="dxa"/>
+            </w:tcMar>
+            <w:vAlign w:val="center"/>
+            <w:hideMark/>
+          </w:tcPr>
+          <w:p>
+            <w:pPr>
+              <w:spacing w:after="160" w:line="278" w:lineRule="auto"/>
+              <w:rPr>
+                <w:rFonts w:ascii="Times New Roman" w:hAnsi="Times New Roman" w:cs="Times New Roman"/>
+              </w:rPr>
+            </w:pPr>
+            <w:r>
+              <w:rPr>
+                <w:rFonts w:ascii="Times New Roman" w:hAnsi="Times New Roman" w:cs="Times New Roman"/>
+              </w:rPr>
+              <w:t>PASS</w:t>
             </w:r>
           </w:p>
         </w:tc>
@@ -9322,7 +9911,7 @@
         </w:trPr>
         <w:tc>
           <w:tcPr>
-            <w:tcW w:w="3312" w:type="dxa"/>
+            <w:tcW w:w="3301" w:type="dxa"/>
             <w:tcBorders>
               <w:top w:val="single" w:sz="4" w:space="0" w:color="auto"/>
               <w:left w:val="single" w:sz="4" w:space="0" w:color="auto"/>
@@ -9355,7 +9944,7 @@
         </w:tc>
         <w:tc>
           <w:tcPr>
-            <w:tcW w:w="3312" w:type="dxa"/>
+            <w:tcW w:w="3096" w:type="dxa"/>
             <w:tcBorders>
               <w:top w:val="single" w:sz="4" w:space="0" w:color="auto"/>
               <w:left w:val="single" w:sz="4" w:space="0" w:color="auto"/>
@@ -9388,34 +9977,34 @@
         </w:tc>
         <w:tc>
           <w:tcPr>
-            <w:tcW w:w="3312" w:type="dxa"/>
-            <w:tcBorders>
-              <w:top w:val="single" w:sz="4" w:space="0" w:color="auto"/>
-              <w:left w:val="single" w:sz="4" w:space="0" w:color="auto"/>
-              <w:bottom w:val="single" w:sz="4" w:space="0" w:color="auto"/>
-              <w:right w:val="single" w:sz="4" w:space="0" w:color="auto"/>
-            </w:tcBorders>
-            <w:tcMar>
-              <w:top w:w="100" w:type="dxa"/>
-              <w:left w:w="120" w:type="dxa"/>
-              <w:bottom w:w="100" w:type="dxa"/>
-              <w:right w:w="120" w:type="dxa"/>
-            </w:tcMar>
-            <w:vAlign w:val="center"/>
-            <w:hideMark/>
-          </w:tcPr>
-          <w:p>
-            <w:pPr>
-              <w:spacing w:after="160" w:line="278" w:lineRule="auto"/>
-              <w:rPr>
-                <w:rFonts w:ascii="Times New Roman" w:hAnsi="Times New Roman" w:cs="Times New Roman"/>
-              </w:rPr>
-            </w:pPr>
-            <w:r>
-              <w:rPr>
-                <w:rFonts w:ascii="Times New Roman" w:hAnsi="Times New Roman" w:cs="Times New Roman"/>
-              </w:rPr>
-              <w:t>[CHƯA CÓ]</w:t>
+            <w:tcW w:w="2953" w:type="dxa"/>
+            <w:tcBorders>
+              <w:top w:val="single" w:sz="4" w:space="0" w:color="auto"/>
+              <w:left w:val="single" w:sz="4" w:space="0" w:color="auto"/>
+              <w:bottom w:val="single" w:sz="4" w:space="0" w:color="auto"/>
+              <w:right w:val="single" w:sz="4" w:space="0" w:color="auto"/>
+            </w:tcBorders>
+            <w:tcMar>
+              <w:top w:w="100" w:type="dxa"/>
+              <w:left w:w="120" w:type="dxa"/>
+              <w:bottom w:w="100" w:type="dxa"/>
+              <w:right w:w="120" w:type="dxa"/>
+            </w:tcMar>
+            <w:vAlign w:val="center"/>
+            <w:hideMark/>
+          </w:tcPr>
+          <w:p>
+            <w:pPr>
+              <w:spacing w:after="160" w:line="278" w:lineRule="auto"/>
+              <w:rPr>
+                <w:rFonts w:ascii="Times New Roman" w:hAnsi="Times New Roman" w:cs="Times New Roman"/>
+              </w:rPr>
+            </w:pPr>
+            <w:r>
+              <w:rPr>
+                <w:rFonts w:ascii="Times New Roman" w:hAnsi="Times New Roman" w:cs="Times New Roman"/>
+              </w:rPr>
+              <w:t>PASS</w:t>
             </w:r>
           </w:p>
         </w:tc>
@@ -9426,7 +10015,7 @@
         </w:trPr>
         <w:tc>
           <w:tcPr>
-            <w:tcW w:w="3312" w:type="dxa"/>
+            <w:tcW w:w="3301" w:type="dxa"/>
             <w:tcBorders>
               <w:top w:val="single" w:sz="4" w:space="0" w:color="auto"/>
               <w:left w:val="single" w:sz="4" w:space="0" w:color="auto"/>
@@ -9459,7 +10048,7 @@
         </w:tc>
         <w:tc>
           <w:tcPr>
-            <w:tcW w:w="3312" w:type="dxa"/>
+            <w:tcW w:w="3096" w:type="dxa"/>
             <w:tcBorders>
               <w:top w:val="single" w:sz="4" w:space="0" w:color="auto"/>
               <w:left w:val="single" w:sz="4" w:space="0" w:color="auto"/>
@@ -9492,34 +10081,34 @@
         </w:tc>
         <w:tc>
           <w:tcPr>
-            <w:tcW w:w="3312" w:type="dxa"/>
-            <w:tcBorders>
-              <w:top w:val="single" w:sz="4" w:space="0" w:color="auto"/>
-              <w:left w:val="single" w:sz="4" w:space="0" w:color="auto"/>
-              <w:bottom w:val="single" w:sz="4" w:space="0" w:color="auto"/>
-              <w:right w:val="single" w:sz="4" w:space="0" w:color="auto"/>
-            </w:tcBorders>
-            <w:tcMar>
-              <w:top w:w="100" w:type="dxa"/>
-              <w:left w:w="120" w:type="dxa"/>
-              <w:bottom w:w="100" w:type="dxa"/>
-              <w:right w:w="120" w:type="dxa"/>
-            </w:tcMar>
-            <w:vAlign w:val="center"/>
-            <w:hideMark/>
-          </w:tcPr>
-          <w:p>
-            <w:pPr>
-              <w:spacing w:after="160" w:line="278" w:lineRule="auto"/>
-              <w:rPr>
-                <w:rFonts w:ascii="Times New Roman" w:hAnsi="Times New Roman" w:cs="Times New Roman"/>
-              </w:rPr>
-            </w:pPr>
-            <w:r>
-              <w:rPr>
-                <w:rFonts w:ascii="Times New Roman" w:hAnsi="Times New Roman" w:cs="Times New Roman"/>
-              </w:rPr>
-              <w:t>[CHƯA CÓ]</w:t>
+            <w:tcW w:w="2953" w:type="dxa"/>
+            <w:tcBorders>
+              <w:top w:val="single" w:sz="4" w:space="0" w:color="auto"/>
+              <w:left w:val="single" w:sz="4" w:space="0" w:color="auto"/>
+              <w:bottom w:val="single" w:sz="4" w:space="0" w:color="auto"/>
+              <w:right w:val="single" w:sz="4" w:space="0" w:color="auto"/>
+            </w:tcBorders>
+            <w:tcMar>
+              <w:top w:w="100" w:type="dxa"/>
+              <w:left w:w="120" w:type="dxa"/>
+              <w:bottom w:w="100" w:type="dxa"/>
+              <w:right w:w="120" w:type="dxa"/>
+            </w:tcMar>
+            <w:vAlign w:val="center"/>
+            <w:hideMark/>
+          </w:tcPr>
+          <w:p>
+            <w:pPr>
+              <w:spacing w:after="160" w:line="278" w:lineRule="auto"/>
+              <w:rPr>
+                <w:rFonts w:ascii="Times New Roman" w:hAnsi="Times New Roman" w:cs="Times New Roman"/>
+              </w:rPr>
+            </w:pPr>
+            <w:r>
+              <w:rPr>
+                <w:rFonts w:ascii="Times New Roman" w:hAnsi="Times New Roman" w:cs="Times New Roman"/>
+              </w:rPr>
+              <w:t>PASS</w:t>
             </w:r>
           </w:p>
         </w:tc>
@@ -9530,41 +10119,40 @@
         </w:trPr>
         <w:tc>
           <w:tcPr>
-            <w:tcW w:w="3312" w:type="dxa"/>
-            <w:tcBorders>
-              <w:top w:val="single" w:sz="4" w:space="0" w:color="auto"/>
-              <w:left w:val="single" w:sz="4" w:space="0" w:color="auto"/>
-              <w:bottom w:val="single" w:sz="4" w:space="0" w:color="auto"/>
-              <w:right w:val="single" w:sz="4" w:space="0" w:color="auto"/>
-            </w:tcBorders>
-            <w:tcMar>
-              <w:top w:w="100" w:type="dxa"/>
-              <w:left w:w="120" w:type="dxa"/>
-              <w:bottom w:w="100" w:type="dxa"/>
-              <w:right w:w="120" w:type="dxa"/>
-            </w:tcMar>
-            <w:vAlign w:val="center"/>
-            <w:hideMark/>
-          </w:tcPr>
-          <w:p>
-            <w:pPr>
-              <w:spacing w:after="160" w:line="278" w:lineRule="auto"/>
-              <w:rPr>
-                <w:rFonts w:ascii="Times New Roman" w:hAnsi="Times New Roman" w:cs="Times New Roman"/>
-              </w:rPr>
-            </w:pPr>
-            <w:r>
-              <w:rPr>
-                <w:rFonts w:ascii="Times New Roman" w:hAnsi="Times New Roman" w:cs="Times New Roman"/>
-              </w:rPr>
-              <w:lastRenderedPageBreak/>
+            <w:tcW w:w="3301" w:type="dxa"/>
+            <w:tcBorders>
+              <w:top w:val="single" w:sz="4" w:space="0" w:color="auto"/>
+              <w:left w:val="single" w:sz="4" w:space="0" w:color="auto"/>
+              <w:bottom w:val="single" w:sz="4" w:space="0" w:color="auto"/>
+              <w:right w:val="single" w:sz="4" w:space="0" w:color="auto"/>
+            </w:tcBorders>
+            <w:tcMar>
+              <w:top w:w="100" w:type="dxa"/>
+              <w:left w:w="120" w:type="dxa"/>
+              <w:bottom w:w="100" w:type="dxa"/>
+              <w:right w:w="120" w:type="dxa"/>
+            </w:tcMar>
+            <w:vAlign w:val="center"/>
+            <w:hideMark/>
+          </w:tcPr>
+          <w:p>
+            <w:pPr>
+              <w:spacing w:after="160" w:line="278" w:lineRule="auto"/>
+              <w:rPr>
+                <w:rFonts w:ascii="Times New Roman" w:hAnsi="Times New Roman" w:cs="Times New Roman"/>
+              </w:rPr>
+            </w:pPr>
+            <w:r>
+              <w:rPr>
+                <w:rFonts w:ascii="Times New Roman" w:hAnsi="Times New Roman" w:cs="Times New Roman"/>
+              </w:rPr>
               <w:t>H11_Cleanup.png</w:t>
             </w:r>
           </w:p>
         </w:tc>
         <w:tc>
           <w:tcPr>
-            <w:tcW w:w="3312" w:type="dxa"/>
+            <w:tcW w:w="3096" w:type="dxa"/>
             <w:tcBorders>
               <w:top w:val="single" w:sz="4" w:space="0" w:color="auto"/>
               <w:left w:val="single" w:sz="4" w:space="0" w:color="auto"/>
@@ -9597,34 +10185,34 @@
         </w:tc>
         <w:tc>
           <w:tcPr>
-            <w:tcW w:w="3312" w:type="dxa"/>
-            <w:tcBorders>
-              <w:top w:val="single" w:sz="4" w:space="0" w:color="auto"/>
-              <w:left w:val="single" w:sz="4" w:space="0" w:color="auto"/>
-              <w:bottom w:val="single" w:sz="4" w:space="0" w:color="auto"/>
-              <w:right w:val="single" w:sz="4" w:space="0" w:color="auto"/>
-            </w:tcBorders>
-            <w:tcMar>
-              <w:top w:w="100" w:type="dxa"/>
-              <w:left w:w="120" w:type="dxa"/>
-              <w:bottom w:w="100" w:type="dxa"/>
-              <w:right w:w="120" w:type="dxa"/>
-            </w:tcMar>
-            <w:vAlign w:val="center"/>
-            <w:hideMark/>
-          </w:tcPr>
-          <w:p>
-            <w:pPr>
-              <w:spacing w:after="160" w:line="278" w:lineRule="auto"/>
-              <w:rPr>
-                <w:rFonts w:ascii="Times New Roman" w:hAnsi="Times New Roman" w:cs="Times New Roman"/>
-              </w:rPr>
-            </w:pPr>
-            <w:r>
-              <w:rPr>
-                <w:rFonts w:ascii="Times New Roman" w:hAnsi="Times New Roman" w:cs="Times New Roman"/>
-              </w:rPr>
-              <w:t>[CHƯA CÓ]</w:t>
+            <w:tcW w:w="2953" w:type="dxa"/>
+            <w:tcBorders>
+              <w:top w:val="single" w:sz="4" w:space="0" w:color="auto"/>
+              <w:left w:val="single" w:sz="4" w:space="0" w:color="auto"/>
+              <w:bottom w:val="single" w:sz="4" w:space="0" w:color="auto"/>
+              <w:right w:val="single" w:sz="4" w:space="0" w:color="auto"/>
+            </w:tcBorders>
+            <w:tcMar>
+              <w:top w:w="100" w:type="dxa"/>
+              <w:left w:w="120" w:type="dxa"/>
+              <w:bottom w:w="100" w:type="dxa"/>
+              <w:right w:w="120" w:type="dxa"/>
+            </w:tcMar>
+            <w:vAlign w:val="center"/>
+            <w:hideMark/>
+          </w:tcPr>
+          <w:p>
+            <w:pPr>
+              <w:spacing w:after="160" w:line="278" w:lineRule="auto"/>
+              <w:rPr>
+                <w:rFonts w:ascii="Times New Roman" w:hAnsi="Times New Roman" w:cs="Times New Roman"/>
+              </w:rPr>
+            </w:pPr>
+            <w:r>
+              <w:rPr>
+                <w:rFonts w:ascii="Times New Roman" w:hAnsi="Times New Roman" w:cs="Times New Roman"/>
+              </w:rPr>
+              <w:t>PASS</w:t>
             </w:r>
           </w:p>
         </w:tc>
@@ -9724,7 +10312,7 @@
         </w:trPr>
         <w:tc>
           <w:tcPr>
-            <w:tcW w:w="3312" w:type="dxa"/>
+            <w:tcW w:w="3138" w:type="dxa"/>
             <w:tcBorders>
               <w:top w:val="single" w:sz="4" w:space="0" w:color="auto"/>
               <w:left w:val="single" w:sz="4" w:space="0" w:color="auto"/>
@@ -9759,7 +10347,7 @@
         </w:tc>
         <w:tc>
           <w:tcPr>
-            <w:tcW w:w="3312" w:type="dxa"/>
+            <w:tcW w:w="3112" w:type="dxa"/>
             <w:tcBorders>
               <w:top w:val="single" w:sz="4" w:space="0" w:color="auto"/>
               <w:left w:val="single" w:sz="4" w:space="0" w:color="auto"/>
@@ -9794,7 +10382,7 @@
         </w:tc>
         <w:tc>
           <w:tcPr>
-            <w:tcW w:w="3312" w:type="dxa"/>
+            <w:tcW w:w="3100" w:type="dxa"/>
             <w:tcBorders>
               <w:top w:val="single" w:sz="4" w:space="0" w:color="auto"/>
               <w:left w:val="single" w:sz="4" w:space="0" w:color="auto"/>
@@ -9834,7 +10422,7 @@
         </w:trPr>
         <w:tc>
           <w:tcPr>
-            <w:tcW w:w="3312" w:type="dxa"/>
+            <w:tcW w:w="3138" w:type="dxa"/>
             <w:tcBorders>
               <w:top w:val="single" w:sz="4" w:space="0" w:color="auto"/>
               <w:left w:val="single" w:sz="4" w:space="0" w:color="auto"/>
@@ -9867,61 +10455,75 @@
         </w:tc>
         <w:tc>
           <w:tcPr>
-            <w:tcW w:w="3312" w:type="dxa"/>
-            <w:tcBorders>
-              <w:top w:val="single" w:sz="4" w:space="0" w:color="auto"/>
-              <w:left w:val="single" w:sz="4" w:space="0" w:color="auto"/>
-              <w:bottom w:val="single" w:sz="4" w:space="0" w:color="auto"/>
-              <w:right w:val="single" w:sz="4" w:space="0" w:color="auto"/>
-            </w:tcBorders>
-            <w:tcMar>
-              <w:top w:w="100" w:type="dxa"/>
-              <w:left w:w="120" w:type="dxa"/>
-              <w:bottom w:w="100" w:type="dxa"/>
-              <w:right w:w="120" w:type="dxa"/>
-            </w:tcMar>
-            <w:vAlign w:val="center"/>
-            <w:hideMark/>
-          </w:tcPr>
-          <w:p>
-            <w:pPr>
-              <w:spacing w:after="160" w:line="278" w:lineRule="auto"/>
-              <w:rPr>
-                <w:rFonts w:ascii="Times New Roman" w:hAnsi="Times New Roman" w:cs="Times New Roman"/>
-              </w:rPr>
-            </w:pPr>
-            <w:r>
-              <w:rPr>
-                <w:rFonts w:ascii="Times New Roman" w:hAnsi="Times New Roman" w:cs="Times New Roman"/>
-              </w:rPr>
-              <w:t>PENDING</w:t>
-            </w:r>
-          </w:p>
-        </w:tc>
-        <w:tc>
-          <w:tcPr>
-            <w:tcW w:w="3312" w:type="dxa"/>
-            <w:tcBorders>
-              <w:top w:val="single" w:sz="4" w:space="0" w:color="auto"/>
-              <w:left w:val="single" w:sz="4" w:space="0" w:color="auto"/>
-              <w:bottom w:val="single" w:sz="4" w:space="0" w:color="auto"/>
-              <w:right w:val="single" w:sz="4" w:space="0" w:color="auto"/>
-            </w:tcBorders>
-            <w:tcMar>
-              <w:top w:w="100" w:type="dxa"/>
-              <w:left w:w="120" w:type="dxa"/>
-              <w:bottom w:w="100" w:type="dxa"/>
-              <w:right w:w="120" w:type="dxa"/>
-            </w:tcMar>
-            <w:vAlign w:val="center"/>
-          </w:tcPr>
-          <w:p>
-            <w:pPr>
-              <w:spacing w:after="160" w:line="278" w:lineRule="auto"/>
-              <w:rPr>
-                <w:rFonts w:ascii="Times New Roman" w:hAnsi="Times New Roman" w:cs="Times New Roman"/>
-              </w:rPr>
-            </w:pPr>
+            <w:tcW w:w="3112" w:type="dxa"/>
+            <w:tcBorders>
+              <w:top w:val="single" w:sz="4" w:space="0" w:color="auto"/>
+              <w:left w:val="single" w:sz="4" w:space="0" w:color="auto"/>
+              <w:bottom w:val="single" w:sz="4" w:space="0" w:color="auto"/>
+              <w:right w:val="single" w:sz="4" w:space="0" w:color="auto"/>
+            </w:tcBorders>
+            <w:tcMar>
+              <w:top w:w="100" w:type="dxa"/>
+              <w:left w:w="120" w:type="dxa"/>
+              <w:bottom w:w="100" w:type="dxa"/>
+              <w:right w:w="120" w:type="dxa"/>
+            </w:tcMar>
+            <w:vAlign w:val="center"/>
+            <w:hideMark/>
+          </w:tcPr>
+          <w:p>
+            <w:pPr>
+              <w:spacing w:after="160" w:line="278" w:lineRule="auto"/>
+              <w:rPr>
+                <w:rFonts w:ascii="Times New Roman" w:hAnsi="Times New Roman" w:cs="Times New Roman"/>
+              </w:rPr>
+            </w:pPr>
+            <w:r>
+              <w:rPr>
+                <w:rFonts w:ascii="Times New Roman" w:hAnsi="Times New Roman" w:cs="Times New Roman"/>
+              </w:rPr>
+              <w:t>PASS</w:t>
+            </w:r>
+          </w:p>
+        </w:tc>
+        <w:tc>
+          <w:tcPr>
+            <w:tcW w:w="3100" w:type="dxa"/>
+            <w:tcBorders>
+              <w:top w:val="single" w:sz="4" w:space="0" w:color="auto"/>
+              <w:left w:val="single" w:sz="4" w:space="0" w:color="auto"/>
+              <w:bottom w:val="single" w:sz="4" w:space="0" w:color="auto"/>
+              <w:right w:val="single" w:sz="4" w:space="0" w:color="auto"/>
+            </w:tcBorders>
+            <w:tcMar>
+              <w:top w:w="100" w:type="dxa"/>
+              <w:left w:w="120" w:type="dxa"/>
+              <w:bottom w:w="100" w:type="dxa"/>
+              <w:right w:w="120" w:type="dxa"/>
+            </w:tcMar>
+            <w:vAlign w:val="center"/>
+          </w:tcPr>
+          <w:p>
+            <w:pPr>
+              <w:spacing w:after="160" w:line="278" w:lineRule="auto"/>
+              <w:rPr>
+                <w:rFonts w:ascii="Times New Roman" w:hAnsi="Times New Roman" w:cs="Times New Roman"/>
+                <w:lang w:val="vi-VN"/>
+              </w:rPr>
+            </w:pPr>
+            <w:r>
+              <w:rPr>
+                <w:rFonts w:ascii="Times New Roman" w:hAnsi="Times New Roman" w:cs="Times New Roman"/>
+                <w:lang w:val="vi-VN"/>
+              </w:rPr>
+              <w:t xml:space="preserve"> </w:t>
+            </w:r>
+            <w:r>
+              <w:rPr>
+                <w:rFonts w:ascii="Times New Roman" w:hAnsi="Times New Roman" w:cs="Times New Roman"/>
+              </w:rPr>
+              <w:t>Hình H1, H2</w:t>
+            </w:r>
           </w:p>
         </w:tc>
       </w:tr>
@@ -9931,7 +10533,7 @@
         </w:trPr>
         <w:tc>
           <w:tcPr>
-            <w:tcW w:w="3312" w:type="dxa"/>
+            <w:tcW w:w="3138" w:type="dxa"/>
             <w:tcBorders>
               <w:top w:val="single" w:sz="4" w:space="0" w:color="auto"/>
               <w:left w:val="single" w:sz="4" w:space="0" w:color="auto"/>
@@ -9964,61 +10566,75 @@
         </w:tc>
         <w:tc>
           <w:tcPr>
-            <w:tcW w:w="3312" w:type="dxa"/>
-            <w:tcBorders>
-              <w:top w:val="single" w:sz="4" w:space="0" w:color="auto"/>
-              <w:left w:val="single" w:sz="4" w:space="0" w:color="auto"/>
-              <w:bottom w:val="single" w:sz="4" w:space="0" w:color="auto"/>
-              <w:right w:val="single" w:sz="4" w:space="0" w:color="auto"/>
-            </w:tcBorders>
-            <w:tcMar>
-              <w:top w:w="100" w:type="dxa"/>
-              <w:left w:w="120" w:type="dxa"/>
-              <w:bottom w:w="100" w:type="dxa"/>
-              <w:right w:w="120" w:type="dxa"/>
-            </w:tcMar>
-            <w:vAlign w:val="center"/>
-            <w:hideMark/>
-          </w:tcPr>
-          <w:p>
-            <w:pPr>
-              <w:spacing w:after="160" w:line="278" w:lineRule="auto"/>
-              <w:rPr>
-                <w:rFonts w:ascii="Times New Roman" w:hAnsi="Times New Roman" w:cs="Times New Roman"/>
-              </w:rPr>
-            </w:pPr>
-            <w:r>
-              <w:rPr>
-                <w:rFonts w:ascii="Times New Roman" w:hAnsi="Times New Roman" w:cs="Times New Roman"/>
-              </w:rPr>
-              <w:t>PENDING</w:t>
-            </w:r>
-          </w:p>
-        </w:tc>
-        <w:tc>
-          <w:tcPr>
-            <w:tcW w:w="3312" w:type="dxa"/>
-            <w:tcBorders>
-              <w:top w:val="single" w:sz="4" w:space="0" w:color="auto"/>
-              <w:left w:val="single" w:sz="4" w:space="0" w:color="auto"/>
-              <w:bottom w:val="single" w:sz="4" w:space="0" w:color="auto"/>
-              <w:right w:val="single" w:sz="4" w:space="0" w:color="auto"/>
-            </w:tcBorders>
-            <w:tcMar>
-              <w:top w:w="100" w:type="dxa"/>
-              <w:left w:w="120" w:type="dxa"/>
-              <w:bottom w:w="100" w:type="dxa"/>
-              <w:right w:w="120" w:type="dxa"/>
-            </w:tcMar>
-            <w:vAlign w:val="center"/>
-          </w:tcPr>
-          <w:p>
-            <w:pPr>
-              <w:spacing w:after="160" w:line="278" w:lineRule="auto"/>
-              <w:rPr>
-                <w:rFonts w:ascii="Times New Roman" w:hAnsi="Times New Roman" w:cs="Times New Roman"/>
-              </w:rPr>
-            </w:pPr>
+            <w:tcW w:w="3112" w:type="dxa"/>
+            <w:tcBorders>
+              <w:top w:val="single" w:sz="4" w:space="0" w:color="auto"/>
+              <w:left w:val="single" w:sz="4" w:space="0" w:color="auto"/>
+              <w:bottom w:val="single" w:sz="4" w:space="0" w:color="auto"/>
+              <w:right w:val="single" w:sz="4" w:space="0" w:color="auto"/>
+            </w:tcBorders>
+            <w:tcMar>
+              <w:top w:w="100" w:type="dxa"/>
+              <w:left w:w="120" w:type="dxa"/>
+              <w:bottom w:w="100" w:type="dxa"/>
+              <w:right w:w="120" w:type="dxa"/>
+            </w:tcMar>
+            <w:vAlign w:val="center"/>
+            <w:hideMark/>
+          </w:tcPr>
+          <w:p>
+            <w:pPr>
+              <w:spacing w:after="160" w:line="278" w:lineRule="auto"/>
+              <w:rPr>
+                <w:rFonts w:ascii="Times New Roman" w:hAnsi="Times New Roman" w:cs="Times New Roman"/>
+              </w:rPr>
+            </w:pPr>
+            <w:r>
+              <w:rPr>
+                <w:rFonts w:ascii="Times New Roman" w:hAnsi="Times New Roman" w:cs="Times New Roman"/>
+              </w:rPr>
+              <w:t>PASS</w:t>
+            </w:r>
+          </w:p>
+        </w:tc>
+        <w:tc>
+          <w:tcPr>
+            <w:tcW w:w="3100" w:type="dxa"/>
+            <w:tcBorders>
+              <w:top w:val="single" w:sz="4" w:space="0" w:color="auto"/>
+              <w:left w:val="single" w:sz="4" w:space="0" w:color="auto"/>
+              <w:bottom w:val="single" w:sz="4" w:space="0" w:color="auto"/>
+              <w:right w:val="single" w:sz="4" w:space="0" w:color="auto"/>
+            </w:tcBorders>
+            <w:tcMar>
+              <w:top w:w="100" w:type="dxa"/>
+              <w:left w:w="120" w:type="dxa"/>
+              <w:bottom w:w="100" w:type="dxa"/>
+              <w:right w:w="120" w:type="dxa"/>
+            </w:tcMar>
+            <w:vAlign w:val="center"/>
+          </w:tcPr>
+          <w:p>
+            <w:pPr>
+              <w:spacing w:after="160" w:line="278" w:lineRule="auto"/>
+              <w:rPr>
+                <w:rFonts w:ascii="Times New Roman" w:hAnsi="Times New Roman" w:cs="Times New Roman"/>
+                <w:lang w:val="vi-VN"/>
+              </w:rPr>
+            </w:pPr>
+            <w:r>
+              <w:rPr>
+                <w:rFonts w:ascii="Times New Roman" w:hAnsi="Times New Roman" w:cs="Times New Roman"/>
+                <w:lang w:val="vi-VN"/>
+              </w:rPr>
+              <w:t xml:space="preserve"> </w:t>
+            </w:r>
+            <w:r>
+              <w:rPr>
+                <w:rFonts w:ascii="Times New Roman" w:hAnsi="Times New Roman" w:cs="Times New Roman"/>
+              </w:rPr>
+              <w:t>Hình H3</w:t>
+            </w:r>
           </w:p>
         </w:tc>
       </w:tr>
@@ -10028,7 +10644,7 @@
         </w:trPr>
         <w:tc>
           <w:tcPr>
-            <w:tcW w:w="3312" w:type="dxa"/>
+            <w:tcW w:w="3138" w:type="dxa"/>
             <w:tcBorders>
               <w:top w:val="single" w:sz="4" w:space="0" w:color="auto"/>
               <w:left w:val="single" w:sz="4" w:space="0" w:color="auto"/>
@@ -10061,61 +10677,68 @@
         </w:tc>
         <w:tc>
           <w:tcPr>
-            <w:tcW w:w="3312" w:type="dxa"/>
-            <w:tcBorders>
-              <w:top w:val="single" w:sz="4" w:space="0" w:color="auto"/>
-              <w:left w:val="single" w:sz="4" w:space="0" w:color="auto"/>
-              <w:bottom w:val="single" w:sz="4" w:space="0" w:color="auto"/>
-              <w:right w:val="single" w:sz="4" w:space="0" w:color="auto"/>
-            </w:tcBorders>
-            <w:tcMar>
-              <w:top w:w="100" w:type="dxa"/>
-              <w:left w:w="120" w:type="dxa"/>
-              <w:bottom w:w="100" w:type="dxa"/>
-              <w:right w:w="120" w:type="dxa"/>
-            </w:tcMar>
-            <w:vAlign w:val="center"/>
-            <w:hideMark/>
-          </w:tcPr>
-          <w:p>
-            <w:pPr>
-              <w:spacing w:after="160" w:line="278" w:lineRule="auto"/>
-              <w:rPr>
-                <w:rFonts w:ascii="Times New Roman" w:hAnsi="Times New Roman" w:cs="Times New Roman"/>
-              </w:rPr>
-            </w:pPr>
-            <w:r>
-              <w:rPr>
-                <w:rFonts w:ascii="Times New Roman" w:hAnsi="Times New Roman" w:cs="Times New Roman"/>
-              </w:rPr>
-              <w:t>PENDING</w:t>
-            </w:r>
-          </w:p>
-        </w:tc>
-        <w:tc>
-          <w:tcPr>
-            <w:tcW w:w="3312" w:type="dxa"/>
-            <w:tcBorders>
-              <w:top w:val="single" w:sz="4" w:space="0" w:color="auto"/>
-              <w:left w:val="single" w:sz="4" w:space="0" w:color="auto"/>
-              <w:bottom w:val="single" w:sz="4" w:space="0" w:color="auto"/>
-              <w:right w:val="single" w:sz="4" w:space="0" w:color="auto"/>
-            </w:tcBorders>
-            <w:tcMar>
-              <w:top w:w="100" w:type="dxa"/>
-              <w:left w:w="120" w:type="dxa"/>
-              <w:bottom w:w="100" w:type="dxa"/>
-              <w:right w:w="120" w:type="dxa"/>
-            </w:tcMar>
-            <w:vAlign w:val="center"/>
-          </w:tcPr>
-          <w:p>
-            <w:pPr>
-              <w:spacing w:after="160" w:line="278" w:lineRule="auto"/>
-              <w:rPr>
-                <w:rFonts w:ascii="Times New Roman" w:hAnsi="Times New Roman" w:cs="Times New Roman"/>
-              </w:rPr>
-            </w:pPr>
+            <w:tcW w:w="3112" w:type="dxa"/>
+            <w:tcBorders>
+              <w:top w:val="single" w:sz="4" w:space="0" w:color="auto"/>
+              <w:left w:val="single" w:sz="4" w:space="0" w:color="auto"/>
+              <w:bottom w:val="single" w:sz="4" w:space="0" w:color="auto"/>
+              <w:right w:val="single" w:sz="4" w:space="0" w:color="auto"/>
+            </w:tcBorders>
+            <w:tcMar>
+              <w:top w:w="100" w:type="dxa"/>
+              <w:left w:w="120" w:type="dxa"/>
+              <w:bottom w:w="100" w:type="dxa"/>
+              <w:right w:w="120" w:type="dxa"/>
+            </w:tcMar>
+            <w:vAlign w:val="center"/>
+            <w:hideMark/>
+          </w:tcPr>
+          <w:p>
+            <w:pPr>
+              <w:spacing w:after="160" w:line="278" w:lineRule="auto"/>
+              <w:rPr>
+                <w:rFonts w:ascii="Times New Roman" w:hAnsi="Times New Roman" w:cs="Times New Roman"/>
+              </w:rPr>
+            </w:pPr>
+            <w:r>
+              <w:rPr>
+                <w:rFonts w:ascii="Times New Roman" w:hAnsi="Times New Roman" w:cs="Times New Roman"/>
+              </w:rPr>
+              <w:t>PASS</w:t>
+            </w:r>
+          </w:p>
+        </w:tc>
+        <w:tc>
+          <w:tcPr>
+            <w:tcW w:w="3100" w:type="dxa"/>
+            <w:tcBorders>
+              <w:top w:val="single" w:sz="4" w:space="0" w:color="auto"/>
+              <w:left w:val="single" w:sz="4" w:space="0" w:color="auto"/>
+              <w:bottom w:val="single" w:sz="4" w:space="0" w:color="auto"/>
+              <w:right w:val="single" w:sz="4" w:space="0" w:color="auto"/>
+            </w:tcBorders>
+            <w:tcMar>
+              <w:top w:w="100" w:type="dxa"/>
+              <w:left w:w="120" w:type="dxa"/>
+              <w:bottom w:w="100" w:type="dxa"/>
+              <w:right w:w="120" w:type="dxa"/>
+            </w:tcMar>
+            <w:vAlign w:val="center"/>
+          </w:tcPr>
+          <w:p>
+            <w:pPr>
+              <w:spacing w:after="160" w:line="278" w:lineRule="auto"/>
+              <w:rPr>
+                <w:rFonts w:ascii="Times New Roman" w:hAnsi="Times New Roman" w:cs="Times New Roman"/>
+                <w:lang w:val="vi-VN"/>
+              </w:rPr>
+            </w:pPr>
+            <w:r>
+              <w:rPr>
+                <w:rFonts w:ascii="Times New Roman" w:hAnsi="Times New Roman" w:cs="Times New Roman"/>
+              </w:rPr>
+              <w:t>PASS</w:t>
+            </w:r>
           </w:p>
         </w:tc>
       </w:tr>
@@ -10125,7 +10748,7 @@
         </w:trPr>
         <w:tc>
           <w:tcPr>
-            <w:tcW w:w="3312" w:type="dxa"/>
+            <w:tcW w:w="3138" w:type="dxa"/>
             <w:tcBorders>
               <w:top w:val="single" w:sz="4" w:space="0" w:color="auto"/>
               <w:left w:val="single" w:sz="4" w:space="0" w:color="auto"/>
@@ -10158,61 +10781,81 @@
         </w:tc>
         <w:tc>
           <w:tcPr>
-            <w:tcW w:w="3312" w:type="dxa"/>
-            <w:tcBorders>
-              <w:top w:val="single" w:sz="4" w:space="0" w:color="auto"/>
-              <w:left w:val="single" w:sz="4" w:space="0" w:color="auto"/>
-              <w:bottom w:val="single" w:sz="4" w:space="0" w:color="auto"/>
-              <w:right w:val="single" w:sz="4" w:space="0" w:color="auto"/>
-            </w:tcBorders>
-            <w:tcMar>
-              <w:top w:w="100" w:type="dxa"/>
-              <w:left w:w="120" w:type="dxa"/>
-              <w:bottom w:w="100" w:type="dxa"/>
-              <w:right w:w="120" w:type="dxa"/>
-            </w:tcMar>
-            <w:vAlign w:val="center"/>
-            <w:hideMark/>
-          </w:tcPr>
-          <w:p>
-            <w:pPr>
-              <w:spacing w:after="160" w:line="278" w:lineRule="auto"/>
-              <w:rPr>
-                <w:rFonts w:ascii="Times New Roman" w:hAnsi="Times New Roman" w:cs="Times New Roman"/>
-              </w:rPr>
-            </w:pPr>
-            <w:r>
-              <w:rPr>
-                <w:rFonts w:ascii="Times New Roman" w:hAnsi="Times New Roman" w:cs="Times New Roman"/>
-              </w:rPr>
-              <w:t>PENDING</w:t>
-            </w:r>
-          </w:p>
-        </w:tc>
-        <w:tc>
-          <w:tcPr>
-            <w:tcW w:w="3312" w:type="dxa"/>
-            <w:tcBorders>
-              <w:top w:val="single" w:sz="4" w:space="0" w:color="auto"/>
-              <w:left w:val="single" w:sz="4" w:space="0" w:color="auto"/>
-              <w:bottom w:val="single" w:sz="4" w:space="0" w:color="auto"/>
-              <w:right w:val="single" w:sz="4" w:space="0" w:color="auto"/>
-            </w:tcBorders>
-            <w:tcMar>
-              <w:top w:w="100" w:type="dxa"/>
-              <w:left w:w="120" w:type="dxa"/>
-              <w:bottom w:w="100" w:type="dxa"/>
-              <w:right w:w="120" w:type="dxa"/>
-            </w:tcMar>
-            <w:vAlign w:val="center"/>
-          </w:tcPr>
-          <w:p>
-            <w:pPr>
-              <w:spacing w:after="160" w:line="278" w:lineRule="auto"/>
-              <w:rPr>
-                <w:rFonts w:ascii="Times New Roman" w:hAnsi="Times New Roman" w:cs="Times New Roman"/>
-              </w:rPr>
-            </w:pPr>
+            <w:tcW w:w="3112" w:type="dxa"/>
+            <w:tcBorders>
+              <w:top w:val="single" w:sz="4" w:space="0" w:color="auto"/>
+              <w:left w:val="single" w:sz="4" w:space="0" w:color="auto"/>
+              <w:bottom w:val="single" w:sz="4" w:space="0" w:color="auto"/>
+              <w:right w:val="single" w:sz="4" w:space="0" w:color="auto"/>
+            </w:tcBorders>
+            <w:tcMar>
+              <w:top w:w="100" w:type="dxa"/>
+              <w:left w:w="120" w:type="dxa"/>
+              <w:bottom w:w="100" w:type="dxa"/>
+              <w:right w:w="120" w:type="dxa"/>
+            </w:tcMar>
+            <w:vAlign w:val="center"/>
+            <w:hideMark/>
+          </w:tcPr>
+          <w:p>
+            <w:pPr>
+              <w:spacing w:after="160" w:line="278" w:lineRule="auto"/>
+              <w:rPr>
+                <w:rFonts w:ascii="Times New Roman" w:hAnsi="Times New Roman" w:cs="Times New Roman"/>
+              </w:rPr>
+            </w:pPr>
+            <w:r>
+              <w:rPr>
+                <w:rFonts w:ascii="Times New Roman" w:hAnsi="Times New Roman" w:cs="Times New Roman"/>
+              </w:rPr>
+              <w:t>PASS</w:t>
+            </w:r>
+          </w:p>
+        </w:tc>
+        <w:tc>
+          <w:tcPr>
+            <w:tcW w:w="3100" w:type="dxa"/>
+            <w:tcBorders>
+              <w:top w:val="single" w:sz="4" w:space="0" w:color="auto"/>
+              <w:left w:val="single" w:sz="4" w:space="0" w:color="auto"/>
+              <w:bottom w:val="single" w:sz="4" w:space="0" w:color="auto"/>
+              <w:right w:val="single" w:sz="4" w:space="0" w:color="auto"/>
+            </w:tcBorders>
+            <w:tcMar>
+              <w:top w:w="100" w:type="dxa"/>
+              <w:left w:w="120" w:type="dxa"/>
+              <w:bottom w:w="100" w:type="dxa"/>
+              <w:right w:w="120" w:type="dxa"/>
+            </w:tcMar>
+            <w:vAlign w:val="center"/>
+          </w:tcPr>
+          <w:p>
+            <w:pPr>
+              <w:spacing w:after="160" w:line="278" w:lineRule="auto"/>
+              <w:rPr>
+                <w:rFonts w:ascii="Times New Roman" w:hAnsi="Times New Roman" w:cs="Times New Roman"/>
+                <w:lang w:val="vi-VN"/>
+              </w:rPr>
+            </w:pPr>
+            <w:r>
+              <w:rPr>
+                <w:rFonts w:ascii="Times New Roman" w:hAnsi="Times New Roman" w:cs="Times New Roman"/>
+                <w:lang w:val="vi-VN"/>
+              </w:rPr>
+              <w:t xml:space="preserve"> </w:t>
+            </w:r>
+            <w:r>
+              <w:rPr>
+                <w:rFonts w:ascii="Times New Roman" w:hAnsi="Times New Roman" w:cs="Times New Roman"/>
+              </w:rPr>
+              <w:t xml:space="preserve">Hình </w:t>
+            </w:r>
+            <w:r>
+              <w:rPr>
+                <w:rFonts w:ascii="Times New Roman" w:hAnsi="Times New Roman" w:cs="Times New Roman"/>
+              </w:rPr>
+              <w:t>H4</w:t>
+            </w:r>
           </w:p>
         </w:tc>
       </w:tr>
@@ -10222,7 +10865,7 @@
         </w:trPr>
         <w:tc>
           <w:tcPr>
-            <w:tcW w:w="3312" w:type="dxa"/>
+            <w:tcW w:w="3138" w:type="dxa"/>
             <w:tcBorders>
               <w:top w:val="single" w:sz="4" w:space="0" w:color="auto"/>
               <w:left w:val="single" w:sz="4" w:space="0" w:color="auto"/>
@@ -10255,61 +10898,81 @@
         </w:tc>
         <w:tc>
           <w:tcPr>
-            <w:tcW w:w="3312" w:type="dxa"/>
-            <w:tcBorders>
-              <w:top w:val="single" w:sz="4" w:space="0" w:color="auto"/>
-              <w:left w:val="single" w:sz="4" w:space="0" w:color="auto"/>
-              <w:bottom w:val="single" w:sz="4" w:space="0" w:color="auto"/>
-              <w:right w:val="single" w:sz="4" w:space="0" w:color="auto"/>
-            </w:tcBorders>
-            <w:tcMar>
-              <w:top w:w="100" w:type="dxa"/>
-              <w:left w:w="120" w:type="dxa"/>
-              <w:bottom w:w="100" w:type="dxa"/>
-              <w:right w:w="120" w:type="dxa"/>
-            </w:tcMar>
-            <w:vAlign w:val="center"/>
-            <w:hideMark/>
-          </w:tcPr>
-          <w:p>
-            <w:pPr>
-              <w:spacing w:after="160" w:line="278" w:lineRule="auto"/>
-              <w:rPr>
-                <w:rFonts w:ascii="Times New Roman" w:hAnsi="Times New Roman" w:cs="Times New Roman"/>
-              </w:rPr>
-            </w:pPr>
-            <w:r>
-              <w:rPr>
-                <w:rFonts w:ascii="Times New Roman" w:hAnsi="Times New Roman" w:cs="Times New Roman"/>
-              </w:rPr>
-              <w:t>PENDING</w:t>
-            </w:r>
-          </w:p>
-        </w:tc>
-        <w:tc>
-          <w:tcPr>
-            <w:tcW w:w="3312" w:type="dxa"/>
-            <w:tcBorders>
-              <w:top w:val="single" w:sz="4" w:space="0" w:color="auto"/>
-              <w:left w:val="single" w:sz="4" w:space="0" w:color="auto"/>
-              <w:bottom w:val="single" w:sz="4" w:space="0" w:color="auto"/>
-              <w:right w:val="single" w:sz="4" w:space="0" w:color="auto"/>
-            </w:tcBorders>
-            <w:tcMar>
-              <w:top w:w="100" w:type="dxa"/>
-              <w:left w:w="120" w:type="dxa"/>
-              <w:bottom w:w="100" w:type="dxa"/>
-              <w:right w:w="120" w:type="dxa"/>
-            </w:tcMar>
-            <w:vAlign w:val="center"/>
-          </w:tcPr>
-          <w:p>
-            <w:pPr>
-              <w:spacing w:after="160" w:line="278" w:lineRule="auto"/>
-              <w:rPr>
-                <w:rFonts w:ascii="Times New Roman" w:hAnsi="Times New Roman" w:cs="Times New Roman"/>
-              </w:rPr>
-            </w:pPr>
+            <w:tcW w:w="3112" w:type="dxa"/>
+            <w:tcBorders>
+              <w:top w:val="single" w:sz="4" w:space="0" w:color="auto"/>
+              <w:left w:val="single" w:sz="4" w:space="0" w:color="auto"/>
+              <w:bottom w:val="single" w:sz="4" w:space="0" w:color="auto"/>
+              <w:right w:val="single" w:sz="4" w:space="0" w:color="auto"/>
+            </w:tcBorders>
+            <w:tcMar>
+              <w:top w:w="100" w:type="dxa"/>
+              <w:left w:w="120" w:type="dxa"/>
+              <w:bottom w:w="100" w:type="dxa"/>
+              <w:right w:w="120" w:type="dxa"/>
+            </w:tcMar>
+            <w:vAlign w:val="center"/>
+            <w:hideMark/>
+          </w:tcPr>
+          <w:p>
+            <w:pPr>
+              <w:spacing w:after="160" w:line="278" w:lineRule="auto"/>
+              <w:rPr>
+                <w:rFonts w:ascii="Times New Roman" w:hAnsi="Times New Roman" w:cs="Times New Roman"/>
+              </w:rPr>
+            </w:pPr>
+            <w:r>
+              <w:rPr>
+                <w:rFonts w:ascii="Times New Roman" w:hAnsi="Times New Roman" w:cs="Times New Roman"/>
+              </w:rPr>
+              <w:t>PASS</w:t>
+            </w:r>
+          </w:p>
+        </w:tc>
+        <w:tc>
+          <w:tcPr>
+            <w:tcW w:w="3100" w:type="dxa"/>
+            <w:tcBorders>
+              <w:top w:val="single" w:sz="4" w:space="0" w:color="auto"/>
+              <w:left w:val="single" w:sz="4" w:space="0" w:color="auto"/>
+              <w:bottom w:val="single" w:sz="4" w:space="0" w:color="auto"/>
+              <w:right w:val="single" w:sz="4" w:space="0" w:color="auto"/>
+            </w:tcBorders>
+            <w:tcMar>
+              <w:top w:w="100" w:type="dxa"/>
+              <w:left w:w="120" w:type="dxa"/>
+              <w:bottom w:w="100" w:type="dxa"/>
+              <w:right w:w="120" w:type="dxa"/>
+            </w:tcMar>
+            <w:vAlign w:val="center"/>
+          </w:tcPr>
+          <w:p>
+            <w:pPr>
+              <w:spacing w:after="160" w:line="278" w:lineRule="auto"/>
+              <w:rPr>
+                <w:rFonts w:ascii="Times New Roman" w:hAnsi="Times New Roman" w:cs="Times New Roman"/>
+                <w:lang w:val="vi-VN"/>
+              </w:rPr>
+            </w:pPr>
+            <w:r>
+              <w:rPr>
+                <w:rFonts w:ascii="Times New Roman" w:hAnsi="Times New Roman" w:cs="Times New Roman"/>
+                <w:lang w:val="vi-VN"/>
+              </w:rPr>
+              <w:t xml:space="preserve"> </w:t>
+            </w:r>
+            <w:r>
+              <w:rPr>
+                <w:rFonts w:ascii="Times New Roman" w:hAnsi="Times New Roman" w:cs="Times New Roman"/>
+              </w:rPr>
+              <w:t xml:space="preserve">Hình </w:t>
+            </w:r>
+            <w:r>
+              <w:rPr>
+                <w:rFonts w:ascii="Times New Roman" w:hAnsi="Times New Roman" w:cs="Times New Roman"/>
+              </w:rPr>
+              <w:t>H5</w:t>
+            </w:r>
           </w:p>
         </w:tc>
       </w:tr>
@@ -10319,7 +10982,7 @@
         </w:trPr>
         <w:tc>
           <w:tcPr>
-            <w:tcW w:w="3312" w:type="dxa"/>
+            <w:tcW w:w="3138" w:type="dxa"/>
             <w:tcBorders>
               <w:top w:val="single" w:sz="4" w:space="0" w:color="auto"/>
               <w:left w:val="single" w:sz="4" w:space="0" w:color="auto"/>
@@ -10352,61 +11015,81 @@
         </w:tc>
         <w:tc>
           <w:tcPr>
-            <w:tcW w:w="3312" w:type="dxa"/>
-            <w:tcBorders>
-              <w:top w:val="single" w:sz="4" w:space="0" w:color="auto"/>
-              <w:left w:val="single" w:sz="4" w:space="0" w:color="auto"/>
-              <w:bottom w:val="single" w:sz="4" w:space="0" w:color="auto"/>
-              <w:right w:val="single" w:sz="4" w:space="0" w:color="auto"/>
-            </w:tcBorders>
-            <w:tcMar>
-              <w:top w:w="100" w:type="dxa"/>
-              <w:left w:w="120" w:type="dxa"/>
-              <w:bottom w:w="100" w:type="dxa"/>
-              <w:right w:w="120" w:type="dxa"/>
-            </w:tcMar>
-            <w:vAlign w:val="center"/>
-            <w:hideMark/>
-          </w:tcPr>
-          <w:p>
-            <w:pPr>
-              <w:spacing w:after="160" w:line="278" w:lineRule="auto"/>
-              <w:rPr>
-                <w:rFonts w:ascii="Times New Roman" w:hAnsi="Times New Roman" w:cs="Times New Roman"/>
-              </w:rPr>
-            </w:pPr>
-            <w:r>
-              <w:rPr>
-                <w:rFonts w:ascii="Times New Roman" w:hAnsi="Times New Roman" w:cs="Times New Roman"/>
-              </w:rPr>
-              <w:t>PENDING</w:t>
-            </w:r>
-          </w:p>
-        </w:tc>
-        <w:tc>
-          <w:tcPr>
-            <w:tcW w:w="3312" w:type="dxa"/>
-            <w:tcBorders>
-              <w:top w:val="single" w:sz="4" w:space="0" w:color="auto"/>
-              <w:left w:val="single" w:sz="4" w:space="0" w:color="auto"/>
-              <w:bottom w:val="single" w:sz="4" w:space="0" w:color="auto"/>
-              <w:right w:val="single" w:sz="4" w:space="0" w:color="auto"/>
-            </w:tcBorders>
-            <w:tcMar>
-              <w:top w:w="100" w:type="dxa"/>
-              <w:left w:w="120" w:type="dxa"/>
-              <w:bottom w:w="100" w:type="dxa"/>
-              <w:right w:w="120" w:type="dxa"/>
-            </w:tcMar>
-            <w:vAlign w:val="center"/>
-          </w:tcPr>
-          <w:p>
-            <w:pPr>
-              <w:spacing w:after="160" w:line="278" w:lineRule="auto"/>
-              <w:rPr>
-                <w:rFonts w:ascii="Times New Roman" w:hAnsi="Times New Roman" w:cs="Times New Roman"/>
-              </w:rPr>
-            </w:pPr>
+            <w:tcW w:w="3112" w:type="dxa"/>
+            <w:tcBorders>
+              <w:top w:val="single" w:sz="4" w:space="0" w:color="auto"/>
+              <w:left w:val="single" w:sz="4" w:space="0" w:color="auto"/>
+              <w:bottom w:val="single" w:sz="4" w:space="0" w:color="auto"/>
+              <w:right w:val="single" w:sz="4" w:space="0" w:color="auto"/>
+            </w:tcBorders>
+            <w:tcMar>
+              <w:top w:w="100" w:type="dxa"/>
+              <w:left w:w="120" w:type="dxa"/>
+              <w:bottom w:w="100" w:type="dxa"/>
+              <w:right w:w="120" w:type="dxa"/>
+            </w:tcMar>
+            <w:vAlign w:val="center"/>
+            <w:hideMark/>
+          </w:tcPr>
+          <w:p>
+            <w:pPr>
+              <w:spacing w:after="160" w:line="278" w:lineRule="auto"/>
+              <w:rPr>
+                <w:rFonts w:ascii="Times New Roman" w:hAnsi="Times New Roman" w:cs="Times New Roman"/>
+              </w:rPr>
+            </w:pPr>
+            <w:r>
+              <w:rPr>
+                <w:rFonts w:ascii="Times New Roman" w:hAnsi="Times New Roman" w:cs="Times New Roman"/>
+              </w:rPr>
+              <w:t>PASS</w:t>
+            </w:r>
+          </w:p>
+        </w:tc>
+        <w:tc>
+          <w:tcPr>
+            <w:tcW w:w="3100" w:type="dxa"/>
+            <w:tcBorders>
+              <w:top w:val="single" w:sz="4" w:space="0" w:color="auto"/>
+              <w:left w:val="single" w:sz="4" w:space="0" w:color="auto"/>
+              <w:bottom w:val="single" w:sz="4" w:space="0" w:color="auto"/>
+              <w:right w:val="single" w:sz="4" w:space="0" w:color="auto"/>
+            </w:tcBorders>
+            <w:tcMar>
+              <w:top w:w="100" w:type="dxa"/>
+              <w:left w:w="120" w:type="dxa"/>
+              <w:bottom w:w="100" w:type="dxa"/>
+              <w:right w:w="120" w:type="dxa"/>
+            </w:tcMar>
+            <w:vAlign w:val="center"/>
+          </w:tcPr>
+          <w:p>
+            <w:pPr>
+              <w:spacing w:after="160" w:line="278" w:lineRule="auto"/>
+              <w:rPr>
+                <w:rFonts w:ascii="Times New Roman" w:hAnsi="Times New Roman" w:cs="Times New Roman"/>
+                <w:lang w:val="vi-VN"/>
+              </w:rPr>
+            </w:pPr>
+            <w:r>
+              <w:rPr>
+                <w:rFonts w:ascii="Times New Roman" w:hAnsi="Times New Roman" w:cs="Times New Roman"/>
+              </w:rPr>
+              <w:t>Hình</w:t>
+            </w:r>
+            <w:r>
+              <w:rPr>
+                <w:rFonts w:ascii="Times New Roman" w:hAnsi="Times New Roman" w:cs="Times New Roman"/>
+                <w:lang w:val="vi-VN"/>
+              </w:rPr>
+              <w:t xml:space="preserve"> </w:t>
+            </w:r>
+            <w:r>
+              <w:rPr>
+                <w:rFonts w:ascii="Times New Roman" w:hAnsi="Times New Roman" w:cs="Times New Roman"/>
+              </w:rPr>
+              <w:t>H6, H7, H8</w:t>
+            </w:r>
           </w:p>
         </w:tc>
       </w:tr>
@@ -10416,7 +11099,7 @@
         </w:trPr>
         <w:tc>
           <w:tcPr>
-            <w:tcW w:w="3312" w:type="dxa"/>
+            <w:tcW w:w="3138" w:type="dxa"/>
             <w:tcBorders>
               <w:top w:val="single" w:sz="4" w:space="0" w:color="auto"/>
               <w:left w:val="single" w:sz="4" w:space="0" w:color="auto"/>
@@ -10449,61 +11132,68 @@
         </w:tc>
         <w:tc>
           <w:tcPr>
-            <w:tcW w:w="3312" w:type="dxa"/>
-            <w:tcBorders>
-              <w:top w:val="single" w:sz="4" w:space="0" w:color="auto"/>
-              <w:left w:val="single" w:sz="4" w:space="0" w:color="auto"/>
-              <w:bottom w:val="single" w:sz="4" w:space="0" w:color="auto"/>
-              <w:right w:val="single" w:sz="4" w:space="0" w:color="auto"/>
-            </w:tcBorders>
-            <w:tcMar>
-              <w:top w:w="100" w:type="dxa"/>
-              <w:left w:w="120" w:type="dxa"/>
-              <w:bottom w:w="100" w:type="dxa"/>
-              <w:right w:w="120" w:type="dxa"/>
-            </w:tcMar>
-            <w:vAlign w:val="center"/>
-            <w:hideMark/>
-          </w:tcPr>
-          <w:p>
-            <w:pPr>
-              <w:spacing w:after="160" w:line="278" w:lineRule="auto"/>
-              <w:rPr>
-                <w:rFonts w:ascii="Times New Roman" w:hAnsi="Times New Roman" w:cs="Times New Roman"/>
-              </w:rPr>
-            </w:pPr>
-            <w:r>
-              <w:rPr>
-                <w:rFonts w:ascii="Times New Roman" w:hAnsi="Times New Roman" w:cs="Times New Roman"/>
-              </w:rPr>
-              <w:t>PENDING</w:t>
-            </w:r>
-          </w:p>
-        </w:tc>
-        <w:tc>
-          <w:tcPr>
-            <w:tcW w:w="3312" w:type="dxa"/>
-            <w:tcBorders>
-              <w:top w:val="single" w:sz="4" w:space="0" w:color="auto"/>
-              <w:left w:val="single" w:sz="4" w:space="0" w:color="auto"/>
-              <w:bottom w:val="single" w:sz="4" w:space="0" w:color="auto"/>
-              <w:right w:val="single" w:sz="4" w:space="0" w:color="auto"/>
-            </w:tcBorders>
-            <w:tcMar>
-              <w:top w:w="100" w:type="dxa"/>
-              <w:left w:w="120" w:type="dxa"/>
-              <w:bottom w:w="100" w:type="dxa"/>
-              <w:right w:w="120" w:type="dxa"/>
-            </w:tcMar>
-            <w:vAlign w:val="center"/>
-          </w:tcPr>
-          <w:p>
-            <w:pPr>
-              <w:spacing w:after="160" w:line="278" w:lineRule="auto"/>
-              <w:rPr>
-                <w:rFonts w:ascii="Times New Roman" w:hAnsi="Times New Roman" w:cs="Times New Roman"/>
-              </w:rPr>
-            </w:pPr>
+            <w:tcW w:w="3112" w:type="dxa"/>
+            <w:tcBorders>
+              <w:top w:val="single" w:sz="4" w:space="0" w:color="auto"/>
+              <w:left w:val="single" w:sz="4" w:space="0" w:color="auto"/>
+              <w:bottom w:val="single" w:sz="4" w:space="0" w:color="auto"/>
+              <w:right w:val="single" w:sz="4" w:space="0" w:color="auto"/>
+            </w:tcBorders>
+            <w:tcMar>
+              <w:top w:w="100" w:type="dxa"/>
+              <w:left w:w="120" w:type="dxa"/>
+              <w:bottom w:w="100" w:type="dxa"/>
+              <w:right w:w="120" w:type="dxa"/>
+            </w:tcMar>
+            <w:vAlign w:val="center"/>
+            <w:hideMark/>
+          </w:tcPr>
+          <w:p>
+            <w:pPr>
+              <w:spacing w:after="160" w:line="278" w:lineRule="auto"/>
+              <w:rPr>
+                <w:rFonts w:ascii="Times New Roman" w:hAnsi="Times New Roman" w:cs="Times New Roman"/>
+              </w:rPr>
+            </w:pPr>
+            <w:r>
+              <w:rPr>
+                <w:rFonts w:ascii="Times New Roman" w:hAnsi="Times New Roman" w:cs="Times New Roman"/>
+              </w:rPr>
+              <w:t>PASS</w:t>
+            </w:r>
+          </w:p>
+        </w:tc>
+        <w:tc>
+          <w:tcPr>
+            <w:tcW w:w="3100" w:type="dxa"/>
+            <w:tcBorders>
+              <w:top w:val="single" w:sz="4" w:space="0" w:color="auto"/>
+              <w:left w:val="single" w:sz="4" w:space="0" w:color="auto"/>
+              <w:bottom w:val="single" w:sz="4" w:space="0" w:color="auto"/>
+              <w:right w:val="single" w:sz="4" w:space="0" w:color="auto"/>
+            </w:tcBorders>
+            <w:tcMar>
+              <w:top w:w="100" w:type="dxa"/>
+              <w:left w:w="120" w:type="dxa"/>
+              <w:bottom w:w="100" w:type="dxa"/>
+              <w:right w:w="120" w:type="dxa"/>
+            </w:tcMar>
+            <w:vAlign w:val="center"/>
+          </w:tcPr>
+          <w:p>
+            <w:pPr>
+              <w:spacing w:after="160" w:line="278" w:lineRule="auto"/>
+              <w:rPr>
+                <w:rFonts w:ascii="Times New Roman" w:hAnsi="Times New Roman" w:cs="Times New Roman"/>
+                <w:lang w:val="vi-VN"/>
+              </w:rPr>
+            </w:pPr>
+            <w:r>
+              <w:rPr>
+                <w:rFonts w:ascii="Times New Roman" w:hAnsi="Times New Roman" w:cs="Times New Roman"/>
+              </w:rPr>
+              <w:t>Hình H9, H10</w:t>
+            </w:r>
           </w:p>
         </w:tc>
       </w:tr>
@@ -10513,7 +11203,7 @@
         </w:trPr>
         <w:tc>
           <w:tcPr>
-            <w:tcW w:w="3312" w:type="dxa"/>
+            <w:tcW w:w="3138" w:type="dxa"/>
             <w:tcBorders>
               <w:top w:val="single" w:sz="4" w:space="0" w:color="auto"/>
               <w:left w:val="single" w:sz="4" w:space="0" w:color="auto"/>
@@ -10546,61 +11236,81 @@
         </w:tc>
         <w:tc>
           <w:tcPr>
-            <w:tcW w:w="3312" w:type="dxa"/>
-            <w:tcBorders>
-              <w:top w:val="single" w:sz="4" w:space="0" w:color="auto"/>
-              <w:left w:val="single" w:sz="4" w:space="0" w:color="auto"/>
-              <w:bottom w:val="single" w:sz="4" w:space="0" w:color="auto"/>
-              <w:right w:val="single" w:sz="4" w:space="0" w:color="auto"/>
-            </w:tcBorders>
-            <w:tcMar>
-              <w:top w:w="100" w:type="dxa"/>
-              <w:left w:w="120" w:type="dxa"/>
-              <w:bottom w:w="100" w:type="dxa"/>
-              <w:right w:w="120" w:type="dxa"/>
-            </w:tcMar>
-            <w:vAlign w:val="center"/>
-            <w:hideMark/>
-          </w:tcPr>
-          <w:p>
-            <w:pPr>
-              <w:spacing w:after="160" w:line="278" w:lineRule="auto"/>
-              <w:rPr>
-                <w:rFonts w:ascii="Times New Roman" w:hAnsi="Times New Roman" w:cs="Times New Roman"/>
-              </w:rPr>
-            </w:pPr>
-            <w:r>
-              <w:rPr>
-                <w:rFonts w:ascii="Times New Roman" w:hAnsi="Times New Roman" w:cs="Times New Roman"/>
-              </w:rPr>
-              <w:t>PENDING</w:t>
-            </w:r>
-          </w:p>
-        </w:tc>
-        <w:tc>
-          <w:tcPr>
-            <w:tcW w:w="3312" w:type="dxa"/>
-            <w:tcBorders>
-              <w:top w:val="single" w:sz="4" w:space="0" w:color="auto"/>
-              <w:left w:val="single" w:sz="4" w:space="0" w:color="auto"/>
-              <w:bottom w:val="single" w:sz="4" w:space="0" w:color="auto"/>
-              <w:right w:val="single" w:sz="4" w:space="0" w:color="auto"/>
-            </w:tcBorders>
-            <w:tcMar>
-              <w:top w:w="100" w:type="dxa"/>
-              <w:left w:w="120" w:type="dxa"/>
-              <w:bottom w:w="100" w:type="dxa"/>
-              <w:right w:w="120" w:type="dxa"/>
-            </w:tcMar>
-            <w:vAlign w:val="center"/>
-          </w:tcPr>
-          <w:p>
-            <w:pPr>
-              <w:spacing w:after="160" w:line="278" w:lineRule="auto"/>
-              <w:rPr>
-                <w:rFonts w:ascii="Times New Roman" w:hAnsi="Times New Roman" w:cs="Times New Roman"/>
-              </w:rPr>
-            </w:pPr>
+            <w:tcW w:w="3112" w:type="dxa"/>
+            <w:tcBorders>
+              <w:top w:val="single" w:sz="4" w:space="0" w:color="auto"/>
+              <w:left w:val="single" w:sz="4" w:space="0" w:color="auto"/>
+              <w:bottom w:val="single" w:sz="4" w:space="0" w:color="auto"/>
+              <w:right w:val="single" w:sz="4" w:space="0" w:color="auto"/>
+            </w:tcBorders>
+            <w:tcMar>
+              <w:top w:w="100" w:type="dxa"/>
+              <w:left w:w="120" w:type="dxa"/>
+              <w:bottom w:w="100" w:type="dxa"/>
+              <w:right w:w="120" w:type="dxa"/>
+            </w:tcMar>
+            <w:vAlign w:val="center"/>
+            <w:hideMark/>
+          </w:tcPr>
+          <w:p>
+            <w:pPr>
+              <w:spacing w:after="160" w:line="278" w:lineRule="auto"/>
+              <w:rPr>
+                <w:rFonts w:ascii="Times New Roman" w:hAnsi="Times New Roman" w:cs="Times New Roman"/>
+              </w:rPr>
+            </w:pPr>
+            <w:r>
+              <w:rPr>
+                <w:rFonts w:ascii="Times New Roman" w:hAnsi="Times New Roman" w:cs="Times New Roman"/>
+              </w:rPr>
+              <w:t>PASS</w:t>
+            </w:r>
+          </w:p>
+        </w:tc>
+        <w:tc>
+          <w:tcPr>
+            <w:tcW w:w="3100" w:type="dxa"/>
+            <w:tcBorders>
+              <w:top w:val="single" w:sz="4" w:space="0" w:color="auto"/>
+              <w:left w:val="single" w:sz="4" w:space="0" w:color="auto"/>
+              <w:bottom w:val="single" w:sz="4" w:space="0" w:color="auto"/>
+              <w:right w:val="single" w:sz="4" w:space="0" w:color="auto"/>
+            </w:tcBorders>
+            <w:tcMar>
+              <w:top w:w="100" w:type="dxa"/>
+              <w:left w:w="120" w:type="dxa"/>
+              <w:bottom w:w="100" w:type="dxa"/>
+              <w:right w:w="120" w:type="dxa"/>
+            </w:tcMar>
+            <w:vAlign w:val="center"/>
+          </w:tcPr>
+          <w:p>
+            <w:pPr>
+              <w:spacing w:after="160" w:line="278" w:lineRule="auto"/>
+              <w:rPr>
+                <w:rFonts w:ascii="Times New Roman" w:hAnsi="Times New Roman" w:cs="Times New Roman"/>
+                <w:lang w:val="vi-VN"/>
+              </w:rPr>
+            </w:pPr>
+            <w:r>
+              <w:rPr>
+                <w:rFonts w:ascii="Times New Roman" w:hAnsi="Times New Roman" w:cs="Times New Roman"/>
+                <w:lang w:val="vi-VN"/>
+              </w:rPr>
+              <w:t xml:space="preserve"> </w:t>
+            </w:r>
+            <w:r>
+              <w:rPr>
+                <w:rFonts w:ascii="Times New Roman" w:hAnsi="Times New Roman" w:cs="Times New Roman"/>
+              </w:rPr>
+              <w:t xml:space="preserve">Hình </w:t>
+            </w:r>
+            <w:r>
+              <w:rPr>
+                <w:rFonts w:ascii="Times New Roman" w:hAnsi="Times New Roman" w:cs="Times New Roman"/>
+              </w:rPr>
+              <w:t>H10A</w:t>
+            </w:r>
           </w:p>
         </w:tc>
       </w:tr>
@@ -10610,94 +11320,115 @@
         </w:trPr>
         <w:tc>
           <w:tcPr>
-            <w:tcW w:w="3312" w:type="dxa"/>
-            <w:tcBorders>
-              <w:top w:val="single" w:sz="4" w:space="0" w:color="auto"/>
-              <w:left w:val="single" w:sz="4" w:space="0" w:color="auto"/>
-              <w:bottom w:val="single" w:sz="4" w:space="0" w:color="auto"/>
-              <w:right w:val="single" w:sz="4" w:space="0" w:color="auto"/>
-            </w:tcBorders>
-            <w:tcMar>
-              <w:top w:w="100" w:type="dxa"/>
-              <w:left w:w="120" w:type="dxa"/>
-              <w:bottom w:w="100" w:type="dxa"/>
-              <w:right w:w="120" w:type="dxa"/>
-            </w:tcMar>
-            <w:vAlign w:val="center"/>
-            <w:hideMark/>
-          </w:tcPr>
-          <w:p>
-            <w:pPr>
-              <w:spacing w:after="160" w:line="278" w:lineRule="auto"/>
-              <w:rPr>
-                <w:rFonts w:ascii="Times New Roman" w:hAnsi="Times New Roman" w:cs="Times New Roman"/>
-              </w:rPr>
-            </w:pPr>
-            <w:r>
-              <w:rPr>
-                <w:rFonts w:ascii="Times New Roman" w:hAnsi="Times New Roman" w:cs="Times New Roman"/>
-              </w:rPr>
+            <w:tcW w:w="3138" w:type="dxa"/>
+            <w:tcBorders>
+              <w:top w:val="single" w:sz="4" w:space="0" w:color="auto"/>
+              <w:left w:val="single" w:sz="4" w:space="0" w:color="auto"/>
+              <w:bottom w:val="single" w:sz="4" w:space="0" w:color="auto"/>
+              <w:right w:val="single" w:sz="4" w:space="0" w:color="auto"/>
+            </w:tcBorders>
+            <w:tcMar>
+              <w:top w:w="100" w:type="dxa"/>
+              <w:left w:w="120" w:type="dxa"/>
+              <w:bottom w:w="100" w:type="dxa"/>
+              <w:right w:w="120" w:type="dxa"/>
+            </w:tcMar>
+            <w:vAlign w:val="center"/>
+            <w:hideMark/>
+          </w:tcPr>
+          <w:p>
+            <w:pPr>
+              <w:spacing w:after="160" w:line="278" w:lineRule="auto"/>
+              <w:rPr>
+                <w:rFonts w:ascii="Times New Roman" w:hAnsi="Times New Roman" w:cs="Times New Roman"/>
+              </w:rPr>
+            </w:pPr>
+            <w:r>
+              <w:rPr>
+                <w:rFonts w:ascii="Times New Roman" w:hAnsi="Times New Roman" w:cs="Times New Roman"/>
+              </w:rPr>
+              <w:lastRenderedPageBreak/>
               <w:t>Phishing Analysis</w:t>
             </w:r>
           </w:p>
         </w:tc>
         <w:tc>
           <w:tcPr>
-            <w:tcW w:w="3312" w:type="dxa"/>
-            <w:tcBorders>
-              <w:top w:val="single" w:sz="4" w:space="0" w:color="auto"/>
-              <w:left w:val="single" w:sz="4" w:space="0" w:color="auto"/>
-              <w:bottom w:val="single" w:sz="4" w:space="0" w:color="auto"/>
-              <w:right w:val="single" w:sz="4" w:space="0" w:color="auto"/>
-            </w:tcBorders>
-            <w:tcMar>
-              <w:top w:w="100" w:type="dxa"/>
-              <w:left w:w="120" w:type="dxa"/>
-              <w:bottom w:w="100" w:type="dxa"/>
-              <w:right w:w="120" w:type="dxa"/>
-            </w:tcMar>
-            <w:vAlign w:val="center"/>
-            <w:hideMark/>
-          </w:tcPr>
-          <w:p>
-            <w:pPr>
-              <w:spacing w:after="160" w:line="278" w:lineRule="auto"/>
-              <w:rPr>
-                <w:rFonts w:ascii="Times New Roman" w:hAnsi="Times New Roman" w:cs="Times New Roman"/>
-              </w:rPr>
-            </w:pPr>
-            <w:r>
-              <w:rPr>
-                <w:rFonts w:ascii="Times New Roman" w:hAnsi="Times New Roman" w:cs="Times New Roman"/>
-              </w:rPr>
-              <w:t>PENDING</w:t>
-            </w:r>
-          </w:p>
-        </w:tc>
-        <w:tc>
-          <w:tcPr>
-            <w:tcW w:w="3312" w:type="dxa"/>
-            <w:tcBorders>
-              <w:top w:val="single" w:sz="4" w:space="0" w:color="auto"/>
-              <w:left w:val="single" w:sz="4" w:space="0" w:color="auto"/>
-              <w:bottom w:val="single" w:sz="4" w:space="0" w:color="auto"/>
-              <w:right w:val="single" w:sz="4" w:space="0" w:color="auto"/>
-            </w:tcBorders>
-            <w:tcMar>
-              <w:top w:w="100" w:type="dxa"/>
-              <w:left w:w="120" w:type="dxa"/>
-              <w:bottom w:w="100" w:type="dxa"/>
-              <w:right w:w="120" w:type="dxa"/>
-            </w:tcMar>
-            <w:vAlign w:val="center"/>
-          </w:tcPr>
-          <w:p>
-            <w:pPr>
-              <w:spacing w:after="160" w:line="278" w:lineRule="auto"/>
-              <w:rPr>
-                <w:rFonts w:ascii="Times New Roman" w:hAnsi="Times New Roman" w:cs="Times New Roman"/>
-              </w:rPr>
-            </w:pPr>
+            <w:tcW w:w="3112" w:type="dxa"/>
+            <w:tcBorders>
+              <w:top w:val="single" w:sz="4" w:space="0" w:color="auto"/>
+              <w:left w:val="single" w:sz="4" w:space="0" w:color="auto"/>
+              <w:bottom w:val="single" w:sz="4" w:space="0" w:color="auto"/>
+              <w:right w:val="single" w:sz="4" w:space="0" w:color="auto"/>
+            </w:tcBorders>
+            <w:tcMar>
+              <w:top w:w="100" w:type="dxa"/>
+              <w:left w:w="120" w:type="dxa"/>
+              <w:bottom w:w="100" w:type="dxa"/>
+              <w:right w:w="120" w:type="dxa"/>
+            </w:tcMar>
+            <w:vAlign w:val="center"/>
+            <w:hideMark/>
+          </w:tcPr>
+          <w:p>
+            <w:pPr>
+              <w:spacing w:after="160" w:line="278" w:lineRule="auto"/>
+              <w:rPr>
+                <w:rFonts w:ascii="Times New Roman" w:hAnsi="Times New Roman" w:cs="Times New Roman"/>
+              </w:rPr>
+            </w:pPr>
+            <w:r>
+              <w:rPr>
+                <w:rFonts w:ascii="Times New Roman" w:hAnsi="Times New Roman" w:cs="Times New Roman"/>
+              </w:rPr>
+              <w:t>PASS</w:t>
+            </w:r>
+          </w:p>
+        </w:tc>
+        <w:tc>
+          <w:tcPr>
+            <w:tcW w:w="3100" w:type="dxa"/>
+            <w:tcBorders>
+              <w:top w:val="single" w:sz="4" w:space="0" w:color="auto"/>
+              <w:left w:val="single" w:sz="4" w:space="0" w:color="auto"/>
+              <w:bottom w:val="single" w:sz="4" w:space="0" w:color="auto"/>
+              <w:right w:val="single" w:sz="4" w:space="0" w:color="auto"/>
+            </w:tcBorders>
+            <w:tcMar>
+              <w:top w:w="100" w:type="dxa"/>
+              <w:left w:w="120" w:type="dxa"/>
+              <w:bottom w:w="100" w:type="dxa"/>
+              <w:right w:w="120" w:type="dxa"/>
+            </w:tcMar>
+            <w:vAlign w:val="center"/>
+          </w:tcPr>
+          <w:p>
+            <w:pPr>
+              <w:spacing w:after="160" w:line="278" w:lineRule="auto"/>
+              <w:rPr>
+                <w:rFonts w:ascii="Times New Roman" w:hAnsi="Times New Roman" w:cs="Times New Roman"/>
+                <w:lang w:val="vi-VN"/>
+              </w:rPr>
+            </w:pPr>
+            <w:r>
+              <w:rPr>
+                <w:rFonts w:ascii="Times New Roman" w:hAnsi="Times New Roman" w:cs="Times New Roman"/>
+                <w:lang w:val="vi-VN"/>
+              </w:rPr>
+              <w:t xml:space="preserve"> </w:t>
+            </w:r>
+            <w:r>
+              <w:rPr>
+                <w:rFonts w:ascii="Times New Roman" w:hAnsi="Times New Roman" w:cs="Times New Roman"/>
+              </w:rPr>
+              <w:t xml:space="preserve">Hình </w:t>
+            </w:r>
+            <w:r>
+              <w:rPr>
+                <w:rFonts w:ascii="Times New Roman" w:hAnsi="Times New Roman" w:cs="Times New Roman"/>
+              </w:rPr>
+              <w:t>H10B</w:t>
+            </w:r>
           </w:p>
         </w:tc>
       </w:tr>
@@ -10707,7 +11438,7 @@
         </w:trPr>
         <w:tc>
           <w:tcPr>
-            <w:tcW w:w="3312" w:type="dxa"/>
+            <w:tcW w:w="3138" w:type="dxa"/>
             <w:tcBorders>
               <w:top w:val="single" w:sz="4" w:space="0" w:color="auto"/>
               <w:left w:val="single" w:sz="4" w:space="0" w:color="auto"/>
@@ -10740,61 +11471,75 @@
         </w:tc>
         <w:tc>
           <w:tcPr>
-            <w:tcW w:w="3312" w:type="dxa"/>
-            <w:tcBorders>
-              <w:top w:val="single" w:sz="4" w:space="0" w:color="auto"/>
-              <w:left w:val="single" w:sz="4" w:space="0" w:color="auto"/>
-              <w:bottom w:val="single" w:sz="4" w:space="0" w:color="auto"/>
-              <w:right w:val="single" w:sz="4" w:space="0" w:color="auto"/>
-            </w:tcBorders>
-            <w:tcMar>
-              <w:top w:w="100" w:type="dxa"/>
-              <w:left w:w="120" w:type="dxa"/>
-              <w:bottom w:w="100" w:type="dxa"/>
-              <w:right w:w="120" w:type="dxa"/>
-            </w:tcMar>
-            <w:vAlign w:val="center"/>
-            <w:hideMark/>
-          </w:tcPr>
-          <w:p>
-            <w:pPr>
-              <w:spacing w:after="160" w:line="278" w:lineRule="auto"/>
-              <w:rPr>
-                <w:rFonts w:ascii="Times New Roman" w:hAnsi="Times New Roman" w:cs="Times New Roman"/>
-              </w:rPr>
-            </w:pPr>
-            <w:r>
-              <w:rPr>
-                <w:rFonts w:ascii="Times New Roman" w:hAnsi="Times New Roman" w:cs="Times New Roman"/>
-              </w:rPr>
-              <w:t>PENDING</w:t>
-            </w:r>
-          </w:p>
-        </w:tc>
-        <w:tc>
-          <w:tcPr>
-            <w:tcW w:w="3312" w:type="dxa"/>
-            <w:tcBorders>
-              <w:top w:val="single" w:sz="4" w:space="0" w:color="auto"/>
-              <w:left w:val="single" w:sz="4" w:space="0" w:color="auto"/>
-              <w:bottom w:val="single" w:sz="4" w:space="0" w:color="auto"/>
-              <w:right w:val="single" w:sz="4" w:space="0" w:color="auto"/>
-            </w:tcBorders>
-            <w:tcMar>
-              <w:top w:w="100" w:type="dxa"/>
-              <w:left w:w="120" w:type="dxa"/>
-              <w:bottom w:w="100" w:type="dxa"/>
-              <w:right w:w="120" w:type="dxa"/>
-            </w:tcMar>
-            <w:vAlign w:val="center"/>
-          </w:tcPr>
-          <w:p>
-            <w:pPr>
-              <w:spacing w:after="160" w:line="278" w:lineRule="auto"/>
-              <w:rPr>
-                <w:rFonts w:ascii="Times New Roman" w:hAnsi="Times New Roman" w:cs="Times New Roman"/>
-              </w:rPr>
-            </w:pPr>
+            <w:tcW w:w="3112" w:type="dxa"/>
+            <w:tcBorders>
+              <w:top w:val="single" w:sz="4" w:space="0" w:color="auto"/>
+              <w:left w:val="single" w:sz="4" w:space="0" w:color="auto"/>
+              <w:bottom w:val="single" w:sz="4" w:space="0" w:color="auto"/>
+              <w:right w:val="single" w:sz="4" w:space="0" w:color="auto"/>
+            </w:tcBorders>
+            <w:tcMar>
+              <w:top w:w="100" w:type="dxa"/>
+              <w:left w:w="120" w:type="dxa"/>
+              <w:bottom w:w="100" w:type="dxa"/>
+              <w:right w:w="120" w:type="dxa"/>
+            </w:tcMar>
+            <w:vAlign w:val="center"/>
+            <w:hideMark/>
+          </w:tcPr>
+          <w:p>
+            <w:pPr>
+              <w:spacing w:after="160" w:line="278" w:lineRule="auto"/>
+              <w:rPr>
+                <w:rFonts w:ascii="Times New Roman" w:hAnsi="Times New Roman" w:cs="Times New Roman"/>
+              </w:rPr>
+            </w:pPr>
+            <w:r>
+              <w:rPr>
+                <w:rFonts w:ascii="Times New Roman" w:hAnsi="Times New Roman" w:cs="Times New Roman"/>
+              </w:rPr>
+              <w:t>PASS</w:t>
+            </w:r>
+          </w:p>
+        </w:tc>
+        <w:tc>
+          <w:tcPr>
+            <w:tcW w:w="3100" w:type="dxa"/>
+            <w:tcBorders>
+              <w:top w:val="single" w:sz="4" w:space="0" w:color="auto"/>
+              <w:left w:val="single" w:sz="4" w:space="0" w:color="auto"/>
+              <w:bottom w:val="single" w:sz="4" w:space="0" w:color="auto"/>
+              <w:right w:val="single" w:sz="4" w:space="0" w:color="auto"/>
+            </w:tcBorders>
+            <w:tcMar>
+              <w:top w:w="100" w:type="dxa"/>
+              <w:left w:w="120" w:type="dxa"/>
+              <w:bottom w:w="100" w:type="dxa"/>
+              <w:right w:w="120" w:type="dxa"/>
+            </w:tcMar>
+            <w:vAlign w:val="center"/>
+          </w:tcPr>
+          <w:p>
+            <w:pPr>
+              <w:spacing w:after="160" w:line="278" w:lineRule="auto"/>
+              <w:rPr>
+                <w:rFonts w:ascii="Times New Roman" w:hAnsi="Times New Roman" w:cs="Times New Roman"/>
+                <w:lang w:val="vi-VN"/>
+              </w:rPr>
+            </w:pPr>
+            <w:r>
+              <w:rPr>
+                <w:rFonts w:ascii="Times New Roman" w:hAnsi="Times New Roman" w:cs="Times New Roman"/>
+                <w:lang w:val="vi-VN"/>
+              </w:rPr>
+              <w:t xml:space="preserve"> </w:t>
+            </w:r>
+            <w:r>
+              <w:rPr>
+                <w:rFonts w:ascii="Times New Roman" w:hAnsi="Times New Roman" w:cs="Times New Roman"/>
+              </w:rPr>
+              <w:t>Hình H11</w:t>
+            </w:r>
           </w:p>
         </w:tc>
       </w:tr>
@@ -10848,6 +11593,7 @@
       <w:pPr>
         <w:rPr>
           <w:rFonts w:ascii="Times New Roman" w:hAnsi="Times New Roman" w:cs="Times New Roman"/>
+          <w:lang w:val="vi-VN"/>
         </w:rPr>
       </w:pPr>
       <w:r>
@@ -10855,8 +11601,7 @@
           <w:rFonts w:ascii="Times New Roman" w:hAnsi="Times New Roman" w:cs="Times New Roman"/>
           <w:b/>
         </w:rPr>
-        <w:lastRenderedPageBreak/>
-        <w:t>Kết quả tổng thể: [PASS / PARTIAL / NOT COMPLETED]</w:t>
+        <w:t>Kết quả tổng thể: PASS</w:t>
       </w:r>
     </w:p>
     <w:p>
@@ -11640,6 +12385,7 @@
   <w:style w:type="character" w:default="1" w:styleId="DefaultParagraphFont">
     <w:name w:val="Default Paragraph Font"/>
     <w:uiPriority w:val="1"/>
+    <w:semiHidden/>
     <w:unhideWhenUsed/>
   </w:style>
   <w:style w:type="table" w:default="1" w:styleId="TableNormal">
